--- a/CTF WT project report.docx
+++ b/CTF WT project report.docx
@@ -6,7 +6,7 @@
       <w:pPr>
         <w:jc w:val="center"/>
         <w:rPr>
-          <w:rFonts w:ascii="Book Antiqua" w:eastAsia="Times New Roman" w:hAnsi="Book Antiqua" w:cstheme="majorHAnsi"/>
+          <w:rFonts w:ascii="Times New Roman" w:eastAsia="Times New Roman" w:hAnsi="Times New Roman" w:cs="Times New Roman"/>
           <w:b/>
           <w:color w:val="222222"/>
           <w:sz w:val="28"/>
@@ -15,7 +15,7 @@
       </w:pPr>
       <w:r>
         <w:rPr>
-          <w:rFonts w:ascii="Book Antiqua" w:eastAsia="Times New Roman" w:hAnsi="Book Antiqua" w:cstheme="majorHAnsi"/>
+          <w:rFonts w:ascii="Times New Roman" w:eastAsia="Times New Roman" w:hAnsi="Times New Roman" w:cs="Times New Roman"/>
           <w:b/>
           <w:noProof/>
           <w:color w:val="222222"/>
@@ -65,31 +65,45 @@
       <w:pPr>
         <w:jc w:val="center"/>
         <w:rPr>
-          <w:rFonts w:ascii="Book Antiqua" w:eastAsia="Times New Roman" w:hAnsi="Book Antiqua" w:cstheme="majorHAnsi"/>
+          <w:rFonts w:ascii="Times New Roman" w:eastAsia="Times New Roman" w:hAnsi="Times New Roman" w:cs="Times New Roman"/>
           <w:b/>
           <w:color w:val="222222"/>
           <w:sz w:val="28"/>
           <w:szCs w:val="28"/>
-          <w:u w:val="none"/>
-        </w:rPr>
-      </w:pPr>
-      <w:r>
-        <w:rPr>
-          <w:rFonts w:ascii="Book Antiqua" w:eastAsia="Times New Roman" w:hAnsi="Book Antiqua" w:cstheme="majorHAnsi"/>
+        </w:rPr>
+      </w:pPr>
+    </w:p>
+    <w:p>
+      <w:pPr>
+        <w:spacing w:line="240" w:lineRule="auto"/>
+        <w:jc w:val="center"/>
+        <w:rPr>
+          <w:rFonts w:ascii="Times New Roman" w:eastAsia="Times New Roman" w:hAnsi="Times New Roman" w:cs="Times New Roman"/>
           <w:b/>
           <w:color w:val="222222"/>
           <w:sz w:val="28"/>
           <w:szCs w:val="28"/>
           <w:u w:val="none"/>
         </w:rPr>
+      </w:pPr>
+      <w:r>
+        <w:rPr>
+          <w:rFonts w:ascii="Times New Roman" w:eastAsia="Times New Roman" w:hAnsi="Times New Roman" w:cs="Times New Roman"/>
+          <w:b/>
+          <w:color w:val="222222"/>
+          <w:sz w:val="28"/>
+          <w:szCs w:val="28"/>
+          <w:u w:val="none"/>
+        </w:rPr>
         <w:t>SVKM’S NMIMS</w:t>
       </w:r>
     </w:p>
     <w:p>
       <w:pPr>
+        <w:spacing w:line="240" w:lineRule="auto"/>
         <w:jc w:val="center"/>
         <w:rPr>
-          <w:rFonts w:ascii="Book Antiqua" w:eastAsia="Times New Roman" w:hAnsi="Book Antiqua" w:cstheme="majorHAnsi"/>
+          <w:rFonts w:ascii="Times New Roman" w:eastAsia="Times New Roman" w:hAnsi="Times New Roman" w:cs="Times New Roman"/>
           <w:b/>
           <w:color w:val="222222"/>
           <w:sz w:val="28"/>
@@ -99,7 +113,7 @@
       </w:pPr>
       <w:r>
         <w:rPr>
-          <w:rFonts w:ascii="Book Antiqua" w:eastAsia="Times New Roman" w:hAnsi="Book Antiqua" w:cstheme="majorBidi"/>
+          <w:rFonts w:ascii="Times New Roman" w:eastAsia="Times New Roman" w:hAnsi="Times New Roman" w:cs="Times New Roman"/>
           <w:b/>
           <w:bCs/>
           <w:color w:val="222222"/>
@@ -114,7 +128,7 @@
       <w:pPr>
         <w:jc w:val="center"/>
         <w:rPr>
-          <w:rFonts w:ascii="Book Antiqua" w:eastAsia="Times New Roman" w:hAnsi="Book Antiqua" w:cstheme="majorHAnsi"/>
+          <w:rFonts w:ascii="Times New Roman" w:eastAsia="Times New Roman" w:hAnsi="Times New Roman" w:cs="Times New Roman"/>
           <w:b/>
           <w:color w:val="222222"/>
           <w:sz w:val="28"/>
@@ -127,7 +141,7 @@
       <w:pPr>
         <w:jc w:val="center"/>
         <w:rPr>
-          <w:rFonts w:ascii="Book Antiqua" w:eastAsia="Times New Roman" w:hAnsi="Book Antiqua" w:cstheme="majorHAnsi"/>
+          <w:rFonts w:ascii="Times New Roman" w:eastAsia="Times New Roman" w:hAnsi="Times New Roman" w:cs="Times New Roman"/>
           <w:b/>
           <w:color w:val="222222"/>
           <w:sz w:val="28"/>
@@ -135,15 +149,28 @@
           <w:u w:val="none"/>
         </w:rPr>
       </w:pPr>
-      <w:r>
-        <w:rPr>
-          <w:rFonts w:ascii="Book Antiqua" w:eastAsia="Times New Roman" w:hAnsi="Book Antiqua" w:cstheme="majorHAnsi"/>
+    </w:p>
+    <w:p>
+      <w:pPr>
+        <w:jc w:val="center"/>
+        <w:rPr>
+          <w:rFonts w:ascii="Times New Roman" w:eastAsia="Times New Roman" w:hAnsi="Times New Roman" w:cs="Times New Roman"/>
           <w:b/>
           <w:color w:val="222222"/>
           <w:sz w:val="28"/>
           <w:szCs w:val="28"/>
           <w:u w:val="none"/>
         </w:rPr>
+      </w:pPr>
+      <w:r>
+        <w:rPr>
+          <w:rFonts w:ascii="Times New Roman" w:eastAsia="Times New Roman" w:hAnsi="Times New Roman" w:cs="Times New Roman"/>
+          <w:b/>
+          <w:color w:val="222222"/>
+          <w:sz w:val="28"/>
+          <w:szCs w:val="28"/>
+          <w:u w:val="none"/>
+        </w:rPr>
         <w:t>Project Report</w:t>
       </w:r>
     </w:p>
@@ -151,7 +178,7 @@
       <w:pPr>
         <w:jc w:val="center"/>
         <w:rPr>
-          <w:rFonts w:ascii="Book Antiqua" w:eastAsia="Times New Roman" w:hAnsi="Book Antiqua" w:cstheme="majorHAnsi"/>
+          <w:rFonts w:ascii="Times New Roman" w:eastAsia="Times New Roman" w:hAnsi="Times New Roman" w:cs="Times New Roman"/>
           <w:b/>
           <w:color w:val="222222"/>
           <w:sz w:val="28"/>
@@ -164,7 +191,7 @@
       <w:pPr>
         <w:jc w:val="center"/>
         <w:rPr>
-          <w:rFonts w:ascii="Book Antiqua" w:eastAsia="Times New Roman" w:hAnsi="Book Antiqua" w:cstheme="majorHAnsi"/>
+          <w:rFonts w:ascii="Times New Roman" w:eastAsia="Times New Roman" w:hAnsi="Times New Roman" w:cs="Times New Roman"/>
           <w:b/>
           <w:color w:val="222222"/>
           <w:sz w:val="28"/>
@@ -172,81 +199,83 @@
           <w:u w:val="none"/>
         </w:rPr>
       </w:pPr>
-      <w:r>
-        <w:rPr>
-          <w:rFonts w:ascii="Book Antiqua" w:eastAsia="Times New Roman" w:hAnsi="Book Antiqua" w:cstheme="majorHAnsi"/>
+      <w:proofErr w:type="gramStart"/>
+      <w:r>
+        <w:rPr>
+          <w:rFonts w:ascii="Times New Roman" w:eastAsia="Times New Roman" w:hAnsi="Times New Roman" w:cs="Times New Roman"/>
           <w:b/>
           <w:color w:val="222222"/>
           <w:sz w:val="28"/>
           <w:szCs w:val="28"/>
           <w:u w:val="none"/>
         </w:rPr>
-        <w:t xml:space="preserve">Course : </w:t>
-      </w:r>
-      <w:r>
-        <w:rPr>
-          <w:rFonts w:ascii="Book Antiqua" w:eastAsia="Times New Roman" w:hAnsi="Book Antiqua" w:cstheme="majorHAnsi"/>
+        <w:t>Course :</w:t>
+      </w:r>
+      <w:proofErr w:type="gramEnd"/>
+      <w:r>
+        <w:rPr>
+          <w:rFonts w:ascii="Times New Roman" w:eastAsia="Times New Roman" w:hAnsi="Times New Roman" w:cs="Times New Roman"/>
           <w:b/>
           <w:color w:val="222222"/>
           <w:sz w:val="28"/>
           <w:szCs w:val="28"/>
           <w:u w:val="none"/>
         </w:rPr>
+        <w:t xml:space="preserve"> </w:t>
+      </w:r>
+      <w:r>
+        <w:rPr>
+          <w:rFonts w:ascii="Times New Roman" w:eastAsia="Times New Roman" w:hAnsi="Times New Roman" w:cs="Times New Roman"/>
+          <w:b/>
+          <w:color w:val="222222"/>
+          <w:sz w:val="28"/>
+          <w:szCs w:val="28"/>
+          <w:u w:val="none"/>
+        </w:rPr>
         <w:t>Web</w:t>
       </w:r>
       <w:r>
         <w:rPr>
-          <w:rFonts w:ascii="Book Antiqua" w:eastAsia="Times New Roman" w:hAnsi="Book Antiqua" w:cstheme="majorHAnsi"/>
+          <w:rFonts w:ascii="Times New Roman" w:eastAsia="Times New Roman" w:hAnsi="Times New Roman" w:cs="Times New Roman"/>
           <w:b/>
           <w:color w:val="222222"/>
           <w:sz w:val="28"/>
           <w:szCs w:val="28"/>
           <w:u w:val="none"/>
         </w:rPr>
-        <w:t xml:space="preserve"> Techn</w:t>
-      </w:r>
-      <w:r>
-        <w:rPr>
-          <w:rFonts w:ascii="Book Antiqua" w:eastAsia="Times New Roman" w:hAnsi="Book Antiqua" w:cstheme="majorHAnsi"/>
+        <w:t xml:space="preserve"> Technologies</w:t>
+      </w:r>
+      <w:r>
+        <w:rPr>
+          <w:rFonts w:ascii="Times New Roman" w:eastAsia="Times New Roman" w:hAnsi="Times New Roman" w:cs="Times New Roman"/>
           <w:b/>
           <w:color w:val="222222"/>
           <w:sz w:val="28"/>
           <w:szCs w:val="28"/>
           <w:u w:val="none"/>
         </w:rPr>
-        <w:t>ologies</w:t>
-      </w:r>
-      <w:r>
-        <w:rPr>
-          <w:rFonts w:ascii="Book Antiqua" w:eastAsia="Times New Roman" w:hAnsi="Book Antiqua" w:cstheme="majorHAnsi"/>
+        <w:t xml:space="preserve"> (</w:t>
+      </w:r>
+      <w:r>
+        <w:rPr>
+          <w:rFonts w:ascii="Times New Roman" w:eastAsia="Times New Roman" w:hAnsi="Times New Roman" w:cs="Times New Roman"/>
           <w:b/>
           <w:color w:val="222222"/>
           <w:sz w:val="28"/>
           <w:szCs w:val="28"/>
           <w:u w:val="none"/>
         </w:rPr>
-        <w:t xml:space="preserve"> (</w:t>
-      </w:r>
-      <w:r>
-        <w:rPr>
-          <w:rFonts w:ascii="Book Antiqua" w:eastAsia="Times New Roman" w:hAnsi="Book Antiqua" w:cstheme="majorHAnsi"/>
+        <w:t>702IT0C038</w:t>
+      </w:r>
+      <w:r>
+        <w:rPr>
+          <w:rFonts w:ascii="Times New Roman" w:eastAsia="Times New Roman" w:hAnsi="Times New Roman" w:cs="Times New Roman"/>
           <w:b/>
           <w:color w:val="222222"/>
           <w:sz w:val="28"/>
           <w:szCs w:val="28"/>
           <w:u w:val="none"/>
         </w:rPr>
-        <w:t>702IT0C038</w:t>
-      </w:r>
-      <w:r>
-        <w:rPr>
-          <w:rFonts w:ascii="Book Antiqua" w:eastAsia="Times New Roman" w:hAnsi="Book Antiqua" w:cstheme="majorHAnsi"/>
-          <w:b/>
-          <w:color w:val="222222"/>
-          <w:sz w:val="28"/>
-          <w:szCs w:val="28"/>
-          <w:u w:val="none"/>
-        </w:rPr>
         <w:t>)</w:t>
       </w:r>
     </w:p>
@@ -254,7 +283,7 @@
       <w:pPr>
         <w:jc w:val="center"/>
         <w:rPr>
-          <w:rFonts w:ascii="Book Antiqua" w:eastAsia="Times New Roman" w:hAnsi="Book Antiqua" w:cstheme="majorHAnsi"/>
+          <w:rFonts w:ascii="Times New Roman" w:eastAsia="Times New Roman" w:hAnsi="Times New Roman" w:cs="Times New Roman"/>
           <w:color w:val="222222"/>
           <w:sz w:val="28"/>
           <w:szCs w:val="28"/>
@@ -265,31 +294,31 @@
     <w:tbl>
       <w:tblPr>
         <w:tblStyle w:val="TableGrid"/>
-        <w:tblW w:w="9795" w:type="dxa"/>
+        <w:tblW w:w="9790" w:type="dxa"/>
         <w:jc w:val="center"/>
         <w:tblLook w:val="04A0" w:firstRow="1" w:lastRow="0" w:firstColumn="1" w:lastColumn="0" w:noHBand="0" w:noVBand="1"/>
       </w:tblPr>
       <w:tblGrid>
-        <w:gridCol w:w="1817"/>
-        <w:gridCol w:w="1756"/>
-        <w:gridCol w:w="2082"/>
-        <w:gridCol w:w="2070"/>
-        <w:gridCol w:w="2070"/>
+        <w:gridCol w:w="1815"/>
+        <w:gridCol w:w="2008"/>
+        <w:gridCol w:w="2126"/>
+        <w:gridCol w:w="1843"/>
+        <w:gridCol w:w="1998"/>
       </w:tblGrid>
       <w:tr>
         <w:trPr>
-          <w:trHeight w:val="358"/>
+          <w:trHeight w:val="484"/>
           <w:jc w:val="center"/>
         </w:trPr>
         <w:tc>
           <w:tcPr>
-            <w:tcW w:w="1817" w:type="dxa"/>
+            <w:tcW w:w="1815" w:type="dxa"/>
           </w:tcPr>
           <w:p>
             <w:pPr>
               <w:jc w:val="center"/>
               <w:rPr>
-                <w:rFonts w:ascii="Book Antiqua" w:eastAsia="Times New Roman" w:hAnsi="Book Antiqua" w:cstheme="majorHAnsi"/>
+                <w:rFonts w:ascii="Times New Roman" w:eastAsia="Times New Roman" w:hAnsi="Times New Roman" w:cs="Times New Roman"/>
                 <w:b/>
                 <w:color w:val="222222"/>
                 <w:sz w:val="28"/>
@@ -299,7 +328,7 @@
             </w:pPr>
             <w:r>
               <w:rPr>
-                <w:rFonts w:ascii="Book Antiqua" w:eastAsia="Times New Roman" w:hAnsi="Book Antiqua" w:cstheme="majorHAnsi"/>
+                <w:rFonts w:ascii="Times New Roman" w:eastAsia="Times New Roman" w:hAnsi="Times New Roman" w:cs="Times New Roman"/>
                 <w:b/>
                 <w:color w:val="222222"/>
                 <w:sz w:val="28"/>
@@ -312,13 +341,13 @@
         </w:tc>
         <w:tc>
           <w:tcPr>
-            <w:tcW w:w="1756" w:type="dxa"/>
+            <w:tcW w:w="2008" w:type="dxa"/>
           </w:tcPr>
           <w:p>
             <w:pPr>
               <w:jc w:val="center"/>
               <w:rPr>
-                <w:rFonts w:ascii="Book Antiqua" w:eastAsia="Times New Roman" w:hAnsi="Book Antiqua" w:cstheme="majorHAnsi"/>
+                <w:rFonts w:ascii="Times New Roman" w:eastAsia="Times New Roman" w:hAnsi="Times New Roman" w:cs="Times New Roman"/>
                 <w:b/>
                 <w:color w:val="222222"/>
                 <w:sz w:val="28"/>
@@ -328,7 +357,7 @@
             </w:pPr>
             <w:r>
               <w:rPr>
-                <w:rFonts w:ascii="Book Antiqua" w:eastAsia="Times New Roman" w:hAnsi="Book Antiqua" w:cstheme="majorHAnsi"/>
+                <w:rFonts w:ascii="Times New Roman" w:eastAsia="Times New Roman" w:hAnsi="Times New Roman" w:cs="Times New Roman"/>
                 <w:b/>
                 <w:color w:val="222222"/>
                 <w:sz w:val="28"/>
@@ -341,13 +370,13 @@
         </w:tc>
         <w:tc>
           <w:tcPr>
-            <w:tcW w:w="2082" w:type="dxa"/>
+            <w:tcW w:w="2126" w:type="dxa"/>
           </w:tcPr>
           <w:p>
             <w:pPr>
               <w:jc w:val="center"/>
               <w:rPr>
-                <w:rFonts w:ascii="Book Antiqua" w:eastAsia="Times New Roman" w:hAnsi="Book Antiqua" w:cstheme="majorHAnsi"/>
+                <w:rFonts w:ascii="Times New Roman" w:eastAsia="Times New Roman" w:hAnsi="Times New Roman" w:cs="Times New Roman"/>
                 <w:b/>
                 <w:color w:val="222222"/>
                 <w:sz w:val="28"/>
@@ -357,7 +386,7 @@
             </w:pPr>
             <w:r>
               <w:rPr>
-                <w:rFonts w:ascii="Book Antiqua" w:eastAsia="Times New Roman" w:hAnsi="Book Antiqua" w:cstheme="majorHAnsi"/>
+                <w:rFonts w:ascii="Times New Roman" w:eastAsia="Times New Roman" w:hAnsi="Times New Roman" w:cs="Times New Roman"/>
                 <w:b/>
                 <w:color w:val="222222"/>
                 <w:sz w:val="28"/>
@@ -370,13 +399,13 @@
         </w:tc>
         <w:tc>
           <w:tcPr>
-            <w:tcW w:w="2070" w:type="dxa"/>
+            <w:tcW w:w="1843" w:type="dxa"/>
           </w:tcPr>
           <w:p>
             <w:pPr>
               <w:jc w:val="center"/>
               <w:rPr>
-                <w:rFonts w:ascii="Book Antiqua" w:eastAsia="Times New Roman" w:hAnsi="Book Antiqua" w:cstheme="majorHAnsi"/>
+                <w:rFonts w:ascii="Times New Roman" w:eastAsia="Times New Roman" w:hAnsi="Times New Roman" w:cs="Times New Roman"/>
                 <w:b/>
                 <w:color w:val="222222"/>
                 <w:sz w:val="28"/>
@@ -386,7 +415,7 @@
             </w:pPr>
             <w:r>
               <w:rPr>
-                <w:rFonts w:ascii="Book Antiqua" w:eastAsia="Times New Roman" w:hAnsi="Book Antiqua" w:cstheme="majorHAnsi"/>
+                <w:rFonts w:ascii="Times New Roman" w:eastAsia="Times New Roman" w:hAnsi="Times New Roman" w:cs="Times New Roman"/>
                 <w:b/>
                 <w:color w:val="222222"/>
                 <w:sz w:val="28"/>
@@ -400,7 +429,7 @@
             <w:pPr>
               <w:jc w:val="center"/>
               <w:rPr>
-                <w:rFonts w:ascii="Book Antiqua" w:eastAsia="Times New Roman" w:hAnsi="Book Antiqua" w:cstheme="majorHAnsi"/>
+                <w:rFonts w:ascii="Times New Roman" w:eastAsia="Times New Roman" w:hAnsi="Times New Roman" w:cs="Times New Roman"/>
                 <w:b/>
                 <w:color w:val="222222"/>
                 <w:sz w:val="28"/>
@@ -410,7 +439,7 @@
             </w:pPr>
             <w:r>
               <w:rPr>
-                <w:rFonts w:ascii="Book Antiqua" w:eastAsia="Times New Roman" w:hAnsi="Book Antiqua" w:cstheme="majorHAnsi"/>
+                <w:rFonts w:ascii="Times New Roman" w:eastAsia="Times New Roman" w:hAnsi="Times New Roman" w:cs="Times New Roman"/>
                 <w:b/>
                 <w:color w:val="222222"/>
                 <w:sz w:val="28"/>
@@ -423,13 +452,13 @@
         </w:tc>
         <w:tc>
           <w:tcPr>
-            <w:tcW w:w="2070" w:type="dxa"/>
+            <w:tcW w:w="1998" w:type="dxa"/>
           </w:tcPr>
           <w:p>
             <w:pPr>
               <w:jc w:val="center"/>
               <w:rPr>
-                <w:rFonts w:ascii="Book Antiqua" w:eastAsia="Times New Roman" w:hAnsi="Book Antiqua" w:cstheme="majorBidi"/>
+                <w:rFonts w:ascii="Times New Roman" w:eastAsia="Times New Roman" w:hAnsi="Times New Roman" w:cs="Times New Roman"/>
                 <w:b/>
                 <w:bCs/>
                 <w:color w:val="222222"/>
@@ -440,7 +469,7 @@
             </w:pPr>
             <w:r>
               <w:rPr>
-                <w:rFonts w:ascii="Book Antiqua" w:eastAsia="Times New Roman" w:hAnsi="Book Antiqua" w:cstheme="majorBidi"/>
+                <w:rFonts w:ascii="Times New Roman" w:eastAsia="Times New Roman" w:hAnsi="Times New Roman" w:cs="Times New Roman"/>
                 <w:b/>
                 <w:bCs/>
                 <w:color w:val="222222"/>
@@ -455,7 +484,7 @@
             <w:pPr>
               <w:jc w:val="center"/>
               <w:rPr>
-                <w:rFonts w:ascii="Book Antiqua" w:eastAsia="Times New Roman" w:hAnsi="Book Antiqua" w:cstheme="majorBidi"/>
+                <w:rFonts w:ascii="Times New Roman" w:eastAsia="Times New Roman" w:hAnsi="Times New Roman" w:cs="Times New Roman"/>
                 <w:b/>
                 <w:bCs/>
                 <w:color w:val="222222"/>
@@ -466,7 +495,7 @@
             </w:pPr>
             <w:r>
               <w:rPr>
-                <w:rFonts w:ascii="Book Antiqua" w:eastAsia="Times New Roman" w:hAnsi="Book Antiqua" w:cstheme="majorBidi"/>
+                <w:rFonts w:ascii="Times New Roman" w:eastAsia="Times New Roman" w:hAnsi="Times New Roman" w:cs="Times New Roman"/>
                 <w:b/>
                 <w:bCs/>
                 <w:color w:val="222222"/>
@@ -481,18 +510,18 @@
       </w:tr>
       <w:tr>
         <w:trPr>
-          <w:trHeight w:val="358"/>
+          <w:trHeight w:val="484"/>
           <w:jc w:val="center"/>
         </w:trPr>
         <w:tc>
           <w:tcPr>
-            <w:tcW w:w="1817" w:type="dxa"/>
+            <w:tcW w:w="1815" w:type="dxa"/>
           </w:tcPr>
           <w:p>
             <w:pPr>
               <w:jc w:val="center"/>
               <w:rPr>
-                <w:rFonts w:ascii="Book Antiqua" w:eastAsia="Times New Roman" w:hAnsi="Book Antiqua" w:cstheme="majorHAnsi"/>
+                <w:rFonts w:ascii="Times New Roman" w:eastAsia="Times New Roman" w:hAnsi="Times New Roman" w:cs="Times New Roman"/>
                 <w:b/>
                 <w:color w:val="222222"/>
                 <w:sz w:val="28"/>
@@ -502,7 +531,7 @@
             </w:pPr>
             <w:r>
               <w:rPr>
-                <w:rFonts w:ascii="Book Antiqua" w:eastAsia="Times New Roman" w:hAnsi="Book Antiqua" w:cstheme="majorHAnsi"/>
+                <w:rFonts w:ascii="Times New Roman" w:eastAsia="Times New Roman" w:hAnsi="Times New Roman" w:cs="Times New Roman"/>
                 <w:b/>
                 <w:color w:val="222222"/>
                 <w:sz w:val="28"/>
@@ -515,13 +544,13 @@
         </w:tc>
         <w:tc>
           <w:tcPr>
-            <w:tcW w:w="1756" w:type="dxa"/>
+            <w:tcW w:w="2008" w:type="dxa"/>
           </w:tcPr>
           <w:p>
             <w:pPr>
               <w:jc w:val="center"/>
               <w:rPr>
-                <w:rFonts w:ascii="Book Antiqua" w:eastAsia="Times New Roman" w:hAnsi="Book Antiqua" w:cstheme="majorHAnsi"/>
+                <w:rFonts w:ascii="Times New Roman" w:eastAsia="Times New Roman" w:hAnsi="Times New Roman" w:cs="Times New Roman"/>
                 <w:b/>
                 <w:color w:val="222222"/>
                 <w:sz w:val="28"/>
@@ -531,7 +560,7 @@
             </w:pPr>
             <w:r>
               <w:rPr>
-                <w:rFonts w:ascii="Book Antiqua" w:eastAsia="Times New Roman" w:hAnsi="Book Antiqua" w:cstheme="majorHAnsi"/>
+                <w:rFonts w:ascii="Times New Roman" w:eastAsia="Times New Roman" w:hAnsi="Times New Roman" w:cs="Times New Roman"/>
                 <w:b/>
                 <w:color w:val="222222"/>
                 <w:sz w:val="28"/>
@@ -544,13 +573,13 @@
         </w:tc>
         <w:tc>
           <w:tcPr>
-            <w:tcW w:w="2082" w:type="dxa"/>
+            <w:tcW w:w="2126" w:type="dxa"/>
           </w:tcPr>
           <w:p>
             <w:pPr>
               <w:jc w:val="center"/>
               <w:rPr>
-                <w:rFonts w:ascii="Book Antiqua" w:eastAsia="Times New Roman" w:hAnsi="Book Antiqua" w:cstheme="majorHAnsi"/>
+                <w:rFonts w:ascii="Times New Roman" w:eastAsia="Times New Roman" w:hAnsi="Times New Roman" w:cs="Times New Roman"/>
                 <w:b/>
                 <w:color w:val="222222"/>
                 <w:sz w:val="28"/>
@@ -560,7 +589,7 @@
             </w:pPr>
             <w:r>
               <w:rPr>
-                <w:rFonts w:ascii="Book Antiqua" w:eastAsia="Times New Roman" w:hAnsi="Book Antiqua" w:cstheme="majorHAnsi"/>
+                <w:rFonts w:ascii="Times New Roman" w:eastAsia="Times New Roman" w:hAnsi="Times New Roman" w:cs="Times New Roman"/>
                 <w:b/>
                 <w:color w:val="222222"/>
                 <w:sz w:val="28"/>
@@ -573,13 +602,13 @@
         </w:tc>
         <w:tc>
           <w:tcPr>
-            <w:tcW w:w="2070" w:type="dxa"/>
+            <w:tcW w:w="1843" w:type="dxa"/>
           </w:tcPr>
           <w:p>
             <w:pPr>
               <w:jc w:val="center"/>
               <w:rPr>
-                <w:rFonts w:ascii="Book Antiqua" w:eastAsia="Times New Roman" w:hAnsi="Book Antiqua" w:cstheme="majorHAnsi"/>
+                <w:rFonts w:ascii="Times New Roman" w:eastAsia="Times New Roman" w:hAnsi="Times New Roman" w:cs="Times New Roman"/>
                 <w:b/>
                 <w:color w:val="222222"/>
                 <w:sz w:val="28"/>
@@ -589,7 +618,7 @@
             </w:pPr>
             <w:r>
               <w:rPr>
-                <w:rFonts w:ascii="Book Antiqua" w:eastAsia="Times New Roman" w:hAnsi="Book Antiqua" w:cstheme="majorHAnsi"/>
+                <w:rFonts w:ascii="Times New Roman" w:eastAsia="Times New Roman" w:hAnsi="Times New Roman" w:cs="Times New Roman"/>
                 <w:b/>
                 <w:color w:val="222222"/>
                 <w:sz w:val="28"/>
@@ -602,13 +631,13 @@
         </w:tc>
         <w:tc>
           <w:tcPr>
-            <w:tcW w:w="2070" w:type="dxa"/>
+            <w:tcW w:w="1998" w:type="dxa"/>
           </w:tcPr>
           <w:p>
             <w:pPr>
               <w:jc w:val="center"/>
               <w:rPr>
-                <w:rFonts w:ascii="Book Antiqua" w:eastAsia="Times New Roman" w:hAnsi="Book Antiqua" w:cstheme="majorBidi"/>
+                <w:rFonts w:ascii="Times New Roman" w:eastAsia="Times New Roman" w:hAnsi="Times New Roman" w:cs="Times New Roman"/>
                 <w:b/>
                 <w:bCs/>
                 <w:color w:val="222222"/>
@@ -619,7 +648,7 @@
             </w:pPr>
             <w:r>
               <w:rPr>
-                <w:rFonts w:ascii="Book Antiqua" w:eastAsia="Times New Roman" w:hAnsi="Book Antiqua" w:cstheme="majorBidi"/>
+                <w:rFonts w:ascii="Times New Roman" w:eastAsia="Times New Roman" w:hAnsi="Times New Roman" w:cs="Times New Roman"/>
                 <w:b/>
                 <w:bCs/>
                 <w:color w:val="222222"/>
@@ -634,18 +663,18 @@
       </w:tr>
       <w:tr>
         <w:trPr>
-          <w:trHeight w:val="374"/>
+          <w:trHeight w:val="506"/>
           <w:jc w:val="center"/>
         </w:trPr>
         <w:tc>
           <w:tcPr>
-            <w:tcW w:w="1817" w:type="dxa"/>
+            <w:tcW w:w="1815" w:type="dxa"/>
           </w:tcPr>
           <w:p>
             <w:pPr>
               <w:jc w:val="center"/>
               <w:rPr>
-                <w:rFonts w:ascii="Book Antiqua" w:eastAsia="Times New Roman" w:hAnsi="Book Antiqua" w:cstheme="majorHAnsi"/>
+                <w:rFonts w:ascii="Times New Roman" w:eastAsia="Times New Roman" w:hAnsi="Times New Roman" w:cs="Times New Roman"/>
                 <w:b/>
                 <w:color w:val="222222"/>
                 <w:sz w:val="28"/>
@@ -655,7 +684,7 @@
             </w:pPr>
             <w:r>
               <w:rPr>
-                <w:rFonts w:ascii="Book Antiqua" w:eastAsia="Times New Roman" w:hAnsi="Book Antiqua" w:cstheme="majorHAnsi"/>
+                <w:rFonts w:ascii="Times New Roman" w:eastAsia="Times New Roman" w:hAnsi="Times New Roman" w:cs="Times New Roman"/>
                 <w:b/>
                 <w:color w:val="222222"/>
                 <w:sz w:val="28"/>
@@ -668,13 +697,13 @@
         </w:tc>
         <w:tc>
           <w:tcPr>
-            <w:tcW w:w="1756" w:type="dxa"/>
+            <w:tcW w:w="2008" w:type="dxa"/>
           </w:tcPr>
           <w:p>
             <w:pPr>
               <w:jc w:val="center"/>
               <w:rPr>
-                <w:rFonts w:ascii="Book Antiqua" w:eastAsia="Times New Roman" w:hAnsi="Book Antiqua" w:cstheme="majorHAnsi"/>
+                <w:rFonts w:ascii="Times New Roman" w:eastAsia="Times New Roman" w:hAnsi="Times New Roman" w:cs="Times New Roman"/>
                 <w:b/>
                 <w:color w:val="222222"/>
                 <w:sz w:val="28"/>
@@ -684,7 +713,7 @@
             </w:pPr>
             <w:r>
               <w:rPr>
-                <w:rFonts w:ascii="Book Antiqua" w:eastAsia="Times New Roman" w:hAnsi="Book Antiqua" w:cstheme="majorHAnsi"/>
+                <w:rFonts w:ascii="Times New Roman" w:eastAsia="Times New Roman" w:hAnsi="Times New Roman" w:cs="Times New Roman"/>
                 <w:b/>
                 <w:color w:val="222222"/>
                 <w:sz w:val="28"/>
@@ -697,13 +726,13 @@
         </w:tc>
         <w:tc>
           <w:tcPr>
-            <w:tcW w:w="2082" w:type="dxa"/>
+            <w:tcW w:w="2126" w:type="dxa"/>
           </w:tcPr>
           <w:p>
             <w:pPr>
               <w:jc w:val="center"/>
               <w:rPr>
-                <w:rFonts w:ascii="Book Antiqua" w:eastAsia="Times New Roman" w:hAnsi="Book Antiqua" w:cstheme="majorHAnsi"/>
+                <w:rFonts w:ascii="Times New Roman" w:eastAsia="Times New Roman" w:hAnsi="Times New Roman" w:cs="Times New Roman"/>
                 <w:b/>
                 <w:color w:val="222222"/>
                 <w:sz w:val="28"/>
@@ -713,7 +742,7 @@
             </w:pPr>
             <w:r>
               <w:rPr>
-                <w:rFonts w:ascii="Book Antiqua" w:eastAsia="Times New Roman" w:hAnsi="Book Antiqua" w:cstheme="majorHAnsi"/>
+                <w:rFonts w:ascii="Times New Roman" w:eastAsia="Times New Roman" w:hAnsi="Times New Roman" w:cs="Times New Roman"/>
                 <w:b/>
                 <w:color w:val="222222"/>
                 <w:sz w:val="28"/>
@@ -724,7 +753,7 @@
             </w:r>
             <w:r>
               <w:rPr>
-                <w:rFonts w:ascii="Book Antiqua" w:eastAsia="Times New Roman" w:hAnsi="Book Antiqua" w:cstheme="majorHAnsi"/>
+                <w:rFonts w:ascii="Times New Roman" w:eastAsia="Times New Roman" w:hAnsi="Times New Roman" w:cs="Times New Roman"/>
                 <w:b/>
                 <w:color w:val="222222"/>
                 <w:sz w:val="28"/>
@@ -737,13 +766,13 @@
         </w:tc>
         <w:tc>
           <w:tcPr>
-            <w:tcW w:w="2070" w:type="dxa"/>
+            <w:tcW w:w="1843" w:type="dxa"/>
           </w:tcPr>
           <w:p>
             <w:pPr>
               <w:jc w:val="center"/>
               <w:rPr>
-                <w:rFonts w:ascii="Book Antiqua" w:eastAsia="Times New Roman" w:hAnsi="Book Antiqua" w:cstheme="majorHAnsi"/>
+                <w:rFonts w:ascii="Times New Roman" w:eastAsia="Times New Roman" w:hAnsi="Times New Roman" w:cs="Times New Roman"/>
                 <w:b/>
                 <w:color w:val="222222"/>
                 <w:sz w:val="28"/>
@@ -753,7 +782,7 @@
             </w:pPr>
             <w:r>
               <w:rPr>
-                <w:rFonts w:ascii="Book Antiqua" w:eastAsia="Times New Roman" w:hAnsi="Book Antiqua" w:cstheme="majorHAnsi"/>
+                <w:rFonts w:ascii="Times New Roman" w:eastAsia="Times New Roman" w:hAnsi="Times New Roman" w:cs="Times New Roman"/>
                 <w:b/>
                 <w:color w:val="222222"/>
                 <w:sz w:val="28"/>
@@ -764,26 +793,26 @@
             </w:r>
             <w:r>
               <w:rPr>
-                <w:rFonts w:ascii="Book Antiqua" w:eastAsia="Times New Roman" w:hAnsi="Book Antiqua" w:cstheme="majorHAnsi"/>
+                <w:rFonts w:ascii="Times New Roman" w:eastAsia="Times New Roman" w:hAnsi="Times New Roman" w:cs="Times New Roman"/>
                 <w:b/>
                 <w:color w:val="222222"/>
                 <w:sz w:val="28"/>
                 <w:szCs w:val="28"/>
                 <w:u w:val="none"/>
               </w:rPr>
-              <w:t>__</w:t>
+              <w:t>73</w:t>
             </w:r>
           </w:p>
         </w:tc>
         <w:tc>
           <w:tcPr>
-            <w:tcW w:w="2070" w:type="dxa"/>
+            <w:tcW w:w="1998" w:type="dxa"/>
           </w:tcPr>
           <w:p>
             <w:pPr>
               <w:jc w:val="center"/>
               <w:rPr>
-                <w:rFonts w:ascii="Book Antiqua" w:eastAsia="Times New Roman" w:hAnsi="Book Antiqua" w:cstheme="majorBidi"/>
+                <w:rFonts w:ascii="Times New Roman" w:eastAsia="Times New Roman" w:hAnsi="Times New Roman" w:cs="Times New Roman"/>
                 <w:b/>
                 <w:bCs/>
                 <w:color w:val="222222"/>
@@ -794,7 +823,7 @@
             </w:pPr>
             <w:r>
               <w:rPr>
-                <w:rFonts w:ascii="Book Antiqua" w:eastAsia="Times New Roman" w:hAnsi="Book Antiqua" w:cstheme="majorHAnsi"/>
+                <w:rFonts w:ascii="Times New Roman" w:eastAsia="Times New Roman" w:hAnsi="Times New Roman" w:cs="Times New Roman"/>
                 <w:b/>
                 <w:color w:val="222222"/>
                 <w:sz w:val="28"/>
@@ -805,7 +834,7 @@
             </w:r>
             <w:r>
               <w:rPr>
-                <w:rFonts w:ascii="Book Antiqua" w:eastAsia="Times New Roman" w:hAnsi="Book Antiqua" w:cstheme="majorHAnsi"/>
+                <w:rFonts w:ascii="Times New Roman" w:eastAsia="Times New Roman" w:hAnsi="Times New Roman" w:cs="Times New Roman"/>
                 <w:b/>
                 <w:color w:val="222222"/>
                 <w:sz w:val="28"/>
@@ -819,18 +848,18 @@
       </w:tr>
       <w:tr>
         <w:trPr>
-          <w:trHeight w:val="342"/>
+          <w:trHeight w:val="462"/>
           <w:jc w:val="center"/>
         </w:trPr>
         <w:tc>
           <w:tcPr>
-            <w:tcW w:w="1817" w:type="dxa"/>
+            <w:tcW w:w="1815" w:type="dxa"/>
           </w:tcPr>
           <w:p>
             <w:pPr>
               <w:jc w:val="center"/>
               <w:rPr>
-                <w:rFonts w:ascii="Book Antiqua" w:eastAsia="Times New Roman" w:hAnsi="Book Antiqua" w:cstheme="majorHAnsi"/>
+                <w:rFonts w:ascii="Times New Roman" w:eastAsia="Times New Roman" w:hAnsi="Times New Roman" w:cs="Times New Roman"/>
                 <w:b/>
                 <w:color w:val="222222"/>
                 <w:sz w:val="28"/>
@@ -840,7 +869,7 @@
             </w:pPr>
             <w:r>
               <w:rPr>
-                <w:rFonts w:ascii="Book Antiqua" w:eastAsia="Times New Roman" w:hAnsi="Book Antiqua" w:cstheme="majorHAnsi"/>
+                <w:rFonts w:ascii="Times New Roman" w:eastAsia="Times New Roman" w:hAnsi="Times New Roman" w:cs="Times New Roman"/>
                 <w:b/>
                 <w:color w:val="222222"/>
                 <w:sz w:val="28"/>
@@ -853,13 +882,13 @@
         </w:tc>
         <w:tc>
           <w:tcPr>
-            <w:tcW w:w="1756" w:type="dxa"/>
+            <w:tcW w:w="2008" w:type="dxa"/>
           </w:tcPr>
           <w:p>
             <w:pPr>
               <w:jc w:val="center"/>
               <w:rPr>
-                <w:rFonts w:ascii="Book Antiqua" w:eastAsia="Times New Roman" w:hAnsi="Book Antiqua" w:cstheme="majorHAnsi"/>
+                <w:rFonts w:ascii="Times New Roman" w:eastAsia="Times New Roman" w:hAnsi="Times New Roman" w:cs="Times New Roman"/>
                 <w:b/>
                 <w:color w:val="222222"/>
                 <w:sz w:val="28"/>
@@ -869,7 +898,7 @@
             </w:pPr>
             <w:r>
               <w:rPr>
-                <w:rFonts w:ascii="Book Antiqua" w:eastAsia="Times New Roman" w:hAnsi="Book Antiqua" w:cstheme="majorHAnsi"/>
+                <w:rFonts w:ascii="Times New Roman" w:eastAsia="Times New Roman" w:hAnsi="Times New Roman" w:cs="Times New Roman"/>
                 <w:b/>
                 <w:color w:val="222222"/>
                 <w:sz w:val="28"/>
@@ -882,13 +911,13 @@
         </w:tc>
         <w:tc>
           <w:tcPr>
-            <w:tcW w:w="2082" w:type="dxa"/>
+            <w:tcW w:w="2126" w:type="dxa"/>
           </w:tcPr>
           <w:p>
             <w:pPr>
               <w:jc w:val="center"/>
               <w:rPr>
-                <w:rFonts w:ascii="Book Antiqua" w:eastAsia="Times New Roman" w:hAnsi="Book Antiqua" w:cstheme="majorHAnsi"/>
+                <w:rFonts w:ascii="Times New Roman" w:eastAsia="Times New Roman" w:hAnsi="Times New Roman" w:cs="Times New Roman"/>
                 <w:b/>
                 <w:color w:val="222222"/>
                 <w:sz w:val="28"/>
@@ -898,7 +927,7 @@
             </w:pPr>
             <w:r>
               <w:rPr>
-                <w:rFonts w:ascii="Book Antiqua" w:eastAsia="Times New Roman" w:hAnsi="Book Antiqua" w:cstheme="majorHAnsi"/>
+                <w:rFonts w:ascii="Times New Roman" w:eastAsia="Times New Roman" w:hAnsi="Times New Roman" w:cs="Times New Roman"/>
                 <w:b/>
                 <w:color w:val="222222"/>
                 <w:sz w:val="28"/>
@@ -911,13 +940,13 @@
         </w:tc>
         <w:tc>
           <w:tcPr>
-            <w:tcW w:w="2070" w:type="dxa"/>
+            <w:tcW w:w="1843" w:type="dxa"/>
           </w:tcPr>
           <w:p>
             <w:pPr>
               <w:jc w:val="center"/>
               <w:rPr>
-                <w:rFonts w:ascii="Book Antiqua" w:eastAsia="Times New Roman" w:hAnsi="Book Antiqua" w:cstheme="majorHAnsi"/>
+                <w:rFonts w:ascii="Times New Roman" w:eastAsia="Times New Roman" w:hAnsi="Times New Roman" w:cs="Times New Roman"/>
                 <w:b/>
                 <w:color w:val="222222"/>
                 <w:sz w:val="28"/>
@@ -927,7 +956,7 @@
             </w:pPr>
             <w:r>
               <w:rPr>
-                <w:rFonts w:ascii="Book Antiqua" w:eastAsia="Times New Roman" w:hAnsi="Book Antiqua" w:cstheme="majorHAnsi"/>
+                <w:rFonts w:ascii="Times New Roman" w:eastAsia="Times New Roman" w:hAnsi="Times New Roman" w:cs="Times New Roman"/>
                 <w:b/>
                 <w:color w:val="222222"/>
                 <w:sz w:val="28"/>
@@ -940,13 +969,13 @@
         </w:tc>
         <w:tc>
           <w:tcPr>
-            <w:tcW w:w="2070" w:type="dxa"/>
+            <w:tcW w:w="1998" w:type="dxa"/>
           </w:tcPr>
           <w:p>
             <w:pPr>
               <w:jc w:val="center"/>
               <w:rPr>
-                <w:rFonts w:ascii="Book Antiqua" w:eastAsia="Times New Roman" w:hAnsi="Book Antiqua" w:cstheme="majorBidi"/>
+                <w:rFonts w:ascii="Times New Roman" w:eastAsia="Times New Roman" w:hAnsi="Times New Roman" w:cs="Times New Roman"/>
                 <w:b/>
                 <w:bCs/>
                 <w:color w:val="222222"/>
@@ -957,7 +986,7 @@
             </w:pPr>
             <w:r>
               <w:rPr>
-                <w:rFonts w:ascii="Book Antiqua" w:eastAsia="Times New Roman" w:hAnsi="Book Antiqua" w:cstheme="majorHAnsi"/>
+                <w:rFonts w:ascii="Times New Roman" w:eastAsia="Times New Roman" w:hAnsi="Times New Roman" w:cs="Times New Roman"/>
                 <w:b/>
                 <w:color w:val="222222"/>
                 <w:sz w:val="28"/>
@@ -974,7 +1003,7 @@
       <w:pPr>
         <w:jc w:val="center"/>
         <w:rPr>
-          <w:rFonts w:ascii="Book Antiqua" w:eastAsia="Times New Roman" w:hAnsi="Book Antiqua" w:cstheme="majorHAnsi"/>
+          <w:rFonts w:ascii="Times New Roman" w:eastAsia="Times New Roman" w:hAnsi="Times New Roman" w:cs="Times New Roman"/>
           <w:b/>
           <w:color w:val="222222"/>
           <w:sz w:val="28"/>
@@ -987,7 +1016,20 @@
       <w:pPr>
         <w:jc w:val="center"/>
         <w:rPr>
-          <w:rFonts w:ascii="Book Antiqua" w:eastAsia="Times New Roman" w:hAnsi="Book Antiqua" w:cstheme="majorBidi"/>
+          <w:rFonts w:ascii="Times New Roman" w:eastAsia="Times New Roman" w:hAnsi="Times New Roman" w:cs="Times New Roman"/>
+          <w:b/>
+          <w:color w:val="222222"/>
+          <w:sz w:val="28"/>
+          <w:szCs w:val="28"/>
+          <w:u w:val="none"/>
+        </w:rPr>
+      </w:pPr>
+    </w:p>
+    <w:p>
+      <w:pPr>
+        <w:jc w:val="center"/>
+        <w:rPr>
+          <w:rFonts w:ascii="Times New Roman" w:eastAsia="Times New Roman" w:hAnsi="Times New Roman" w:cs="Times New Roman"/>
           <w:b/>
           <w:bCs/>
           <w:color w:val="222222"/>
@@ -999,7 +1041,7 @@
       </w:pPr>
       <w:r>
         <w:rPr>
-          <w:rFonts w:ascii="Book Antiqua" w:eastAsia="Times New Roman" w:hAnsi="Book Antiqua" w:cstheme="majorBidi"/>
+          <w:rFonts w:ascii="Times New Roman" w:eastAsia="Times New Roman" w:hAnsi="Times New Roman" w:cs="Times New Roman"/>
           <w:b/>
           <w:bCs/>
           <w:color w:val="222222"/>
@@ -1012,7 +1054,7 @@
       </w:r>
       <w:r>
         <w:rPr>
-          <w:rFonts w:ascii="Book Antiqua" w:eastAsia="Times New Roman" w:hAnsi="Book Antiqua" w:cstheme="majorBidi"/>
+          <w:rFonts w:ascii="Times New Roman" w:eastAsia="Times New Roman" w:hAnsi="Times New Roman" w:cs="Times New Roman"/>
           <w:b/>
           <w:bCs/>
           <w:color w:val="222222"/>
@@ -1025,7 +1067,7 @@
       </w:r>
       <w:r>
         <w:rPr>
-          <w:rFonts w:ascii="Book Antiqua" w:eastAsia="Times New Roman" w:hAnsi="Book Antiqua" w:cstheme="majorBidi"/>
+          <w:rFonts w:ascii="Times New Roman" w:eastAsia="Times New Roman" w:hAnsi="Times New Roman" w:cs="Times New Roman"/>
           <w:b/>
           <w:bCs/>
           <w:color w:val="222222"/>
@@ -1038,7 +1080,7 @@
       </w:r>
       <w:r>
         <w:rPr>
-          <w:rFonts w:ascii="Book Antiqua" w:eastAsia="Times New Roman" w:hAnsi="Book Antiqua" w:cstheme="majorBidi"/>
+          <w:rFonts w:ascii="Times New Roman" w:eastAsia="Times New Roman" w:hAnsi="Times New Roman" w:cs="Times New Roman"/>
           <w:b/>
           <w:bCs/>
           <w:color w:val="222222"/>
@@ -1051,7 +1093,7 @@
       </w:r>
       <w:r>
         <w:rPr>
-          <w:rFonts w:ascii="Book Antiqua" w:eastAsia="Times New Roman" w:hAnsi="Book Antiqua" w:cstheme="majorBidi"/>
+          <w:rFonts w:ascii="Times New Roman" w:eastAsia="Times New Roman" w:hAnsi="Times New Roman" w:cs="Times New Roman"/>
           <w:b/>
           <w:bCs/>
           <w:color w:val="222222"/>
@@ -1064,7 +1106,7 @@
       </w:r>
       <w:r>
         <w:rPr>
-          <w:rFonts w:ascii="Book Antiqua" w:eastAsia="Times New Roman" w:hAnsi="Book Antiqua" w:cstheme="majorBidi"/>
+          <w:rFonts w:ascii="Times New Roman" w:eastAsia="Times New Roman" w:hAnsi="Times New Roman" w:cs="Times New Roman"/>
           <w:b/>
           <w:bCs/>
           <w:color w:val="222222"/>
@@ -1077,7 +1119,7 @@
       </w:r>
       <w:r>
         <w:rPr>
-          <w:rFonts w:ascii="Book Antiqua" w:eastAsia="Times New Roman" w:hAnsi="Book Antiqua" w:cstheme="majorBidi"/>
+          <w:rFonts w:ascii="Times New Roman" w:eastAsia="Times New Roman" w:hAnsi="Times New Roman" w:cs="Times New Roman"/>
           <w:b/>
           <w:bCs/>
           <w:color w:val="222222"/>
@@ -1090,7 +1132,7 @@
       </w:r>
       <w:r>
         <w:rPr>
-          <w:rFonts w:ascii="Book Antiqua" w:eastAsia="Times New Roman" w:hAnsi="Book Antiqua" w:cstheme="majorBidi"/>
+          <w:rFonts w:ascii="Times New Roman" w:eastAsia="Times New Roman" w:hAnsi="Times New Roman" w:cs="Times New Roman"/>
           <w:b/>
           <w:bCs/>
           <w:color w:val="222222"/>
@@ -1106,7 +1148,7 @@
       <w:pPr>
         <w:jc w:val="center"/>
         <w:rPr>
-          <w:rFonts w:ascii="Book Antiqua" w:eastAsia="Times New Roman" w:hAnsi="Book Antiqua" w:cstheme="majorHAnsi"/>
+          <w:rFonts w:ascii="Times New Roman" w:eastAsia="Times New Roman" w:hAnsi="Times New Roman" w:cs="Times New Roman"/>
           <w:b/>
           <w:color w:val="222222"/>
           <w:sz w:val="28"/>
@@ -1117,9 +1159,10 @@
     </w:p>
     <w:p>
       <w:pPr>
+        <w:spacing w:line="240" w:lineRule="auto"/>
         <w:jc w:val="center"/>
         <w:rPr>
-          <w:rFonts w:ascii="Book Antiqua" w:eastAsia="Times New Roman" w:hAnsi="Book Antiqua" w:cstheme="majorBidi"/>
+          <w:rFonts w:ascii="Times New Roman" w:eastAsia="Times New Roman" w:hAnsi="Times New Roman" w:cs="Times New Roman"/>
           <w:color w:val="222222"/>
           <w:sz w:val="28"/>
           <w:szCs w:val="28"/>
@@ -1129,7 +1172,7 @@
       </w:pPr>
       <w:r>
         <w:rPr>
-          <w:rFonts w:ascii="Book Antiqua" w:eastAsia="Times New Roman" w:hAnsi="Book Antiqua" w:cstheme="majorBidi"/>
+          <w:rFonts w:ascii="Times New Roman" w:eastAsia="Times New Roman" w:hAnsi="Times New Roman" w:cs="Times New Roman"/>
           <w:color w:val="222222"/>
           <w:sz w:val="28"/>
           <w:szCs w:val="28"/>
@@ -1140,7 +1183,7 @@
       </w:r>
       <w:r>
         <w:rPr>
-          <w:rFonts w:ascii="Book Antiqua" w:eastAsia="Times New Roman" w:hAnsi="Book Antiqua" w:cstheme="majorBidi"/>
+          <w:rFonts w:ascii="Times New Roman" w:eastAsia="Times New Roman" w:hAnsi="Times New Roman" w:cs="Times New Roman"/>
           <w:color w:val="222222"/>
           <w:sz w:val="28"/>
           <w:szCs w:val="28"/>
@@ -1151,7 +1194,7 @@
       </w:r>
       <w:r>
         <w:rPr>
-          <w:rFonts w:ascii="Book Antiqua" w:eastAsia="Times New Roman" w:hAnsi="Book Antiqua" w:cstheme="majorBidi"/>
+          <w:rFonts w:ascii="Times New Roman" w:eastAsia="Times New Roman" w:hAnsi="Times New Roman" w:cs="Times New Roman"/>
           <w:color w:val="222222"/>
           <w:sz w:val="28"/>
           <w:szCs w:val="28"/>
@@ -1163,9 +1206,10 @@
     </w:p>
     <w:p>
       <w:pPr>
+        <w:spacing w:line="240" w:lineRule="auto"/>
         <w:jc w:val="center"/>
         <w:rPr>
-          <w:rFonts w:ascii="Book Antiqua" w:eastAsia="Times New Roman" w:hAnsi="Book Antiqua" w:cstheme="majorHAnsi"/>
+          <w:rFonts w:ascii="Times New Roman" w:eastAsia="Times New Roman" w:hAnsi="Times New Roman" w:cs="Times New Roman"/>
           <w:color w:val="222222"/>
           <w:sz w:val="28"/>
           <w:szCs w:val="28"/>
@@ -1174,7 +1218,7 @@
       </w:pPr>
       <w:r>
         <w:rPr>
-          <w:rFonts w:ascii="Book Antiqua" w:eastAsia="Times New Roman" w:hAnsi="Book Antiqua" w:cstheme="majorHAnsi"/>
+          <w:rFonts w:ascii="Times New Roman" w:eastAsia="Times New Roman" w:hAnsi="Times New Roman" w:cs="Times New Roman"/>
           <w:color w:val="222222"/>
           <w:sz w:val="28"/>
           <w:szCs w:val="28"/>
@@ -1187,7 +1231,7 @@
       <w:pPr>
         <w:jc w:val="center"/>
         <w:rPr>
-          <w:rFonts w:ascii="Book Antiqua" w:eastAsia="Times New Roman" w:hAnsi="Book Antiqua" w:cstheme="majorHAnsi"/>
+          <w:rFonts w:ascii="Times New Roman" w:eastAsia="Times New Roman" w:hAnsi="Times New Roman" w:cs="Times New Roman"/>
           <w:b/>
           <w:color w:val="222222"/>
           <w:sz w:val="28"/>
@@ -1200,7 +1244,7 @@
       <w:pPr>
         <w:jc w:val="center"/>
         <w:rPr>
-          <w:rFonts w:ascii="Book Antiqua" w:eastAsia="Times New Roman" w:hAnsi="Book Antiqua" w:cstheme="majorBidi"/>
+          <w:rFonts w:ascii="Times New Roman" w:eastAsia="Times New Roman" w:hAnsi="Times New Roman" w:cs="Times New Roman"/>
           <w:b/>
           <w:bCs/>
           <w:sz w:val="28"/>
@@ -1210,7 +1254,7 @@
       </w:pPr>
       <w:r>
         <w:rPr>
-          <w:rFonts w:ascii="Book Antiqua" w:eastAsia="Times New Roman" w:hAnsi="Book Antiqua" w:cstheme="majorBidi"/>
+          <w:rFonts w:ascii="Times New Roman" w:eastAsia="Times New Roman" w:hAnsi="Times New Roman" w:cs="Times New Roman"/>
           <w:b/>
           <w:bCs/>
           <w:color w:val="222222"/>
@@ -1222,7 +1266,7 @@
       </w:r>
       <w:r>
         <w:rPr>
-          <w:rFonts w:ascii="Book Antiqua" w:eastAsia="Times New Roman" w:hAnsi="Book Antiqua" w:cstheme="majorBidi"/>
+          <w:rFonts w:ascii="Times New Roman" w:eastAsia="Times New Roman" w:hAnsi="Times New Roman" w:cs="Times New Roman"/>
           <w:b/>
           <w:bCs/>
           <w:color w:val="222222"/>
@@ -1234,7 +1278,7 @@
       </w:r>
       <w:r>
         <w:rPr>
-          <w:rFonts w:ascii="Book Antiqua" w:eastAsia="Times New Roman" w:hAnsi="Book Antiqua" w:cstheme="majorBidi"/>
+          <w:rFonts w:ascii="Times New Roman" w:eastAsia="Times New Roman" w:hAnsi="Times New Roman" w:cs="Times New Roman"/>
           <w:b/>
           <w:bCs/>
           <w:color w:val="222222"/>
@@ -1246,7 +1290,7 @@
       </w:r>
       <w:r>
         <w:rPr>
-          <w:rFonts w:ascii="Book Antiqua" w:eastAsia="Times New Roman" w:hAnsi="Book Antiqua" w:cstheme="majorBidi"/>
+          <w:rFonts w:ascii="Times New Roman" w:eastAsia="Times New Roman" w:hAnsi="Times New Roman" w:cs="Times New Roman"/>
           <w:b/>
           <w:bCs/>
           <w:color w:val="222222"/>
@@ -1258,7 +1302,7 @@
       </w:r>
       <w:r>
         <w:rPr>
-          <w:rFonts w:ascii="Book Antiqua" w:eastAsia="Times New Roman" w:hAnsi="Book Antiqua" w:cstheme="majorBidi"/>
+          <w:rFonts w:ascii="Times New Roman" w:eastAsia="Times New Roman" w:hAnsi="Times New Roman" w:cs="Times New Roman"/>
           <w:b/>
           <w:bCs/>
           <w:color w:val="222222"/>
@@ -1270,7 +1314,7 @@
       </w:r>
       <w:r>
         <w:rPr>
-          <w:rFonts w:ascii="Book Antiqua" w:eastAsia="Times New Roman" w:hAnsi="Book Antiqua" w:cstheme="majorBidi"/>
+          <w:rFonts w:ascii="Times New Roman" w:eastAsia="Times New Roman" w:hAnsi="Times New Roman" w:cs="Times New Roman"/>
           <w:b/>
           <w:bCs/>
           <w:color w:val="222222"/>
@@ -1282,7 +1326,7 @@
       </w:r>
       <w:r>
         <w:rPr>
-          <w:rFonts w:ascii="Book Antiqua" w:eastAsia="Times New Roman" w:hAnsi="Book Antiqua" w:cstheme="majorBidi"/>
+          <w:rFonts w:ascii="Times New Roman" w:eastAsia="Times New Roman" w:hAnsi="Times New Roman" w:cs="Times New Roman"/>
           <w:b/>
           <w:bCs/>
           <w:sz w:val="28"/>
@@ -1296,16 +1340,16 @@
       <w:pPr>
         <w:jc w:val="center"/>
         <w:rPr>
-          <w:rFonts w:ascii="Book Antiqua" w:eastAsia="Times New Roman" w:hAnsi="Book Antiqua" w:cstheme="majorHAnsi"/>
-          <w:b/>
-          <w:sz w:val="28"/>
-          <w:szCs w:val="28"/>
-          <w:u w:val="none"/>
-        </w:rPr>
-      </w:pPr>
-      <w:r>
-        <w:rPr>
-          <w:rFonts w:ascii="Book Antiqua" w:eastAsia="Times New Roman" w:hAnsi="Book Antiqua" w:cstheme="majorHAnsi"/>
+          <w:rFonts w:ascii="Times New Roman" w:eastAsia="Times New Roman" w:hAnsi="Times New Roman" w:cs="Times New Roman"/>
+          <w:b/>
+          <w:sz w:val="28"/>
+          <w:szCs w:val="28"/>
+          <w:u w:val="none"/>
+        </w:rPr>
+      </w:pPr>
+      <w:r>
+        <w:rPr>
+          <w:rFonts w:ascii="Times New Roman" w:eastAsia="Times New Roman" w:hAnsi="Times New Roman" w:cs="Times New Roman"/>
           <w:b/>
           <w:sz w:val="28"/>
           <w:szCs w:val="28"/>
@@ -1319,7 +1363,7 @@
       <w:pPr>
         <w:jc w:val="center"/>
         <w:rPr>
-          <w:rFonts w:ascii="Book Antiqua" w:eastAsia="Times New Roman" w:hAnsi="Book Antiqua" w:cstheme="majorHAnsi"/>
+          <w:rFonts w:ascii="Times New Roman" w:eastAsia="Times New Roman" w:hAnsi="Times New Roman" w:cs="Times New Roman"/>
           <w:b/>
           <w:sz w:val="28"/>
           <w:szCs w:val="28"/>
@@ -1346,22 +1390,34 @@
           <w:p>
             <w:pPr>
               <w:rPr>
-                <w:rFonts w:ascii="Book Antiqua" w:eastAsia="Times New Roman" w:hAnsi="Book Antiqua" w:cstheme="majorBidi"/>
+                <w:rFonts w:ascii="Times New Roman" w:eastAsia="Times New Roman" w:hAnsi="Times New Roman" w:cs="Times New Roman"/>
                 <w:sz w:val="28"/>
                 <w:szCs w:val="28"/>
                 <w:u w:val="none"/>
                 <w:lang w:val="en-US"/>
               </w:rPr>
             </w:pPr>
+            <w:proofErr w:type="spellStart"/>
             <w:r>
               <w:rPr>
-                <w:rFonts w:ascii="Book Antiqua" w:eastAsia="Times New Roman" w:hAnsi="Book Antiqua" w:cstheme="majorBidi"/>
+                <w:rFonts w:ascii="Times New Roman" w:eastAsia="Times New Roman" w:hAnsi="Times New Roman" w:cs="Times New Roman"/>
                 <w:sz w:val="28"/>
                 <w:szCs w:val="28"/>
                 <w:u w:val="none"/>
                 <w:lang w:val="en-US"/>
               </w:rPr>
-              <w:t>Sr.No.</w:t>
+              <w:t>Sr.No</w:t>
+            </w:r>
+            <w:proofErr w:type="spellEnd"/>
+            <w:r>
+              <w:rPr>
+                <w:rFonts w:ascii="Times New Roman" w:eastAsia="Times New Roman" w:hAnsi="Times New Roman" w:cs="Times New Roman"/>
+                <w:sz w:val="28"/>
+                <w:szCs w:val="28"/>
+                <w:u w:val="none"/>
+                <w:lang w:val="en-US"/>
+              </w:rPr>
+              <w:t>.</w:t>
             </w:r>
           </w:p>
         </w:tc>
@@ -1372,7 +1428,7 @@
           <w:p>
             <w:pPr>
               <w:rPr>
-                <w:rFonts w:ascii="Book Antiqua" w:eastAsia="Times New Roman" w:hAnsi="Book Antiqua" w:cstheme="majorHAnsi"/>
+                <w:rFonts w:ascii="Times New Roman" w:eastAsia="Times New Roman" w:hAnsi="Times New Roman" w:cs="Times New Roman"/>
                 <w:sz w:val="28"/>
                 <w:szCs w:val="28"/>
                 <w:u w:val="none"/>
@@ -1380,7 +1436,7 @@
             </w:pPr>
             <w:r>
               <w:rPr>
-                <w:rFonts w:ascii="Book Antiqua" w:eastAsia="Times New Roman" w:hAnsi="Book Antiqua" w:cstheme="majorHAnsi"/>
+                <w:rFonts w:ascii="Times New Roman" w:eastAsia="Times New Roman" w:hAnsi="Times New Roman" w:cs="Times New Roman"/>
                 <w:sz w:val="28"/>
                 <w:szCs w:val="28"/>
                 <w:u w:val="none"/>
@@ -1396,7 +1452,7 @@
           <w:p>
             <w:pPr>
               <w:rPr>
-                <w:rFonts w:ascii="Book Antiqua" w:eastAsia="Times New Roman" w:hAnsi="Book Antiqua" w:cstheme="majorHAnsi"/>
+                <w:rFonts w:ascii="Times New Roman" w:eastAsia="Times New Roman" w:hAnsi="Times New Roman" w:cs="Times New Roman"/>
                 <w:sz w:val="28"/>
                 <w:szCs w:val="28"/>
                 <w:u w:val="none"/>
@@ -1404,7 +1460,7 @@
             </w:pPr>
             <w:r>
               <w:rPr>
-                <w:rFonts w:ascii="Book Antiqua" w:eastAsia="Times New Roman" w:hAnsi="Book Antiqua" w:cstheme="majorHAnsi"/>
+                <w:rFonts w:ascii="Times New Roman" w:eastAsia="Times New Roman" w:hAnsi="Times New Roman" w:cs="Times New Roman"/>
                 <w:sz w:val="28"/>
                 <w:szCs w:val="28"/>
                 <w:u w:val="none"/>
@@ -1422,7 +1478,7 @@
           <w:p>
             <w:pPr>
               <w:rPr>
-                <w:rFonts w:ascii="Book Antiqua" w:eastAsia="Times New Roman" w:hAnsi="Book Antiqua" w:cstheme="majorBidi"/>
+                <w:rFonts w:ascii="Times New Roman" w:eastAsia="Times New Roman" w:hAnsi="Times New Roman" w:cs="Times New Roman"/>
                 <w:sz w:val="28"/>
                 <w:szCs w:val="28"/>
                 <w:u w:val="none"/>
@@ -1430,7 +1486,7 @@
             </w:pPr>
             <w:r>
               <w:rPr>
-                <w:rFonts w:ascii="Book Antiqua" w:eastAsia="Times New Roman" w:hAnsi="Book Antiqua" w:cstheme="majorBidi"/>
+                <w:rFonts w:ascii="Times New Roman" w:eastAsia="Times New Roman" w:hAnsi="Times New Roman" w:cs="Times New Roman"/>
                 <w:sz w:val="28"/>
                 <w:szCs w:val="28"/>
                 <w:u w:val="none"/>
@@ -1439,7 +1495,7 @@
             </w:r>
             <w:r>
               <w:rPr>
-                <w:rFonts w:ascii="Book Antiqua" w:eastAsia="Times New Roman" w:hAnsi="Book Antiqua" w:cstheme="majorBidi"/>
+                <w:rFonts w:ascii="Times New Roman" w:eastAsia="Times New Roman" w:hAnsi="Times New Roman" w:cs="Times New Roman"/>
                 <w:sz w:val="28"/>
                 <w:szCs w:val="28"/>
                 <w:u w:val="none"/>
@@ -1455,7 +1511,7 @@
           <w:p>
             <w:pPr>
               <w:rPr>
-                <w:rFonts w:ascii="Book Antiqua" w:eastAsia="Times New Roman" w:hAnsi="Book Antiqua" w:cstheme="majorHAnsi"/>
+                <w:rFonts w:ascii="Times New Roman" w:eastAsia="Times New Roman" w:hAnsi="Times New Roman" w:cs="Times New Roman"/>
                 <w:sz w:val="28"/>
                 <w:szCs w:val="28"/>
                 <w:u w:val="none"/>
@@ -1463,7 +1519,7 @@
             </w:pPr>
             <w:r>
               <w:rPr>
-                <w:rFonts w:ascii="Book Antiqua" w:eastAsia="Times New Roman" w:hAnsi="Book Antiqua" w:cstheme="majorHAnsi"/>
+                <w:rFonts w:ascii="Times New Roman" w:eastAsia="Times New Roman" w:hAnsi="Times New Roman" w:cs="Times New Roman"/>
                 <w:sz w:val="28"/>
                 <w:szCs w:val="28"/>
                 <w:u w:val="none"/>
@@ -1472,7 +1528,7 @@
             </w:r>
             <w:r>
               <w:rPr>
-                <w:rFonts w:ascii="Book Antiqua" w:eastAsia="Times New Roman" w:hAnsi="Book Antiqua" w:cstheme="majorHAnsi"/>
+                <w:rFonts w:ascii="Times New Roman" w:eastAsia="Times New Roman" w:hAnsi="Times New Roman" w:cs="Times New Roman"/>
                 <w:sz w:val="28"/>
                 <w:szCs w:val="28"/>
                 <w:u w:val="none"/>
@@ -1481,7 +1537,7 @@
             </w:r>
             <w:r>
               <w:rPr>
-                <w:rFonts w:ascii="Book Antiqua" w:eastAsia="Times New Roman" w:hAnsi="Book Antiqua" w:cstheme="majorHAnsi"/>
+                <w:rFonts w:ascii="Times New Roman" w:eastAsia="Times New Roman" w:hAnsi="Times New Roman" w:cs="Times New Roman"/>
                 <w:sz w:val="28"/>
                 <w:szCs w:val="28"/>
                 <w:u w:val="none"/>
@@ -1497,7 +1553,7 @@
           <w:p>
             <w:pPr>
               <w:rPr>
-                <w:rFonts w:ascii="Book Antiqua" w:eastAsia="Times New Roman" w:hAnsi="Book Antiqua" w:cstheme="majorHAnsi"/>
+                <w:rFonts w:ascii="Times New Roman" w:eastAsia="Times New Roman" w:hAnsi="Times New Roman" w:cs="Times New Roman"/>
                 <w:sz w:val="28"/>
                 <w:szCs w:val="28"/>
                 <w:u w:val="none"/>
@@ -1505,7 +1561,7 @@
             </w:pPr>
             <w:r>
               <w:rPr>
-                <w:rFonts w:ascii="Book Antiqua" w:eastAsia="Times New Roman" w:hAnsi="Book Antiqua" w:cstheme="majorHAnsi"/>
+                <w:rFonts w:ascii="Times New Roman" w:eastAsia="Times New Roman" w:hAnsi="Times New Roman" w:cs="Times New Roman"/>
                 <w:sz w:val="28"/>
                 <w:szCs w:val="28"/>
                 <w:u w:val="none"/>
@@ -1523,7 +1579,7 @@
           <w:p>
             <w:pPr>
               <w:rPr>
-                <w:rFonts w:ascii="Book Antiqua" w:eastAsia="Times New Roman" w:hAnsi="Book Antiqua" w:cstheme="majorBidi"/>
+                <w:rFonts w:ascii="Times New Roman" w:eastAsia="Times New Roman" w:hAnsi="Times New Roman" w:cs="Times New Roman"/>
                 <w:sz w:val="28"/>
                 <w:szCs w:val="28"/>
                 <w:u w:val="none"/>
@@ -1531,7 +1587,7 @@
             </w:pPr>
             <w:r>
               <w:rPr>
-                <w:rFonts w:ascii="Book Antiqua" w:eastAsia="Times New Roman" w:hAnsi="Book Antiqua" w:cstheme="majorBidi"/>
+                <w:rFonts w:ascii="Times New Roman" w:eastAsia="Times New Roman" w:hAnsi="Times New Roman" w:cs="Times New Roman"/>
                 <w:sz w:val="28"/>
                 <w:szCs w:val="28"/>
                 <w:u w:val="none"/>
@@ -1540,7 +1596,7 @@
             </w:r>
             <w:r>
               <w:rPr>
-                <w:rFonts w:ascii="Book Antiqua" w:eastAsia="Times New Roman" w:hAnsi="Book Antiqua" w:cstheme="majorBidi"/>
+                <w:rFonts w:ascii="Times New Roman" w:eastAsia="Times New Roman" w:hAnsi="Times New Roman" w:cs="Times New Roman"/>
                 <w:sz w:val="28"/>
                 <w:szCs w:val="28"/>
                 <w:u w:val="none"/>
@@ -1556,7 +1612,7 @@
           <w:p>
             <w:pPr>
               <w:rPr>
-                <w:rFonts w:ascii="Book Antiqua" w:eastAsia="Times New Roman" w:hAnsi="Book Antiqua" w:cstheme="majorHAnsi"/>
+                <w:rFonts w:ascii="Times New Roman" w:eastAsia="Times New Roman" w:hAnsi="Times New Roman" w:cs="Times New Roman"/>
                 <w:sz w:val="28"/>
                 <w:szCs w:val="28"/>
                 <w:u w:val="none"/>
@@ -1564,7 +1620,7 @@
             </w:pPr>
             <w:r>
               <w:rPr>
-                <w:rFonts w:ascii="Book Antiqua" w:eastAsia="Times New Roman" w:hAnsi="Book Antiqua" w:cstheme="majorHAnsi"/>
+                <w:rFonts w:ascii="Times New Roman" w:eastAsia="Times New Roman" w:hAnsi="Times New Roman" w:cs="Times New Roman"/>
                 <w:sz w:val="28"/>
                 <w:szCs w:val="28"/>
                 <w:u w:val="none"/>
@@ -1580,12 +1636,21 @@
           <w:p>
             <w:pPr>
               <w:rPr>
-                <w:rFonts w:ascii="Book Antiqua" w:eastAsia="Times New Roman" w:hAnsi="Book Antiqua" w:cstheme="majorHAnsi"/>
+                <w:rFonts w:ascii="Times New Roman" w:eastAsia="Times New Roman" w:hAnsi="Times New Roman" w:cs="Times New Roman"/>
                 <w:sz w:val="28"/>
                 <w:szCs w:val="28"/>
                 <w:u w:val="none"/>
               </w:rPr>
             </w:pPr>
+            <w:r>
+              <w:rPr>
+                <w:rFonts w:ascii="Times New Roman" w:eastAsia="Times New Roman" w:hAnsi="Times New Roman" w:cs="Times New Roman"/>
+                <w:sz w:val="28"/>
+                <w:szCs w:val="28"/>
+                <w:u w:val="none"/>
+              </w:rPr>
+              <w:t>6</w:t>
+            </w:r>
           </w:p>
         </w:tc>
       </w:tr>
@@ -1597,7 +1662,7 @@
           <w:p>
             <w:pPr>
               <w:rPr>
-                <w:rFonts w:ascii="Book Antiqua" w:eastAsia="Times New Roman" w:hAnsi="Book Antiqua" w:cstheme="majorBidi"/>
+                <w:rFonts w:ascii="Times New Roman" w:eastAsia="Times New Roman" w:hAnsi="Times New Roman" w:cs="Times New Roman"/>
                 <w:sz w:val="28"/>
                 <w:szCs w:val="28"/>
                 <w:u w:val="none"/>
@@ -1605,7 +1670,7 @@
             </w:pPr>
             <w:r>
               <w:rPr>
-                <w:rFonts w:ascii="Book Antiqua" w:eastAsia="Times New Roman" w:hAnsi="Book Antiqua" w:cstheme="majorBidi"/>
+                <w:rFonts w:ascii="Times New Roman" w:eastAsia="Times New Roman" w:hAnsi="Times New Roman" w:cs="Times New Roman"/>
                 <w:sz w:val="28"/>
                 <w:szCs w:val="28"/>
                 <w:u w:val="none"/>
@@ -1614,7 +1679,7 @@
             </w:r>
             <w:r>
               <w:rPr>
-                <w:rFonts w:ascii="Book Antiqua" w:eastAsia="Times New Roman" w:hAnsi="Book Antiqua" w:cstheme="majorBidi"/>
+                <w:rFonts w:ascii="Times New Roman" w:eastAsia="Times New Roman" w:hAnsi="Times New Roman" w:cs="Times New Roman"/>
                 <w:sz w:val="28"/>
                 <w:szCs w:val="28"/>
                 <w:u w:val="none"/>
@@ -1630,7 +1695,7 @@
           <w:p>
             <w:pPr>
               <w:rPr>
-                <w:rFonts w:ascii="Book Antiqua" w:eastAsia="Times New Roman" w:hAnsi="Book Antiqua" w:cstheme="majorHAnsi"/>
+                <w:rFonts w:ascii="Times New Roman" w:eastAsia="Times New Roman" w:hAnsi="Times New Roman" w:cs="Times New Roman"/>
                 <w:sz w:val="28"/>
                 <w:szCs w:val="28"/>
                 <w:u w:val="none"/>
@@ -1638,7 +1703,7 @@
             </w:pPr>
             <w:r>
               <w:rPr>
-                <w:rFonts w:ascii="Book Antiqua" w:eastAsia="Times New Roman" w:hAnsi="Book Antiqua" w:cstheme="majorHAnsi"/>
+                <w:rFonts w:ascii="Times New Roman" w:eastAsia="Times New Roman" w:hAnsi="Times New Roman" w:cs="Times New Roman"/>
                 <w:sz w:val="28"/>
                 <w:szCs w:val="28"/>
                 <w:u w:val="none"/>
@@ -1654,12 +1719,21 @@
           <w:p>
             <w:pPr>
               <w:rPr>
-                <w:rFonts w:ascii="Book Antiqua" w:eastAsia="Times New Roman" w:hAnsi="Book Antiqua" w:cstheme="majorHAnsi"/>
+                <w:rFonts w:ascii="Times New Roman" w:eastAsia="Times New Roman" w:hAnsi="Times New Roman" w:cs="Times New Roman"/>
                 <w:sz w:val="28"/>
                 <w:szCs w:val="28"/>
                 <w:u w:val="none"/>
               </w:rPr>
             </w:pPr>
+            <w:r>
+              <w:rPr>
+                <w:rFonts w:ascii="Times New Roman" w:eastAsia="Times New Roman" w:hAnsi="Times New Roman" w:cs="Times New Roman"/>
+                <w:sz w:val="28"/>
+                <w:szCs w:val="28"/>
+                <w:u w:val="none"/>
+              </w:rPr>
+              <w:t>9</w:t>
+            </w:r>
           </w:p>
         </w:tc>
       </w:tr>
@@ -1667,7 +1741,7 @@
     <w:p>
       <w:pPr>
         <w:rPr>
-          <w:rFonts w:ascii="Book Antiqua" w:eastAsia="Times New Roman" w:hAnsi="Book Antiqua" w:cstheme="majorHAnsi"/>
+          <w:rFonts w:ascii="Times New Roman" w:eastAsia="Times New Roman" w:hAnsi="Times New Roman" w:cs="Times New Roman"/>
           <w:sz w:val="28"/>
           <w:szCs w:val="28"/>
           <w:u w:val="none"/>
@@ -1678,7 +1752,7 @@
       <w:pPr>
         <w:jc w:val="center"/>
         <w:rPr>
-          <w:rFonts w:ascii="Book Antiqua" w:eastAsia="Times New Roman" w:hAnsi="Book Antiqua" w:cstheme="majorHAnsi"/>
+          <w:rFonts w:ascii="Times New Roman" w:eastAsia="Times New Roman" w:hAnsi="Times New Roman" w:cs="Times New Roman"/>
           <w:b/>
           <w:sz w:val="28"/>
           <w:szCs w:val="28"/>
@@ -1690,7 +1764,7 @@
       <w:pPr>
         <w:jc w:val="center"/>
         <w:rPr>
-          <w:rFonts w:ascii="Book Antiqua" w:eastAsia="Times New Roman" w:hAnsi="Book Antiqua" w:cstheme="majorHAnsi"/>
+          <w:rFonts w:ascii="Times New Roman" w:eastAsia="Times New Roman" w:hAnsi="Times New Roman" w:cs="Times New Roman"/>
           <w:b/>
           <w:sz w:val="28"/>
           <w:szCs w:val="28"/>
@@ -1702,7 +1776,7 @@
       <w:pPr>
         <w:jc w:val="center"/>
         <w:rPr>
-          <w:rFonts w:ascii="Book Antiqua" w:eastAsia="Times New Roman" w:hAnsi="Book Antiqua" w:cstheme="majorHAnsi"/>
+          <w:rFonts w:ascii="Times New Roman" w:eastAsia="Times New Roman" w:hAnsi="Times New Roman" w:cs="Times New Roman"/>
           <w:b/>
           <w:sz w:val="28"/>
           <w:szCs w:val="28"/>
@@ -1714,7 +1788,7 @@
       <w:pPr>
         <w:jc w:val="center"/>
         <w:rPr>
-          <w:rFonts w:ascii="Book Antiqua" w:eastAsia="Times New Roman" w:hAnsi="Book Antiqua" w:cstheme="majorHAnsi"/>
+          <w:rFonts w:ascii="Times New Roman" w:eastAsia="Times New Roman" w:hAnsi="Times New Roman" w:cs="Times New Roman"/>
           <w:b/>
           <w:sz w:val="28"/>
           <w:szCs w:val="28"/>
@@ -1726,7 +1800,7 @@
       <w:pPr>
         <w:jc w:val="center"/>
         <w:rPr>
-          <w:rFonts w:ascii="Book Antiqua" w:eastAsia="Times New Roman" w:hAnsi="Book Antiqua" w:cstheme="majorHAnsi"/>
+          <w:rFonts w:ascii="Times New Roman" w:eastAsia="Times New Roman" w:hAnsi="Times New Roman" w:cs="Times New Roman"/>
           <w:b/>
           <w:sz w:val="28"/>
           <w:szCs w:val="28"/>
@@ -1738,7 +1812,7 @@
       <w:pPr>
         <w:jc w:val="center"/>
         <w:rPr>
-          <w:rFonts w:ascii="Book Antiqua" w:eastAsia="Times New Roman" w:hAnsi="Book Antiqua" w:cstheme="majorHAnsi"/>
+          <w:rFonts w:ascii="Times New Roman" w:eastAsia="Times New Roman" w:hAnsi="Times New Roman" w:cs="Times New Roman"/>
           <w:b/>
           <w:sz w:val="28"/>
           <w:szCs w:val="28"/>
@@ -1750,7 +1824,7 @@
       <w:pPr>
         <w:jc w:val="center"/>
         <w:rPr>
-          <w:rFonts w:ascii="Book Antiqua" w:eastAsia="Times New Roman" w:hAnsi="Book Antiqua" w:cstheme="majorHAnsi"/>
+          <w:rFonts w:ascii="Times New Roman" w:eastAsia="Times New Roman" w:hAnsi="Times New Roman" w:cs="Times New Roman"/>
           <w:b/>
           <w:sz w:val="28"/>
           <w:szCs w:val="28"/>
@@ -1762,7 +1836,7 @@
       <w:pPr>
         <w:jc w:val="center"/>
         <w:rPr>
-          <w:rFonts w:ascii="Book Antiqua" w:eastAsia="Times New Roman" w:hAnsi="Book Antiqua" w:cstheme="majorHAnsi"/>
+          <w:rFonts w:ascii="Times New Roman" w:eastAsia="Times New Roman" w:hAnsi="Times New Roman" w:cs="Times New Roman"/>
           <w:b/>
           <w:sz w:val="28"/>
           <w:szCs w:val="28"/>
@@ -1774,7 +1848,7 @@
       <w:pPr>
         <w:jc w:val="center"/>
         <w:rPr>
-          <w:rFonts w:ascii="Book Antiqua" w:eastAsia="Times New Roman" w:hAnsi="Book Antiqua" w:cstheme="majorHAnsi"/>
+          <w:rFonts w:ascii="Times New Roman" w:eastAsia="Times New Roman" w:hAnsi="Times New Roman" w:cs="Times New Roman"/>
           <w:b/>
           <w:sz w:val="28"/>
           <w:szCs w:val="28"/>
@@ -1786,7 +1860,7 @@
       <w:pPr>
         <w:jc w:val="center"/>
         <w:rPr>
-          <w:rFonts w:ascii="Book Antiqua" w:eastAsia="Times New Roman" w:hAnsi="Book Antiqua" w:cstheme="majorHAnsi"/>
+          <w:rFonts w:ascii="Times New Roman" w:eastAsia="Times New Roman" w:hAnsi="Times New Roman" w:cs="Times New Roman"/>
           <w:b/>
           <w:sz w:val="28"/>
           <w:szCs w:val="28"/>
@@ -1798,7 +1872,7 @@
       <w:pPr>
         <w:jc w:val="center"/>
         <w:rPr>
-          <w:rFonts w:ascii="Book Antiqua" w:eastAsia="Times New Roman" w:hAnsi="Book Antiqua" w:cstheme="majorHAnsi"/>
+          <w:rFonts w:ascii="Times New Roman" w:eastAsia="Times New Roman" w:hAnsi="Times New Roman" w:cs="Times New Roman"/>
           <w:b/>
           <w:sz w:val="28"/>
           <w:szCs w:val="28"/>
@@ -1810,7 +1884,7 @@
       <w:pPr>
         <w:jc w:val="center"/>
         <w:rPr>
-          <w:rFonts w:ascii="Book Antiqua" w:eastAsia="Times New Roman" w:hAnsi="Book Antiqua" w:cstheme="majorHAnsi"/>
+          <w:rFonts w:ascii="Times New Roman" w:eastAsia="Times New Roman" w:hAnsi="Times New Roman" w:cs="Times New Roman"/>
           <w:b/>
           <w:sz w:val="28"/>
           <w:szCs w:val="28"/>
@@ -1822,7 +1896,7 @@
       <w:pPr>
         <w:jc w:val="center"/>
         <w:rPr>
-          <w:rFonts w:ascii="Book Antiqua" w:eastAsia="Times New Roman" w:hAnsi="Book Antiqua" w:cstheme="majorHAnsi"/>
+          <w:rFonts w:ascii="Times New Roman" w:eastAsia="Times New Roman" w:hAnsi="Times New Roman" w:cs="Times New Roman"/>
           <w:b/>
           <w:sz w:val="28"/>
           <w:szCs w:val="28"/>
@@ -1834,1587 +1908,3049 @@
       <w:pPr>
         <w:jc w:val="center"/>
         <w:rPr>
-          <w:rFonts w:ascii="Book Antiqua" w:eastAsia="Times New Roman" w:hAnsi="Book Antiqua" w:cstheme="majorHAnsi"/>
-          <w:b/>
-          <w:sz w:val="28"/>
-          <w:szCs w:val="28"/>
-          <w:u w:val="none"/>
-        </w:rPr>
-      </w:pPr>
-    </w:p>
-    <w:p>
-      <w:pPr>
-        <w:rPr>
-          <w:rFonts w:ascii="Book Antiqua" w:eastAsia="Times New Roman" w:hAnsi="Book Antiqua" w:cstheme="majorHAnsi"/>
-          <w:b/>
-          <w:sz w:val="28"/>
-          <w:szCs w:val="28"/>
-          <w:u w:val="none"/>
-        </w:rPr>
-      </w:pPr>
-    </w:p>
-    <w:p>
-      <w:pPr>
-        <w:rPr>
-          <w:rFonts w:ascii="Book Antiqua" w:eastAsia="Times New Roman" w:hAnsi="Book Antiqua" w:cstheme="majorHAnsi"/>
-          <w:b/>
-          <w:sz w:val="28"/>
-          <w:szCs w:val="28"/>
-          <w:u w:val="none"/>
-        </w:rPr>
-      </w:pPr>
-    </w:p>
-    <w:p>
-      <w:pPr>
-        <w:rPr>
-          <w:rFonts w:ascii="Book Antiqua" w:eastAsia="Times New Roman" w:hAnsi="Book Antiqua" w:cstheme="majorHAnsi"/>
-          <w:b/>
-          <w:sz w:val="28"/>
-          <w:szCs w:val="28"/>
-          <w:u w:val="none"/>
-        </w:rPr>
-      </w:pPr>
-    </w:p>
-    <w:p>
-      <w:pPr>
-        <w:rPr>
-          <w:rFonts w:ascii="Book Antiqua" w:eastAsia="Times New Roman" w:hAnsi="Book Antiqua" w:cstheme="majorHAnsi"/>
-          <w:b/>
-          <w:sz w:val="28"/>
-          <w:szCs w:val="28"/>
-          <w:u w:val="none"/>
-        </w:rPr>
-      </w:pPr>
+          <w:rFonts w:ascii="Times New Roman" w:eastAsia="Times New Roman" w:hAnsi="Times New Roman" w:cs="Times New Roman"/>
+          <w:b/>
+          <w:sz w:val="28"/>
+          <w:szCs w:val="28"/>
+          <w:u w:val="none"/>
+        </w:rPr>
+      </w:pPr>
+    </w:p>
+    <w:p>
+      <w:pPr>
+        <w:rPr>
+          <w:rFonts w:ascii="Times New Roman" w:eastAsia="Times New Roman" w:hAnsi="Times New Roman" w:cs="Times New Roman"/>
+          <w:b/>
+          <w:sz w:val="28"/>
+          <w:szCs w:val="28"/>
+          <w:u w:val="none"/>
+        </w:rPr>
+      </w:pPr>
+    </w:p>
+    <w:p>
+      <w:pPr>
+        <w:rPr>
+          <w:rFonts w:ascii="Times New Roman" w:eastAsia="Times New Roman" w:hAnsi="Times New Roman" w:cs="Times New Roman"/>
+          <w:b/>
+          <w:sz w:val="28"/>
+          <w:szCs w:val="28"/>
+          <w:u w:val="none"/>
+        </w:rPr>
+      </w:pPr>
+    </w:p>
+    <w:p>
+      <w:pPr>
+        <w:rPr>
+          <w:rFonts w:ascii="Times New Roman" w:eastAsia="Times New Roman" w:hAnsi="Times New Roman" w:cs="Times New Roman"/>
+          <w:b/>
+          <w:sz w:val="28"/>
+          <w:szCs w:val="28"/>
+          <w:u w:val="none"/>
+        </w:rPr>
+      </w:pPr>
+    </w:p>
+    <w:p>
+      <w:pPr>
+        <w:rPr>
+          <w:rFonts w:ascii="Times New Roman" w:eastAsia="Times New Roman" w:hAnsi="Times New Roman" w:cs="Times New Roman"/>
+          <w:b/>
+          <w:sz w:val="28"/>
+          <w:szCs w:val="28"/>
+          <w:u w:val="none"/>
+        </w:rPr>
+      </w:pPr>
+    </w:p>
+    <w:p>
+      <w:pPr>
+        <w:rPr>
+          <w:rFonts w:ascii="Times New Roman" w:eastAsia="Times New Roman" w:hAnsi="Times New Roman" w:cs="Times New Roman"/>
+          <w:b/>
+          <w:sz w:val="28"/>
+          <w:szCs w:val="28"/>
+          <w:u w:val="none"/>
+        </w:rPr>
+      </w:pPr>
+    </w:p>
+    <w:p>
+      <w:pPr>
+        <w:rPr>
+          <w:rFonts w:ascii="Times New Roman" w:eastAsia="Times New Roman" w:hAnsi="Times New Roman" w:cs="Times New Roman"/>
+          <w:b/>
+          <w:sz w:val="28"/>
+          <w:szCs w:val="28"/>
+          <w:u w:val="none"/>
+        </w:rPr>
+      </w:pPr>
+    </w:p>
+    <w:p>
+      <w:pPr>
+        <w:jc w:val="center"/>
+        <w:rPr>
+          <w:rFonts w:ascii="Times New Roman" w:eastAsia="Times New Roman" w:hAnsi="Times New Roman" w:cs="Times New Roman"/>
+          <w:b/>
+          <w:sz w:val="48"/>
+          <w:szCs w:val="48"/>
+        </w:rPr>
+      </w:pPr>
+      <w:r>
+        <w:rPr>
+          <w:rFonts w:ascii="Times New Roman" w:eastAsia="Times New Roman" w:hAnsi="Times New Roman" w:cs="Times New Roman"/>
+          <w:b/>
+          <w:sz w:val="48"/>
+          <w:szCs w:val="48"/>
+        </w:rPr>
+        <w:lastRenderedPageBreak/>
+        <w:t xml:space="preserve">Track &amp; </w:t>
+      </w:r>
+      <w:r>
+        <w:rPr>
+          <w:rFonts w:ascii="Times New Roman" w:eastAsia="Times New Roman" w:hAnsi="Times New Roman" w:cs="Times New Roman"/>
+          <w:b/>
+          <w:sz w:val="48"/>
+          <w:szCs w:val="48"/>
+        </w:rPr>
+        <w:t>Trace:</w:t>
+      </w:r>
+      <w:r>
+        <w:rPr>
+          <w:rFonts w:ascii="Times New Roman" w:eastAsia="Times New Roman" w:hAnsi="Times New Roman" w:cs="Times New Roman"/>
+          <w:b/>
+          <w:sz w:val="48"/>
+          <w:szCs w:val="48"/>
+        </w:rPr>
+        <w:t xml:space="preserve"> An </w:t>
+      </w:r>
+      <w:r>
+        <w:rPr>
+          <w:rFonts w:ascii="Times New Roman" w:eastAsia="Times New Roman" w:hAnsi="Times New Roman" w:cs="Times New Roman"/>
+          <w:b/>
+          <w:sz w:val="48"/>
+          <w:szCs w:val="48"/>
+        </w:rPr>
+        <w:t>OSINT CTF</w:t>
+      </w:r>
+    </w:p>
+    <w:p>
+      <w:pPr>
+        <w:spacing w:line="240" w:lineRule="auto"/>
+        <w:jc w:val="both"/>
+        <w:rPr>
+          <w:rFonts w:ascii="Times New Roman" w:eastAsia="Times New Roman" w:hAnsi="Times New Roman" w:cs="Times New Roman"/>
+          <w:sz w:val="28"/>
+          <w:szCs w:val="28"/>
+          <w:u w:val="none"/>
+          <w:lang w:val="en-IN"/>
+        </w:rPr>
+      </w:pPr>
+      <w:r>
+        <w:rPr>
+          <w:rFonts w:ascii="Times New Roman" w:eastAsia="Times New Roman" w:hAnsi="Times New Roman" w:cs="Times New Roman"/>
+          <w:sz w:val="28"/>
+          <w:szCs w:val="28"/>
+          <w:u w:val="none"/>
+          <w:lang w:val="en-IN"/>
+        </w:rPr>
+        <w:t>This is our project for the Web Technologies subject in Semester 2. It is an OSINT CTF app made for people who have never tried CTFs before. We wanted to make it very simple so non-cybersecurity-related people can understand what OSINT is and how to find information online</w:t>
+      </w:r>
+      <w:r>
+        <w:rPr>
+          <w:rFonts w:ascii="Times New Roman" w:eastAsia="Times New Roman" w:hAnsi="Times New Roman" w:cs="Times New Roman"/>
+          <w:sz w:val="28"/>
+          <w:szCs w:val="28"/>
+          <w:u w:val="none"/>
+          <w:lang w:val="en-IN"/>
+        </w:rPr>
+        <w:t xml:space="preserve">. </w:t>
+      </w:r>
+      <w:r>
+        <w:rPr>
+          <w:rFonts w:ascii="Times New Roman" w:eastAsia="Times New Roman" w:hAnsi="Times New Roman" w:cs="Times New Roman"/>
+          <w:sz w:val="28"/>
+          <w:szCs w:val="28"/>
+          <w:u w:val="none"/>
+          <w:lang w:val="en-IN"/>
+        </w:rPr>
+        <w:t>While traditional CTFs often require complex Linux environments and command-line proficiency, this project bridges the gap by offering a seamless, browser-based experience focused on logic, investigation, and digital awareness.</w:t>
+      </w:r>
+    </w:p>
+    <w:p>
+      <w:pPr>
+        <w:spacing w:line="240" w:lineRule="auto"/>
+        <w:jc w:val="both"/>
+        <w:rPr>
+          <w:rFonts w:ascii="Times New Roman" w:eastAsia="Times New Roman" w:hAnsi="Times New Roman" w:cs="Times New Roman"/>
+          <w:sz w:val="28"/>
+          <w:szCs w:val="28"/>
+          <w:u w:val="none"/>
+          <w:lang w:val="en-IN"/>
+        </w:rPr>
+      </w:pPr>
+    </w:p>
+    <w:p>
+      <w:pPr>
+        <w:spacing w:line="240" w:lineRule="auto"/>
+        <w:jc w:val="both"/>
+        <w:rPr>
+          <w:rFonts w:ascii="Times New Roman" w:eastAsia="Times New Roman" w:hAnsi="Times New Roman" w:cs="Times New Roman"/>
+          <w:sz w:val="28"/>
+          <w:szCs w:val="28"/>
+          <w:lang w:val="en-IN"/>
+        </w:rPr>
+      </w:pPr>
+      <w:r>
+        <w:rPr>
+          <w:rFonts w:ascii="Times New Roman" w:eastAsia="Times New Roman" w:hAnsi="Times New Roman" w:cs="Times New Roman"/>
+          <w:sz w:val="28"/>
+          <w:szCs w:val="28"/>
+          <w:u w:val="none"/>
+          <w:lang w:val="en-IN"/>
+        </w:rPr>
+        <w:t xml:space="preserve">Technologies used in this project were </w:t>
+      </w:r>
+      <w:r>
+        <w:rPr>
+          <w:rFonts w:ascii="Times New Roman" w:eastAsia="Times New Roman" w:hAnsi="Times New Roman" w:cs="Times New Roman"/>
+          <w:sz w:val="28"/>
+          <w:szCs w:val="28"/>
+          <w:lang w:val="en-IN"/>
+        </w:rPr>
+        <w:t xml:space="preserve">HTML, CSS, </w:t>
+      </w:r>
+      <w:r>
+        <w:rPr>
+          <w:rFonts w:ascii="Times New Roman" w:eastAsia="Times New Roman" w:hAnsi="Times New Roman" w:cs="Times New Roman"/>
+          <w:sz w:val="28"/>
+          <w:szCs w:val="28"/>
+          <w:lang w:val="en-IN"/>
+        </w:rPr>
+        <w:t>JavaScript</w:t>
+      </w:r>
+      <w:r>
+        <w:rPr>
+          <w:rFonts w:ascii="Times New Roman" w:eastAsia="Times New Roman" w:hAnsi="Times New Roman" w:cs="Times New Roman"/>
+          <w:sz w:val="28"/>
+          <w:szCs w:val="28"/>
+          <w:lang w:val="en-IN"/>
+        </w:rPr>
+        <w:t xml:space="preserve">, React, NodeJS, </w:t>
+      </w:r>
+      <w:r>
+        <w:rPr>
+          <w:rFonts w:ascii="Times New Roman" w:eastAsia="Times New Roman" w:hAnsi="Times New Roman" w:cs="Times New Roman"/>
+          <w:sz w:val="28"/>
+          <w:szCs w:val="28"/>
+          <w:lang w:val="en-IN"/>
+        </w:rPr>
+        <w:t>MySQL</w:t>
+      </w:r>
+      <w:r>
+        <w:rPr>
+          <w:rFonts w:ascii="Times New Roman" w:eastAsia="Times New Roman" w:hAnsi="Times New Roman" w:cs="Times New Roman"/>
+          <w:sz w:val="28"/>
+          <w:szCs w:val="28"/>
+          <w:lang w:val="en-IN"/>
+        </w:rPr>
+        <w:t>.</w:t>
+      </w:r>
+    </w:p>
+    <w:p>
+      <w:pPr>
+        <w:spacing w:line="240" w:lineRule="auto"/>
+        <w:jc w:val="both"/>
+        <w:rPr>
+          <w:rFonts w:ascii="Times New Roman" w:eastAsia="Times New Roman" w:hAnsi="Times New Roman" w:cs="Times New Roman"/>
+          <w:sz w:val="28"/>
+          <w:szCs w:val="28"/>
+          <w:u w:val="none"/>
+          <w:lang w:val="en-IN"/>
+        </w:rPr>
+      </w:pPr>
+    </w:p>
+    <w:p>
+      <w:pPr>
+        <w:spacing w:line="240" w:lineRule="auto"/>
+        <w:jc w:val="both"/>
+        <w:rPr>
+          <w:rFonts w:ascii="Times New Roman" w:eastAsia="Times New Roman" w:hAnsi="Times New Roman" w:cs="Times New Roman"/>
+          <w:b/>
+          <w:bCs/>
+          <w:sz w:val="28"/>
+          <w:szCs w:val="28"/>
+          <w:lang w:val="en-IN"/>
+        </w:rPr>
+      </w:pPr>
+      <w:r>
+        <w:rPr>
+          <w:rFonts w:ascii="Times New Roman" w:eastAsia="Times New Roman" w:hAnsi="Times New Roman" w:cs="Times New Roman"/>
+          <w:b/>
+          <w:bCs/>
+          <w:sz w:val="28"/>
+          <w:szCs w:val="28"/>
+          <w:lang w:val="en-IN"/>
+        </w:rPr>
+        <w:t>What are CTFs and OSINT?</w:t>
+      </w:r>
+    </w:p>
+    <w:p>
+      <w:pPr>
+        <w:spacing w:line="240" w:lineRule="auto"/>
+        <w:jc w:val="both"/>
+        <w:rPr>
+          <w:rFonts w:ascii="Times New Roman" w:eastAsia="Times New Roman" w:hAnsi="Times New Roman" w:cs="Times New Roman"/>
+          <w:b/>
+          <w:bCs/>
+          <w:sz w:val="28"/>
+          <w:szCs w:val="28"/>
+          <w:u w:val="none"/>
+          <w:lang w:val="en-IN"/>
+        </w:rPr>
+      </w:pPr>
+    </w:p>
+    <w:p>
+      <w:pPr>
+        <w:spacing w:line="240" w:lineRule="auto"/>
+        <w:ind w:left="720"/>
+        <w:jc w:val="both"/>
+        <w:rPr>
+          <w:rFonts w:ascii="Times New Roman" w:eastAsia="Times New Roman" w:hAnsi="Times New Roman" w:cs="Times New Roman"/>
+          <w:sz w:val="28"/>
+          <w:szCs w:val="28"/>
+          <w:u w:val="none"/>
+          <w:lang w:val="en-IN"/>
+        </w:rPr>
+      </w:pPr>
+      <w:r>
+        <w:rPr>
+          <w:rFonts w:ascii="Times New Roman" w:eastAsia="Times New Roman" w:hAnsi="Times New Roman" w:cs="Times New Roman"/>
+          <w:b/>
+          <w:bCs/>
+          <w:sz w:val="28"/>
+          <w:szCs w:val="28"/>
+          <w:u w:val="none"/>
+          <w:lang w:val="en-IN"/>
+        </w:rPr>
+        <w:t xml:space="preserve">CTF </w:t>
+      </w:r>
+      <w:r>
+        <w:rPr>
+          <w:rFonts w:ascii="Times New Roman" w:eastAsia="Times New Roman" w:hAnsi="Times New Roman" w:cs="Times New Roman"/>
+          <w:sz w:val="28"/>
+          <w:szCs w:val="28"/>
+          <w:u w:val="none"/>
+          <w:lang w:val="en-IN"/>
+        </w:rPr>
+        <w:t>(Capture The Flag): A cybersecurity competition where participants solve challenges to find a hidden string or file called a "flag".</w:t>
+      </w:r>
+      <w:r>
+        <w:rPr>
+          <w:rFonts w:ascii="Times New Roman" w:eastAsia="Times New Roman" w:hAnsi="Times New Roman" w:cs="Times New Roman"/>
+          <w:sz w:val="28"/>
+          <w:szCs w:val="28"/>
+          <w:u w:val="none"/>
+          <w:lang w:val="en-IN"/>
+        </w:rPr>
+        <w:t xml:space="preserve"> You have to find the answers using appropriate tools and reach the objective the fastest.</w:t>
+      </w:r>
+    </w:p>
+    <w:p>
+      <w:pPr>
+        <w:spacing w:line="240" w:lineRule="auto"/>
+        <w:ind w:left="720"/>
+        <w:jc w:val="both"/>
+        <w:rPr>
+          <w:rFonts w:ascii="Times New Roman" w:eastAsia="Times New Roman" w:hAnsi="Times New Roman" w:cs="Times New Roman"/>
+          <w:sz w:val="28"/>
+          <w:szCs w:val="28"/>
+          <w:u w:val="none"/>
+          <w:lang w:val="en-IN"/>
+        </w:rPr>
+      </w:pPr>
+    </w:p>
+    <w:p>
+      <w:pPr>
+        <w:spacing w:line="240" w:lineRule="auto"/>
+        <w:ind w:left="720"/>
+        <w:jc w:val="both"/>
+        <w:rPr>
+          <w:rFonts w:ascii="Times New Roman" w:eastAsia="Times New Roman" w:hAnsi="Times New Roman" w:cs="Times New Roman"/>
+          <w:sz w:val="28"/>
+          <w:szCs w:val="28"/>
+          <w:u w:val="none"/>
+          <w:lang w:val="en-IN"/>
+        </w:rPr>
+      </w:pPr>
+      <w:r>
+        <w:rPr>
+          <w:rFonts w:ascii="Times New Roman" w:eastAsia="Times New Roman" w:hAnsi="Times New Roman" w:cs="Times New Roman"/>
+          <w:b/>
+          <w:bCs/>
+          <w:sz w:val="28"/>
+          <w:szCs w:val="28"/>
+          <w:u w:val="none"/>
+          <w:lang w:val="en-IN"/>
+        </w:rPr>
+        <w:t>OSINT (</w:t>
+      </w:r>
+      <w:r>
+        <w:rPr>
+          <w:rFonts w:ascii="Times New Roman" w:eastAsia="Times New Roman" w:hAnsi="Times New Roman" w:cs="Times New Roman"/>
+          <w:sz w:val="28"/>
+          <w:szCs w:val="28"/>
+          <w:u w:val="none"/>
+          <w:lang w:val="en-IN"/>
+        </w:rPr>
+        <w:t>Open-Source</w:t>
+      </w:r>
+      <w:r>
+        <w:rPr>
+          <w:rFonts w:ascii="Times New Roman" w:eastAsia="Times New Roman" w:hAnsi="Times New Roman" w:cs="Times New Roman"/>
+          <w:sz w:val="28"/>
+          <w:szCs w:val="28"/>
+          <w:u w:val="none"/>
+          <w:lang w:val="en-IN"/>
+        </w:rPr>
+        <w:t xml:space="preserve"> Intelligence): The collection and analysis of data gathered from open sources (publicly available information) to produce actionable intelligence. In a CTF context, it means playing detective using public data scattered across the internet</w:t>
+      </w:r>
+      <w:r>
+        <w:rPr>
+          <w:rFonts w:ascii="Times New Roman" w:eastAsia="Times New Roman" w:hAnsi="Times New Roman" w:cs="Times New Roman"/>
+          <w:sz w:val="28"/>
+          <w:szCs w:val="28"/>
+          <w:u w:val="none"/>
+          <w:lang w:val="en-IN"/>
+        </w:rPr>
+        <w:t>.</w:t>
+      </w:r>
+      <w:r>
+        <w:rPr>
+          <w:rFonts w:ascii="Times New Roman" w:eastAsia="Times New Roman" w:hAnsi="Times New Roman" w:cs="Times New Roman"/>
+          <w:sz w:val="28"/>
+          <w:szCs w:val="28"/>
+          <w:u w:val="none"/>
+          <w:lang w:val="en-IN"/>
+        </w:rPr>
+        <w:t xml:space="preserve"> In our case, you will be given a single image and have to solve 7 questions which lead from that single clue linearly.</w:t>
+      </w:r>
+    </w:p>
+    <w:p>
+      <w:pPr>
+        <w:spacing w:line="240" w:lineRule="auto"/>
+        <w:jc w:val="both"/>
+        <w:rPr>
+          <w:rFonts w:ascii="Times New Roman" w:eastAsia="Times New Roman" w:hAnsi="Times New Roman" w:cs="Times New Roman"/>
+          <w:sz w:val="28"/>
+          <w:szCs w:val="28"/>
+          <w:u w:val="none"/>
+          <w:lang w:val="en-IN"/>
+        </w:rPr>
+      </w:pPr>
+    </w:p>
+    <w:p>
+      <w:pPr>
+        <w:spacing w:line="240" w:lineRule="auto"/>
+        <w:jc w:val="both"/>
+        <w:rPr>
+          <w:rFonts w:ascii="Times New Roman" w:eastAsia="Times New Roman" w:hAnsi="Times New Roman" w:cs="Times New Roman"/>
+          <w:sz w:val="28"/>
+          <w:szCs w:val="28"/>
+          <w:u w:val="none"/>
+          <w:lang w:val="en-IN"/>
+        </w:rPr>
+      </w:pPr>
+    </w:p>
+    <w:p>
+      <w:pPr>
+        <w:spacing w:line="240" w:lineRule="auto"/>
+        <w:jc w:val="both"/>
+        <w:rPr>
+          <w:rFonts w:ascii="Times New Roman" w:eastAsia="Times New Roman" w:hAnsi="Times New Roman" w:cs="Times New Roman"/>
+          <w:i/>
+          <w:iCs/>
+          <w:sz w:val="28"/>
+          <w:szCs w:val="28"/>
+        </w:rPr>
+      </w:pPr>
+      <w:r>
+        <w:rPr>
+          <w:rFonts w:ascii="Times New Roman" w:eastAsia="Times New Roman" w:hAnsi="Times New Roman" w:cs="Times New Roman"/>
+          <w:i/>
+          <w:iCs/>
+          <w:sz w:val="28"/>
+          <w:szCs w:val="28"/>
+        </w:rPr>
+        <w:t>“</w:t>
+      </w:r>
+      <w:r>
+        <w:rPr>
+          <w:rFonts w:ascii="Times New Roman" w:eastAsia="Times New Roman" w:hAnsi="Times New Roman" w:cs="Times New Roman"/>
+          <w:i/>
+          <w:iCs/>
+          <w:sz w:val="28"/>
+          <w:szCs w:val="28"/>
+        </w:rPr>
+        <w:t>In an era of data transparency, awareness is your best firewall.</w:t>
+      </w:r>
+      <w:r>
+        <w:rPr>
+          <w:rFonts w:ascii="Times New Roman" w:eastAsia="Times New Roman" w:hAnsi="Times New Roman" w:cs="Times New Roman"/>
+          <w:i/>
+          <w:iCs/>
+          <w:sz w:val="28"/>
+          <w:szCs w:val="28"/>
+        </w:rPr>
+        <w:t>”</w:t>
+      </w:r>
+    </w:p>
+    <w:p>
+      <w:pPr>
+        <w:spacing w:line="240" w:lineRule="auto"/>
+        <w:jc w:val="both"/>
+        <w:rPr>
+          <w:rFonts w:ascii="Times New Roman" w:eastAsia="Times New Roman" w:hAnsi="Times New Roman" w:cs="Times New Roman"/>
+          <w:i/>
+          <w:iCs/>
+          <w:sz w:val="28"/>
+          <w:szCs w:val="28"/>
+        </w:rPr>
+      </w:pPr>
+    </w:p>
+    <w:p>
+      <w:pPr>
+        <w:spacing w:line="240" w:lineRule="auto"/>
+        <w:jc w:val="both"/>
+        <w:rPr>
+          <w:rFonts w:ascii="Times New Roman" w:eastAsia="Times New Roman" w:hAnsi="Times New Roman" w:cs="Times New Roman"/>
+          <w:sz w:val="28"/>
+          <w:szCs w:val="28"/>
+        </w:rPr>
+      </w:pPr>
+      <w:r>
+        <w:rPr>
+          <w:rFonts w:ascii="Times New Roman" w:eastAsia="Times New Roman" w:hAnsi="Times New Roman" w:cs="Times New Roman"/>
+          <w:sz w:val="28"/>
+          <w:szCs w:val="28"/>
+          <w:u w:val="none"/>
+        </w:rPr>
+        <w:t xml:space="preserve">This </w:t>
+      </w:r>
+      <w:r>
+        <w:rPr>
+          <w:rFonts w:ascii="Times New Roman" w:eastAsia="Times New Roman" w:hAnsi="Times New Roman" w:cs="Times New Roman"/>
+          <w:sz w:val="28"/>
+          <w:szCs w:val="28"/>
+          <w:u w:val="none"/>
+        </w:rPr>
+        <w:t xml:space="preserve">Project </w:t>
+      </w:r>
+      <w:r>
+        <w:rPr>
+          <w:rFonts w:ascii="Times New Roman" w:eastAsia="Times New Roman" w:hAnsi="Times New Roman" w:cs="Times New Roman"/>
+          <w:sz w:val="28"/>
+          <w:szCs w:val="28"/>
+          <w:u w:val="none"/>
+        </w:rPr>
+        <w:t xml:space="preserve">was designed to demonstrate how much information is publicly available and how easily it can be pieced together using perfectly legal, open-source resources. </w:t>
+      </w:r>
+      <w:r>
+        <w:rPr>
+          <w:rFonts w:ascii="Times New Roman" w:eastAsia="Times New Roman" w:hAnsi="Times New Roman" w:cs="Times New Roman"/>
+          <w:sz w:val="28"/>
+          <w:szCs w:val="28"/>
+        </w:rPr>
+        <w:t>We encourage you to be mindful of your digital footprint, respect others' privacy, and always act responsibly. Stay safe online.</w:t>
+      </w:r>
+      <w:r>
+        <w:rPr>
+          <w:rFonts w:ascii="Times New Roman" w:eastAsia="Times New Roman" w:hAnsi="Times New Roman" w:cs="Times New Roman"/>
+          <w:sz w:val="28"/>
+          <w:szCs w:val="28"/>
+        </w:rPr>
+        <w:t xml:space="preserve"> </w:t>
+      </w:r>
+      <w:r>
+        <w:rPr>
+          <w:rFonts w:ascii="Times New Roman" w:eastAsia="Times New Roman" w:hAnsi="Times New Roman" w:cs="Times New Roman"/>
+          <w:sz w:val="28"/>
+          <w:szCs w:val="28"/>
+          <w:u w:val="none"/>
+        </w:rPr>
+        <w:t>This project is an educational tool. We believe that understanding how information is found is the first step toward securing it.</w:t>
+      </w:r>
+    </w:p>
+    <w:p>
+      <w:pPr>
+        <w:spacing w:line="240" w:lineRule="auto"/>
+        <w:jc w:val="both"/>
+        <w:rPr>
+          <w:rFonts w:ascii="Times New Roman" w:eastAsia="Times New Roman" w:hAnsi="Times New Roman" w:cs="Times New Roman"/>
+          <w:sz w:val="28"/>
+          <w:szCs w:val="28"/>
+        </w:rPr>
+      </w:pPr>
+    </w:p>
+    <w:p>
+      <w:pPr>
+        <w:spacing w:line="240" w:lineRule="auto"/>
+        <w:jc w:val="both"/>
+        <w:rPr>
+          <w:rFonts w:ascii="Times New Roman" w:eastAsia="Times New Roman" w:hAnsi="Times New Roman" w:cs="Times New Roman"/>
+          <w:sz w:val="28"/>
+          <w:szCs w:val="28"/>
+        </w:rPr>
+      </w:pPr>
+    </w:p>
+    <w:p>
+      <w:pPr>
+        <w:spacing w:line="240" w:lineRule="auto"/>
+        <w:jc w:val="both"/>
+        <w:rPr>
+          <w:rFonts w:ascii="Times New Roman" w:eastAsia="Times New Roman" w:hAnsi="Times New Roman" w:cs="Times New Roman"/>
+          <w:b/>
+          <w:bCs/>
+          <w:sz w:val="28"/>
+          <w:szCs w:val="28"/>
+        </w:rPr>
+      </w:pPr>
+      <w:r>
+        <w:rPr>
+          <w:rFonts w:ascii="Times New Roman" w:eastAsia="Times New Roman" w:hAnsi="Times New Roman" w:cs="Times New Roman"/>
+          <w:b/>
+          <w:bCs/>
+          <w:sz w:val="28"/>
+          <w:szCs w:val="28"/>
+        </w:rPr>
+        <w:t>OUR GITHUB FOR THE PROJECT:</w:t>
+      </w:r>
+    </w:p>
+    <w:p>
+      <w:pPr>
+        <w:spacing w:line="240" w:lineRule="auto"/>
+        <w:jc w:val="both"/>
+        <w:rPr>
+          <w:rFonts w:ascii="Times New Roman" w:eastAsia="Times New Roman" w:hAnsi="Times New Roman" w:cs="Times New Roman"/>
+          <w:sz w:val="28"/>
+          <w:szCs w:val="28"/>
+        </w:rPr>
+      </w:pPr>
+    </w:p>
+    <w:p>
+      <w:pPr>
+        <w:spacing w:line="240" w:lineRule="auto"/>
+        <w:ind w:left="1440" w:firstLine="720"/>
+        <w:jc w:val="both"/>
+        <w:rPr>
+          <w:rFonts w:ascii="Times New Roman" w:eastAsia="Times New Roman" w:hAnsi="Times New Roman" w:cs="Times New Roman"/>
+          <w:sz w:val="28"/>
+          <w:szCs w:val="28"/>
+        </w:rPr>
+      </w:pPr>
+      <w:hyperlink r:id="rId11" w:history="1">
+        <w:r>
+          <w:rPr>
+            <w:rStyle w:val="Hyperlink"/>
+            <w:rFonts w:ascii="Times New Roman" w:eastAsia="Times New Roman" w:hAnsi="Times New Roman" w:cs="Times New Roman"/>
+            <w:sz w:val="28"/>
+            <w:szCs w:val="28"/>
+          </w:rPr>
+          <w:t>https://github.com/Aweek07/CTF_PROJECT</w:t>
+        </w:r>
+      </w:hyperlink>
+    </w:p>
+    <w:p>
+      <w:pPr>
+        <w:spacing w:line="240" w:lineRule="auto"/>
+        <w:jc w:val="center"/>
+        <w:rPr>
+          <w:rFonts w:ascii="Times New Roman" w:eastAsia="Times New Roman" w:hAnsi="Times New Roman" w:cs="Times New Roman"/>
+          <w:sz w:val="32"/>
+          <w:szCs w:val="32"/>
+        </w:rPr>
+      </w:pPr>
+      <w:r>
+        <w:rPr>
+          <w:rFonts w:ascii="Times New Roman" w:eastAsia="Times New Roman" w:hAnsi="Times New Roman" w:cs="Times New Roman"/>
+          <w:b/>
+          <w:bCs/>
+          <w:sz w:val="40"/>
+          <w:szCs w:val="40"/>
+          <w:lang w:val="en-IN"/>
+        </w:rPr>
+        <w:lastRenderedPageBreak/>
+        <w:t>Setup</w:t>
+      </w:r>
+    </w:p>
+    <w:p>
+      <w:pPr>
+        <w:spacing w:line="240" w:lineRule="auto"/>
+        <w:jc w:val="both"/>
+        <w:rPr>
+          <w:rFonts w:ascii="Times New Roman" w:eastAsia="Times New Roman" w:hAnsi="Times New Roman" w:cs="Times New Roman"/>
+          <w:b/>
+          <w:bCs/>
+          <w:sz w:val="28"/>
+          <w:szCs w:val="28"/>
+          <w:lang w:val="en-IN"/>
+        </w:rPr>
+      </w:pPr>
+    </w:p>
+    <w:p>
+      <w:pPr>
+        <w:spacing w:line="240" w:lineRule="auto"/>
+        <w:jc w:val="both"/>
+        <w:rPr>
+          <w:rFonts w:ascii="Times New Roman" w:eastAsia="Times New Roman" w:hAnsi="Times New Roman" w:cs="Times New Roman"/>
+          <w:b/>
+          <w:bCs/>
+          <w:sz w:val="28"/>
+          <w:szCs w:val="28"/>
+          <w:lang w:val="en-IN"/>
+        </w:rPr>
+      </w:pPr>
+      <w:r>
+        <w:rPr>
+          <w:rFonts w:ascii="Times New Roman" w:eastAsia="Times New Roman" w:hAnsi="Times New Roman" w:cs="Times New Roman"/>
+          <w:b/>
+          <w:bCs/>
+          <w:sz w:val="28"/>
+          <w:szCs w:val="28"/>
+          <w:lang w:val="en-IN"/>
+        </w:rPr>
+        <w:t>1. Download Prerequisites</w:t>
+      </w:r>
+    </w:p>
+    <w:p>
+      <w:pPr>
+        <w:spacing w:line="240" w:lineRule="auto"/>
+        <w:jc w:val="both"/>
+        <w:rPr>
+          <w:rFonts w:ascii="Times New Roman" w:eastAsia="Times New Roman" w:hAnsi="Times New Roman" w:cs="Times New Roman"/>
+          <w:b/>
+          <w:bCs/>
+          <w:sz w:val="28"/>
+          <w:szCs w:val="28"/>
+          <w:lang w:val="en-IN"/>
+        </w:rPr>
+      </w:pPr>
+    </w:p>
+    <w:p>
+      <w:pPr>
+        <w:numPr>
+          <w:ilvl w:val="0"/>
+          <w:numId w:val="15"/>
+        </w:numPr>
+        <w:spacing w:line="240" w:lineRule="auto"/>
+        <w:jc w:val="both"/>
+        <w:rPr>
+          <w:rFonts w:ascii="Times New Roman" w:eastAsia="Times New Roman" w:hAnsi="Times New Roman" w:cs="Times New Roman"/>
+          <w:sz w:val="28"/>
+          <w:szCs w:val="28"/>
+          <w:u w:val="none"/>
+          <w:lang w:val="en-IN"/>
+        </w:rPr>
+      </w:pPr>
+      <w:r>
+        <w:rPr>
+          <w:rFonts w:ascii="Times New Roman" w:eastAsia="Times New Roman" w:hAnsi="Times New Roman" w:cs="Times New Roman"/>
+          <w:sz w:val="28"/>
+          <w:szCs w:val="28"/>
+          <w:u w:val="none"/>
+          <w:lang w:val="en-IN"/>
+        </w:rPr>
+        <w:t>Install </w:t>
+      </w:r>
+      <w:hyperlink r:id="rId12" w:history="1">
+        <w:r>
+          <w:rPr>
+            <w:rStyle w:val="Hyperlink"/>
+            <w:rFonts w:ascii="Times New Roman" w:eastAsia="Times New Roman" w:hAnsi="Times New Roman" w:cs="Times New Roman"/>
+            <w:b/>
+            <w:bCs/>
+            <w:sz w:val="28"/>
+            <w:szCs w:val="28"/>
+            <w:u w:val="none"/>
+            <w:lang w:val="en-IN"/>
+          </w:rPr>
+          <w:t>Node.js</w:t>
+        </w:r>
+      </w:hyperlink>
+    </w:p>
+    <w:p>
+      <w:pPr>
+        <w:numPr>
+          <w:ilvl w:val="0"/>
+          <w:numId w:val="15"/>
+        </w:numPr>
+        <w:spacing w:line="240" w:lineRule="auto"/>
+        <w:jc w:val="both"/>
+        <w:rPr>
+          <w:rFonts w:ascii="Times New Roman" w:eastAsia="Times New Roman" w:hAnsi="Times New Roman" w:cs="Times New Roman"/>
+          <w:sz w:val="28"/>
+          <w:szCs w:val="28"/>
+          <w:u w:val="none"/>
+          <w:lang w:val="en-IN"/>
+        </w:rPr>
+      </w:pPr>
+      <w:r>
+        <w:rPr>
+          <w:rFonts w:ascii="Times New Roman" w:eastAsia="Times New Roman" w:hAnsi="Times New Roman" w:cs="Times New Roman"/>
+          <w:sz w:val="28"/>
+          <w:szCs w:val="28"/>
+          <w:u w:val="none"/>
+          <w:lang w:val="en-IN"/>
+        </w:rPr>
+        <w:t>Install </w:t>
+      </w:r>
+      <w:hyperlink r:id="rId13" w:history="1">
+        <w:r>
+          <w:rPr>
+            <w:rStyle w:val="Hyperlink"/>
+            <w:rFonts w:ascii="Times New Roman" w:eastAsia="Times New Roman" w:hAnsi="Times New Roman" w:cs="Times New Roman"/>
+            <w:b/>
+            <w:bCs/>
+            <w:sz w:val="28"/>
+            <w:szCs w:val="28"/>
+            <w:u w:val="none"/>
+            <w:lang w:val="en-IN"/>
+          </w:rPr>
+          <w:t>Official SQL download</w:t>
+        </w:r>
+      </w:hyperlink>
+    </w:p>
+    <w:p>
+      <w:pPr>
+        <w:spacing w:line="240" w:lineRule="auto"/>
+        <w:ind w:left="720"/>
+        <w:jc w:val="both"/>
+        <w:rPr>
+          <w:rFonts w:ascii="Times New Roman" w:eastAsia="Times New Roman" w:hAnsi="Times New Roman" w:cs="Times New Roman"/>
+          <w:sz w:val="28"/>
+          <w:szCs w:val="28"/>
+          <w:u w:val="none"/>
+          <w:lang w:val="en-IN"/>
+        </w:rPr>
+      </w:pPr>
+    </w:p>
+    <w:p>
+      <w:pPr>
+        <w:spacing w:line="240" w:lineRule="auto"/>
+        <w:jc w:val="both"/>
+        <w:rPr>
+          <w:rFonts w:ascii="Times New Roman" w:eastAsia="Times New Roman" w:hAnsi="Times New Roman" w:cs="Times New Roman"/>
+          <w:b/>
+          <w:bCs/>
+          <w:sz w:val="28"/>
+          <w:szCs w:val="28"/>
+          <w:lang w:val="en-IN"/>
+        </w:rPr>
+      </w:pPr>
+      <w:r>
+        <w:rPr>
+          <w:rFonts w:ascii="Times New Roman" w:eastAsia="Times New Roman" w:hAnsi="Times New Roman" w:cs="Times New Roman"/>
+          <w:b/>
+          <w:bCs/>
+          <w:sz w:val="28"/>
+          <w:szCs w:val="28"/>
+          <w:lang w:val="en-IN"/>
+        </w:rPr>
+        <w:t>2. Clone the Project</w:t>
+      </w:r>
+    </w:p>
+    <w:p>
+      <w:pPr>
+        <w:spacing w:line="240" w:lineRule="auto"/>
+        <w:jc w:val="both"/>
+        <w:rPr>
+          <w:rFonts w:ascii="Times New Roman" w:eastAsia="Times New Roman" w:hAnsi="Times New Roman" w:cs="Times New Roman"/>
+          <w:sz w:val="28"/>
+          <w:szCs w:val="28"/>
+          <w:u w:val="none"/>
+          <w:lang w:val="en-IN"/>
+        </w:rPr>
+      </w:pPr>
+    </w:p>
+    <w:p>
+      <w:pPr>
+        <w:spacing w:line="240" w:lineRule="auto"/>
+        <w:jc w:val="both"/>
+        <w:rPr>
+          <w:rFonts w:ascii="FiraCode Nerd Font" w:eastAsia="Times New Roman" w:hAnsi="FiraCode Nerd Font" w:cs="FiraCode Nerd Font"/>
+          <w:color w:val="FFFFFF" w:themeColor="background1"/>
+          <w:highlight w:val="black"/>
+          <w:u w:val="none"/>
+          <w:lang w:val="en-IN"/>
+        </w:rPr>
+      </w:pPr>
+      <w:r>
+        <w:rPr>
+          <w:rFonts w:ascii="FiraCode Nerd Font" w:eastAsia="Times New Roman" w:hAnsi="FiraCode Nerd Font" w:cs="FiraCode Nerd Font"/>
+          <w:color w:val="FFFFFF" w:themeColor="background1"/>
+          <w:highlight w:val="black"/>
+          <w:u w:val="none"/>
+          <w:lang w:val="en-IN"/>
+        </w:rPr>
+        <w:t>git clone https://github.com/Aweek07/CTF_PROJECT.git</w:t>
+      </w:r>
+    </w:p>
+    <w:p>
+      <w:pPr>
+        <w:spacing w:line="240" w:lineRule="auto"/>
+        <w:jc w:val="both"/>
+        <w:rPr>
+          <w:rFonts w:ascii="FiraCode Nerd Font" w:eastAsia="Times New Roman" w:hAnsi="FiraCode Nerd Font" w:cs="FiraCode Nerd Font"/>
+          <w:color w:val="FFFFFF" w:themeColor="background1"/>
+          <w:u w:val="none"/>
+          <w:lang w:val="en-IN"/>
+        </w:rPr>
+      </w:pPr>
+      <w:r>
+        <w:rPr>
+          <w:rFonts w:ascii="FiraCode Nerd Font" w:eastAsia="Times New Roman" w:hAnsi="FiraCode Nerd Font" w:cs="FiraCode Nerd Font"/>
+          <w:color w:val="FFFFFF" w:themeColor="background1"/>
+          <w:highlight w:val="black"/>
+          <w:u w:val="none"/>
+          <w:lang w:val="en-IN"/>
+        </w:rPr>
+        <w:t>cd CTF_PROJECT/ctf_proj</w:t>
+      </w:r>
+    </w:p>
+    <w:p>
+      <w:pPr>
+        <w:spacing w:line="240" w:lineRule="auto"/>
+        <w:jc w:val="both"/>
+        <w:rPr>
+          <w:rFonts w:ascii="Times New Roman" w:eastAsia="Times New Roman" w:hAnsi="Times New Roman" w:cs="Times New Roman"/>
+          <w:sz w:val="28"/>
+          <w:szCs w:val="28"/>
+          <w:lang w:val="en-IN"/>
+        </w:rPr>
+      </w:pPr>
+    </w:p>
+    <w:p>
+      <w:pPr>
+        <w:spacing w:line="240" w:lineRule="auto"/>
+        <w:jc w:val="both"/>
+        <w:rPr>
+          <w:rFonts w:ascii="Times New Roman" w:eastAsia="Times New Roman" w:hAnsi="Times New Roman" w:cs="Times New Roman"/>
+          <w:b/>
+          <w:bCs/>
+          <w:sz w:val="28"/>
+          <w:szCs w:val="28"/>
+          <w:lang w:val="en-IN"/>
+        </w:rPr>
+      </w:pPr>
+      <w:r>
+        <w:rPr>
+          <w:rFonts w:ascii="Times New Roman" w:eastAsia="Times New Roman" w:hAnsi="Times New Roman" w:cs="Times New Roman"/>
+          <w:b/>
+          <w:bCs/>
+          <w:sz w:val="28"/>
+          <w:szCs w:val="28"/>
+          <w:lang w:val="en-IN"/>
+        </w:rPr>
+        <w:t>3. Install Dependencies</w:t>
+      </w:r>
+    </w:p>
+    <w:p>
+      <w:pPr>
+        <w:spacing w:line="240" w:lineRule="auto"/>
+        <w:jc w:val="both"/>
+        <w:rPr>
+          <w:rFonts w:ascii="Times New Roman" w:eastAsia="Times New Roman" w:hAnsi="Times New Roman" w:cs="Times New Roman"/>
+          <w:sz w:val="28"/>
+          <w:szCs w:val="28"/>
+          <w:lang w:val="en-IN"/>
+        </w:rPr>
+      </w:pPr>
+    </w:p>
+    <w:p>
+      <w:pPr>
+        <w:spacing w:line="240" w:lineRule="auto"/>
+        <w:jc w:val="both"/>
+        <w:rPr>
+          <w:rFonts w:ascii="FiraCode Nerd Font" w:eastAsia="Times New Roman" w:hAnsi="FiraCode Nerd Font" w:cs="FiraCode Nerd Font"/>
+          <w:color w:val="FFFFFF" w:themeColor="background1"/>
+          <w:highlight w:val="black"/>
+          <w:u w:val="none"/>
+          <w:lang w:val="en-IN"/>
+        </w:rPr>
+      </w:pPr>
+      <w:r>
+        <w:rPr>
+          <w:rFonts w:ascii="FiraCode Nerd Font" w:eastAsia="Times New Roman" w:hAnsi="FiraCode Nerd Font" w:cs="FiraCode Nerd Font"/>
+          <w:color w:val="FFFFFF" w:themeColor="background1"/>
+          <w:highlight w:val="black"/>
+          <w:u w:val="none"/>
+          <w:lang w:val="en-IN"/>
+        </w:rPr>
+        <w:t>npm install</w:t>
+      </w:r>
+    </w:p>
+    <w:p>
+      <w:pPr>
+        <w:spacing w:line="240" w:lineRule="auto"/>
+        <w:jc w:val="both"/>
+        <w:rPr>
+          <w:rFonts w:ascii="FiraCode Nerd Font" w:eastAsia="Times New Roman" w:hAnsi="FiraCode Nerd Font" w:cs="FiraCode Nerd Font"/>
+          <w:color w:val="FFFFFF" w:themeColor="background1"/>
+          <w:u w:val="none"/>
+          <w:lang w:val="en-IN"/>
+        </w:rPr>
+      </w:pPr>
+      <w:r>
+        <w:rPr>
+          <w:rFonts w:ascii="FiraCode Nerd Font" w:eastAsia="Times New Roman" w:hAnsi="FiraCode Nerd Font" w:cs="FiraCode Nerd Font"/>
+          <w:color w:val="FFFFFF" w:themeColor="background1"/>
+          <w:highlight w:val="black"/>
+          <w:u w:val="none"/>
+          <w:lang w:val="en-IN"/>
+        </w:rPr>
+        <w:t>npm install mysql2</w:t>
+      </w:r>
+    </w:p>
+    <w:p>
+      <w:pPr>
+        <w:spacing w:line="240" w:lineRule="auto"/>
+        <w:jc w:val="both"/>
+        <w:rPr>
+          <w:rFonts w:ascii="Times New Roman" w:eastAsia="Times New Roman" w:hAnsi="Times New Roman" w:cs="Times New Roman"/>
+          <w:sz w:val="28"/>
+          <w:szCs w:val="28"/>
+          <w:lang w:val="en-IN"/>
+        </w:rPr>
+      </w:pPr>
+    </w:p>
+    <w:p>
+      <w:pPr>
+        <w:spacing w:line="240" w:lineRule="auto"/>
+        <w:jc w:val="both"/>
+        <w:rPr>
+          <w:rFonts w:ascii="Times New Roman" w:eastAsia="Times New Roman" w:hAnsi="Times New Roman" w:cs="Times New Roman"/>
+          <w:b/>
+          <w:bCs/>
+          <w:sz w:val="28"/>
+          <w:szCs w:val="28"/>
+          <w:lang w:val="en-IN"/>
+        </w:rPr>
+      </w:pPr>
+      <w:r>
+        <w:rPr>
+          <w:rFonts w:ascii="Times New Roman" w:eastAsia="Times New Roman" w:hAnsi="Times New Roman" w:cs="Times New Roman"/>
+          <w:b/>
+          <w:bCs/>
+          <w:sz w:val="28"/>
+          <w:szCs w:val="28"/>
+          <w:lang w:val="en-IN"/>
+        </w:rPr>
+        <w:t>4. Import Answers into SQL server</w:t>
+      </w:r>
+    </w:p>
+    <w:p>
+      <w:pPr>
+        <w:spacing w:line="240" w:lineRule="auto"/>
+        <w:jc w:val="both"/>
+        <w:rPr>
+          <w:rFonts w:ascii="Times New Roman" w:eastAsia="Times New Roman" w:hAnsi="Times New Roman" w:cs="Times New Roman"/>
+          <w:sz w:val="28"/>
+          <w:szCs w:val="28"/>
+          <w:u w:val="none"/>
+          <w:lang w:val="en-IN"/>
+        </w:rPr>
+      </w:pPr>
+    </w:p>
+    <w:p>
+      <w:pPr>
+        <w:spacing w:line="240" w:lineRule="auto"/>
+        <w:jc w:val="both"/>
+        <w:rPr>
+          <w:rFonts w:ascii="Times New Roman" w:eastAsia="Times New Roman" w:hAnsi="Times New Roman" w:cs="Times New Roman"/>
+          <w:sz w:val="28"/>
+          <w:szCs w:val="28"/>
+          <w:u w:val="none"/>
+          <w:lang w:val="en-IN"/>
+        </w:rPr>
+      </w:pPr>
+      <w:r>
+        <w:rPr>
+          <w:rFonts w:ascii="Times New Roman" w:eastAsia="Times New Roman" w:hAnsi="Times New Roman" w:cs="Times New Roman"/>
+          <w:sz w:val="28"/>
+          <w:szCs w:val="28"/>
+          <w:u w:val="none"/>
+          <w:lang w:val="en-IN"/>
+        </w:rPr>
+        <w:t>you will have to run this in the previously used terminal which is open in the </w:t>
+      </w:r>
+      <w:r>
+        <w:rPr>
+          <w:rFonts w:ascii="FiraCode Nerd Font SemBd" w:eastAsia="Times New Roman" w:hAnsi="FiraCode Nerd Font SemBd" w:cs="FiraCode Nerd Font SemBd"/>
+          <w:lang w:val="en-IN"/>
+        </w:rPr>
+        <w:t>ctf_proj</w:t>
+      </w:r>
+      <w:r>
+        <w:rPr>
+          <w:rFonts w:ascii="Times New Roman" w:eastAsia="Times New Roman" w:hAnsi="Times New Roman" w:cs="Times New Roman"/>
+          <w:u w:val="none"/>
+          <w:lang w:val="en-IN"/>
+        </w:rPr>
+        <w:t> </w:t>
+      </w:r>
+      <w:r>
+        <w:rPr>
+          <w:rFonts w:ascii="Times New Roman" w:eastAsia="Times New Roman" w:hAnsi="Times New Roman" w:cs="Times New Roman"/>
+          <w:sz w:val="28"/>
+          <w:szCs w:val="28"/>
+          <w:u w:val="none"/>
+          <w:lang w:val="en-IN"/>
+        </w:rPr>
+        <w:t xml:space="preserve">directory, and run the following </w:t>
+      </w:r>
+      <w:r>
+        <w:rPr>
+          <w:rFonts w:ascii="Times New Roman" w:eastAsia="Times New Roman" w:hAnsi="Times New Roman" w:cs="Times New Roman"/>
+          <w:sz w:val="28"/>
+          <w:szCs w:val="28"/>
+          <w:u w:val="none"/>
+          <w:lang w:val="en-IN"/>
+        </w:rPr>
+        <w:t>command</w:t>
+      </w:r>
+      <w:r>
+        <w:rPr>
+          <w:rFonts w:ascii="Times New Roman" w:eastAsia="Times New Roman" w:hAnsi="Times New Roman" w:cs="Times New Roman"/>
+          <w:sz w:val="28"/>
+          <w:szCs w:val="28"/>
+          <w:u w:val="none"/>
+          <w:lang w:val="en-IN"/>
+        </w:rPr>
+        <w:t>:</w:t>
+      </w:r>
+    </w:p>
+    <w:p>
+      <w:pPr>
+        <w:spacing w:line="240" w:lineRule="auto"/>
+        <w:jc w:val="both"/>
+        <w:rPr>
+          <w:rFonts w:ascii="Times New Roman" w:eastAsia="Times New Roman" w:hAnsi="Times New Roman" w:cs="Times New Roman"/>
+          <w:color w:val="FFFFFF" w:themeColor="background1"/>
+          <w:sz w:val="28"/>
+          <w:szCs w:val="28"/>
+          <w:u w:val="none"/>
+          <w:lang w:val="en-IN"/>
+        </w:rPr>
+      </w:pPr>
+    </w:p>
+    <w:p>
+      <w:pPr>
+        <w:spacing w:line="240" w:lineRule="auto"/>
+        <w:jc w:val="both"/>
+        <w:rPr>
+          <w:rFonts w:ascii="FiraCode Nerd Font" w:eastAsia="Times New Roman" w:hAnsi="FiraCode Nerd Font" w:cs="FiraCode Nerd Font"/>
+          <w:color w:val="FFFFFF" w:themeColor="background1"/>
+          <w:u w:val="none"/>
+          <w:lang w:val="en-IN"/>
+        </w:rPr>
+      </w:pPr>
+      <w:r>
+        <w:rPr>
+          <w:rFonts w:ascii="FiraCode Nerd Font" w:eastAsia="Times New Roman" w:hAnsi="FiraCode Nerd Font" w:cs="FiraCode Nerd Font"/>
+          <w:color w:val="FFFFFF" w:themeColor="background1"/>
+          <w:highlight w:val="black"/>
+          <w:u w:val="none"/>
+          <w:lang w:val="en-IN"/>
+        </w:rPr>
+        <w:t>"C:\Program Files\MySQL\MySQL Server 8.0\bin\mysql.exe" -u root -p &lt; setup.sql</w:t>
+      </w:r>
+      <w:r>
+        <w:rPr>
+          <w:rFonts w:ascii="FiraCode Nerd Font" w:eastAsia="Times New Roman" w:hAnsi="FiraCode Nerd Font" w:cs="FiraCode Nerd Font"/>
+          <w:color w:val="FFFFFF" w:themeColor="background1"/>
+          <w:u w:val="none"/>
+          <w:lang w:val="en-IN"/>
+        </w:rPr>
+        <w:t xml:space="preserve">                                                  </w:t>
+      </w:r>
+    </w:p>
+    <w:p>
+      <w:pPr>
+        <w:spacing w:line="240" w:lineRule="auto"/>
+        <w:jc w:val="both"/>
+        <w:rPr>
+          <w:rFonts w:ascii="Times New Roman" w:eastAsia="Times New Roman" w:hAnsi="Times New Roman" w:cs="Times New Roman"/>
+          <w:sz w:val="28"/>
+          <w:szCs w:val="28"/>
+          <w:lang w:val="en-IN"/>
+        </w:rPr>
+      </w:pPr>
+    </w:p>
+    <w:p>
+      <w:pPr>
+        <w:spacing w:line="240" w:lineRule="auto"/>
+        <w:jc w:val="both"/>
+        <w:rPr>
+          <w:rFonts w:ascii="Times New Roman" w:eastAsia="Times New Roman" w:hAnsi="Times New Roman" w:cs="Times New Roman"/>
+          <w:b/>
+          <w:bCs/>
+          <w:sz w:val="28"/>
+          <w:szCs w:val="28"/>
+          <w:lang w:val="en-IN"/>
+        </w:rPr>
+      </w:pPr>
+      <w:r>
+        <w:rPr>
+          <w:rFonts w:ascii="Times New Roman" w:eastAsia="Times New Roman" w:hAnsi="Times New Roman" w:cs="Times New Roman"/>
+          <w:b/>
+          <w:bCs/>
+          <w:sz w:val="28"/>
+          <w:szCs w:val="28"/>
+          <w:lang w:val="en-IN"/>
+        </w:rPr>
+        <w:t>5. Run the App</w:t>
+      </w:r>
+    </w:p>
+    <w:p>
+      <w:pPr>
+        <w:spacing w:line="240" w:lineRule="auto"/>
+        <w:jc w:val="both"/>
+        <w:rPr>
+          <w:rFonts w:ascii="Times New Roman" w:eastAsia="Times New Roman" w:hAnsi="Times New Roman" w:cs="Times New Roman"/>
+          <w:sz w:val="28"/>
+          <w:szCs w:val="28"/>
+          <w:lang w:val="en-IN"/>
+        </w:rPr>
+      </w:pPr>
+    </w:p>
+    <w:p>
+      <w:pPr>
+        <w:spacing w:line="240" w:lineRule="auto"/>
+        <w:jc w:val="both"/>
+        <w:rPr>
+          <w:rFonts w:ascii="Times New Roman" w:eastAsia="Times New Roman" w:hAnsi="Times New Roman" w:cs="Times New Roman"/>
+          <w:sz w:val="28"/>
+          <w:szCs w:val="28"/>
+          <w:u w:val="none"/>
+          <w:lang w:val="en-IN"/>
+        </w:rPr>
+      </w:pPr>
+      <w:r>
+        <w:rPr>
+          <w:rFonts w:ascii="Times New Roman" w:eastAsia="Times New Roman" w:hAnsi="Times New Roman" w:cs="Times New Roman"/>
+          <w:sz w:val="28"/>
+          <w:szCs w:val="28"/>
+          <w:u w:val="none"/>
+          <w:lang w:val="en-IN"/>
+        </w:rPr>
+        <w:t>You will need two terminal windows open inside the </w:t>
+      </w:r>
+      <w:r>
+        <w:rPr>
+          <w:rFonts w:ascii="FiraCode Nerd Font SemBd" w:eastAsia="Times New Roman" w:hAnsi="FiraCode Nerd Font SemBd" w:cs="FiraCode Nerd Font SemBd"/>
+          <w:lang w:val="en-IN"/>
+        </w:rPr>
+        <w:t>ctf_proj</w:t>
+      </w:r>
+      <w:r>
+        <w:rPr>
+          <w:rFonts w:ascii="Times New Roman" w:eastAsia="Times New Roman" w:hAnsi="Times New Roman" w:cs="Times New Roman"/>
+          <w:sz w:val="28"/>
+          <w:szCs w:val="28"/>
+          <w:u w:val="none"/>
+          <w:lang w:val="en-IN"/>
+        </w:rPr>
+        <w:t> folder:</w:t>
+      </w:r>
+    </w:p>
+    <w:p>
+      <w:pPr>
+        <w:spacing w:line="240" w:lineRule="auto"/>
+        <w:jc w:val="both"/>
+        <w:rPr>
+          <w:rFonts w:ascii="Times New Roman" w:eastAsia="Times New Roman" w:hAnsi="Times New Roman" w:cs="Times New Roman"/>
+          <w:sz w:val="28"/>
+          <w:szCs w:val="28"/>
+          <w:u w:val="none"/>
+          <w:lang w:val="en-IN"/>
+        </w:rPr>
+      </w:pPr>
+    </w:p>
+    <w:p>
+      <w:pPr>
+        <w:spacing w:line="240" w:lineRule="auto"/>
+        <w:ind w:left="720"/>
+        <w:jc w:val="both"/>
+        <w:rPr>
+          <w:rFonts w:ascii="Times New Roman" w:eastAsia="Times New Roman" w:hAnsi="Times New Roman" w:cs="Times New Roman"/>
+          <w:sz w:val="28"/>
+          <w:szCs w:val="28"/>
+          <w:lang w:val="en-IN"/>
+        </w:rPr>
+      </w:pPr>
+      <w:r>
+        <w:rPr>
+          <w:rFonts w:ascii="Times New Roman" w:eastAsia="Times New Roman" w:hAnsi="Times New Roman" w:cs="Times New Roman"/>
+          <w:b/>
+          <w:bCs/>
+          <w:sz w:val="28"/>
+          <w:szCs w:val="28"/>
+          <w:lang w:val="en-IN"/>
+        </w:rPr>
+        <w:t>Terminal 1 (Backend):</w:t>
+      </w:r>
+    </w:p>
+    <w:p>
+      <w:pPr>
+        <w:spacing w:line="240" w:lineRule="auto"/>
+        <w:ind w:left="720"/>
+        <w:jc w:val="both"/>
+        <w:rPr>
+          <w:rFonts w:ascii="Times New Roman" w:eastAsia="Times New Roman" w:hAnsi="Times New Roman" w:cs="Times New Roman"/>
+          <w:sz w:val="28"/>
+          <w:szCs w:val="28"/>
+          <w:lang w:val="en-IN"/>
+        </w:rPr>
+      </w:pPr>
+    </w:p>
+    <w:p>
+      <w:pPr>
+        <w:spacing w:line="240" w:lineRule="auto"/>
+        <w:ind w:left="720"/>
+        <w:jc w:val="both"/>
+        <w:rPr>
+          <w:rFonts w:ascii="FiraCode Nerd Font" w:eastAsia="Times New Roman" w:hAnsi="FiraCode Nerd Font" w:cs="FiraCode Nerd Font"/>
+          <w:color w:val="FFFFFF" w:themeColor="background1"/>
+          <w:u w:val="none"/>
+          <w:lang w:val="en-IN"/>
+        </w:rPr>
+      </w:pPr>
+      <w:r>
+        <w:rPr>
+          <w:rFonts w:ascii="FiraCode Nerd Font" w:eastAsia="Times New Roman" w:hAnsi="FiraCode Nerd Font" w:cs="FiraCode Nerd Font"/>
+          <w:color w:val="FFFFFF" w:themeColor="background1"/>
+          <w:highlight w:val="black"/>
+          <w:u w:val="none"/>
+          <w:lang w:val="en-IN"/>
+        </w:rPr>
+        <w:t>node server.js</w:t>
+      </w:r>
+    </w:p>
+    <w:p>
+      <w:pPr>
+        <w:spacing w:line="240" w:lineRule="auto"/>
+        <w:ind w:left="720"/>
+        <w:jc w:val="both"/>
+        <w:rPr>
+          <w:rFonts w:ascii="Times New Roman" w:eastAsia="Times New Roman" w:hAnsi="Times New Roman" w:cs="Times New Roman"/>
+          <w:b/>
+          <w:bCs/>
+          <w:sz w:val="28"/>
+          <w:szCs w:val="28"/>
+          <w:lang w:val="en-IN"/>
+        </w:rPr>
+      </w:pPr>
+    </w:p>
+    <w:p>
+      <w:pPr>
+        <w:spacing w:line="240" w:lineRule="auto"/>
+        <w:ind w:left="720"/>
+        <w:jc w:val="both"/>
+        <w:rPr>
+          <w:rFonts w:ascii="Times New Roman" w:eastAsia="Times New Roman" w:hAnsi="Times New Roman" w:cs="Times New Roman"/>
+          <w:sz w:val="28"/>
+          <w:szCs w:val="28"/>
+          <w:lang w:val="en-IN"/>
+        </w:rPr>
+      </w:pPr>
+      <w:r>
+        <w:rPr>
+          <w:rFonts w:ascii="Times New Roman" w:eastAsia="Times New Roman" w:hAnsi="Times New Roman" w:cs="Times New Roman"/>
+          <w:b/>
+          <w:bCs/>
+          <w:sz w:val="28"/>
+          <w:szCs w:val="28"/>
+          <w:lang w:val="en-IN"/>
+        </w:rPr>
+        <w:t>Terminal 2 (Frontend):</w:t>
+      </w:r>
+    </w:p>
+    <w:p>
+      <w:pPr>
+        <w:spacing w:line="240" w:lineRule="auto"/>
+        <w:ind w:left="720"/>
+        <w:jc w:val="both"/>
+        <w:rPr>
+          <w:rFonts w:ascii="Times New Roman" w:eastAsia="Times New Roman" w:hAnsi="Times New Roman" w:cs="Times New Roman"/>
+          <w:sz w:val="28"/>
+          <w:szCs w:val="28"/>
+          <w:lang w:val="en-IN"/>
+        </w:rPr>
+      </w:pPr>
+    </w:p>
+    <w:p>
+      <w:pPr>
+        <w:spacing w:line="240" w:lineRule="auto"/>
+        <w:ind w:left="720"/>
+        <w:jc w:val="both"/>
+        <w:rPr>
+          <w:rFonts w:ascii="FiraCode Nerd Font" w:eastAsia="Times New Roman" w:hAnsi="FiraCode Nerd Font" w:cs="FiraCode Nerd Font"/>
+          <w:color w:val="FFFFFF" w:themeColor="background1"/>
+          <w:u w:val="none"/>
+          <w:lang w:val="en-IN"/>
+        </w:rPr>
+      </w:pPr>
+      <w:r>
+        <w:rPr>
+          <w:rFonts w:ascii="FiraCode Nerd Font" w:eastAsia="Times New Roman" w:hAnsi="FiraCode Nerd Font" w:cs="FiraCode Nerd Font"/>
+          <w:color w:val="FFFFFF" w:themeColor="background1"/>
+          <w:highlight w:val="black"/>
+          <w:u w:val="none"/>
+          <w:lang w:val="en-IN"/>
+        </w:rPr>
+        <w:t>npm start</w:t>
+      </w:r>
+    </w:p>
+    <w:p>
+      <w:pPr>
+        <w:spacing w:line="240" w:lineRule="auto"/>
+        <w:ind w:left="720"/>
+        <w:jc w:val="both"/>
+        <w:rPr>
+          <w:rFonts w:ascii="Times New Roman" w:eastAsia="Times New Roman" w:hAnsi="Times New Roman" w:cs="Times New Roman"/>
+          <w:i/>
+          <w:iCs/>
+          <w:sz w:val="28"/>
+          <w:szCs w:val="28"/>
+          <w:lang w:val="en-IN"/>
+        </w:rPr>
+      </w:pPr>
+    </w:p>
+    <w:p>
+      <w:pPr>
+        <w:spacing w:line="240" w:lineRule="auto"/>
+        <w:ind w:left="720"/>
+        <w:jc w:val="both"/>
+        <w:rPr>
+          <w:rFonts w:ascii="FiraCode Nerd Font SemBd" w:eastAsia="Times New Roman" w:hAnsi="FiraCode Nerd Font SemBd" w:cs="FiraCode Nerd Font SemBd"/>
+          <w:sz w:val="28"/>
+          <w:szCs w:val="28"/>
+          <w:u w:val="none"/>
+          <w:lang w:val="en-IN"/>
+        </w:rPr>
+      </w:pPr>
+      <w:r>
+        <w:rPr>
+          <w:rFonts w:ascii="Times New Roman" w:eastAsia="Times New Roman" w:hAnsi="Times New Roman" w:cs="Times New Roman"/>
+          <w:sz w:val="28"/>
+          <w:szCs w:val="28"/>
+          <w:u w:val="none"/>
+          <w:lang w:val="en-IN"/>
+        </w:rPr>
+        <w:t>The app will automatically open at </w:t>
+      </w:r>
+      <w:r>
+        <w:rPr>
+          <w:rFonts w:ascii="Times New Roman" w:eastAsia="Times New Roman" w:hAnsi="Times New Roman" w:cs="Times New Roman"/>
+          <w:sz w:val="28"/>
+          <w:szCs w:val="28"/>
+          <w:u w:val="none"/>
+          <w:lang w:val="en-IN"/>
+        </w:rPr>
+        <w:t xml:space="preserve"> </w:t>
+      </w:r>
+      <w:r>
+        <w:rPr>
+          <w:rFonts w:ascii="FiraCode Nerd Font SemBd" w:eastAsia="Times New Roman" w:hAnsi="FiraCode Nerd Font SemBd" w:cs="FiraCode Nerd Font SemBd"/>
+          <w:lang w:val="en-IN"/>
+        </w:rPr>
+        <w:t>http://localhost:3000</w:t>
+      </w:r>
+    </w:p>
+    <w:p>
+      <w:pPr>
+        <w:spacing w:line="240" w:lineRule="auto"/>
+        <w:jc w:val="both"/>
+        <w:rPr>
+          <w:rFonts w:ascii="Times New Roman" w:eastAsia="Times New Roman" w:hAnsi="Times New Roman" w:cs="Times New Roman"/>
+          <w:sz w:val="28"/>
+          <w:szCs w:val="28"/>
+        </w:rPr>
+      </w:pPr>
+      <w:r>
+        <w:rPr>
+          <w:rFonts w:ascii="Times New Roman" w:eastAsia="Times New Roman" w:hAnsi="Times New Roman" w:cs="Times New Roman"/>
+          <w:sz w:val="28"/>
+          <w:szCs w:val="28"/>
+        </w:rPr>
+        <w:t xml:space="preserve"> </w:t>
+      </w:r>
+    </w:p>
+    <w:p>
+      <w:pPr>
+        <w:spacing w:line="240" w:lineRule="auto"/>
+        <w:jc w:val="both"/>
+        <w:rPr>
+          <w:rFonts w:ascii="Times New Roman" w:eastAsia="Times New Roman" w:hAnsi="Times New Roman" w:cs="Times New Roman"/>
+          <w:sz w:val="28"/>
+          <w:szCs w:val="28"/>
+        </w:rPr>
+      </w:pPr>
+    </w:p>
+    <w:p>
+      <w:pPr>
+        <w:spacing w:line="240" w:lineRule="auto"/>
+        <w:jc w:val="both"/>
+        <w:rPr>
+          <w:rFonts w:ascii="Times New Roman" w:eastAsia="Times New Roman" w:hAnsi="Times New Roman" w:cs="Times New Roman"/>
+          <w:b/>
+          <w:bCs/>
+          <w:sz w:val="32"/>
+          <w:szCs w:val="32"/>
+          <w:lang w:val="en-IN"/>
+        </w:rPr>
+      </w:pPr>
+      <w:r>
+        <w:rPr>
+          <w:rFonts w:ascii="Times New Roman" w:eastAsia="Times New Roman" w:hAnsi="Times New Roman" w:cs="Times New Roman"/>
+          <w:b/>
+          <w:bCs/>
+          <w:sz w:val="32"/>
+          <w:szCs w:val="32"/>
+          <w:lang w:val="en-IN"/>
+        </w:rPr>
+        <w:lastRenderedPageBreak/>
+        <w:t>Why This CTF is Different</w:t>
+      </w:r>
+      <w:r>
+        <w:rPr>
+          <w:rFonts w:ascii="Times New Roman" w:eastAsia="Times New Roman" w:hAnsi="Times New Roman" w:cs="Times New Roman"/>
+          <w:b/>
+          <w:bCs/>
+          <w:sz w:val="32"/>
+          <w:szCs w:val="32"/>
+          <w:lang w:val="en-IN"/>
+        </w:rPr>
+        <w:t xml:space="preserve"> (Comparison)</w:t>
+      </w:r>
+    </w:p>
+    <w:p>
+      <w:pPr>
+        <w:spacing w:line="240" w:lineRule="auto"/>
+        <w:jc w:val="both"/>
+        <w:rPr>
+          <w:rFonts w:ascii="Times New Roman" w:eastAsia="Times New Roman" w:hAnsi="Times New Roman" w:cs="Times New Roman"/>
+          <w:sz w:val="28"/>
+          <w:szCs w:val="28"/>
+          <w:lang w:val="en-IN"/>
+        </w:rPr>
+      </w:pPr>
+    </w:p>
+    <w:p>
+      <w:pPr>
+        <w:spacing w:line="240" w:lineRule="auto"/>
+        <w:jc w:val="both"/>
+        <w:rPr>
+          <w:rFonts w:ascii="Times New Roman" w:eastAsia="Times New Roman" w:hAnsi="Times New Roman" w:cs="Times New Roman"/>
+          <w:sz w:val="28"/>
+          <w:szCs w:val="28"/>
+          <w:u w:val="none"/>
+          <w:lang w:val="en-IN"/>
+        </w:rPr>
+      </w:pPr>
+      <w:r>
+        <w:rPr>
+          <w:rFonts w:ascii="Times New Roman" w:eastAsia="Times New Roman" w:hAnsi="Times New Roman" w:cs="Times New Roman"/>
+          <w:sz w:val="28"/>
+          <w:szCs w:val="28"/>
+          <w:u w:val="none"/>
+          <w:lang w:val="en-IN"/>
+        </w:rPr>
+        <w:t xml:space="preserve">When we looked at existing platforms like </w:t>
+      </w:r>
+      <w:proofErr w:type="spellStart"/>
+      <w:r>
+        <w:rPr>
+          <w:rFonts w:ascii="Times New Roman" w:eastAsia="Times New Roman" w:hAnsi="Times New Roman" w:cs="Times New Roman"/>
+          <w:sz w:val="28"/>
+          <w:szCs w:val="28"/>
+          <w:lang w:val="en-IN"/>
+        </w:rPr>
+        <w:t>TryHackMe</w:t>
+      </w:r>
+      <w:proofErr w:type="spellEnd"/>
+      <w:r>
+        <w:rPr>
+          <w:rFonts w:ascii="Times New Roman" w:eastAsia="Times New Roman" w:hAnsi="Times New Roman" w:cs="Times New Roman"/>
+          <w:sz w:val="28"/>
+          <w:szCs w:val="28"/>
+          <w:u w:val="none"/>
+          <w:lang w:val="en-IN"/>
+        </w:rPr>
+        <w:t xml:space="preserve"> or </w:t>
+      </w:r>
+      <w:proofErr w:type="spellStart"/>
+      <w:r>
+        <w:rPr>
+          <w:rFonts w:ascii="Times New Roman" w:eastAsia="Times New Roman" w:hAnsi="Times New Roman" w:cs="Times New Roman"/>
+          <w:sz w:val="28"/>
+          <w:szCs w:val="28"/>
+          <w:lang w:val="en-IN"/>
+        </w:rPr>
+        <w:t>HackTheBox</w:t>
+      </w:r>
+      <w:proofErr w:type="spellEnd"/>
+      <w:r>
+        <w:rPr>
+          <w:rFonts w:ascii="Times New Roman" w:eastAsia="Times New Roman" w:hAnsi="Times New Roman" w:cs="Times New Roman"/>
+          <w:sz w:val="28"/>
+          <w:szCs w:val="28"/>
+          <w:u w:val="none"/>
+          <w:lang w:val="en-IN"/>
+        </w:rPr>
+        <w:t>, we realized they’re amazing for pro</w:t>
+      </w:r>
+      <w:r>
+        <w:rPr>
+          <w:rFonts w:ascii="Times New Roman" w:eastAsia="Times New Roman" w:hAnsi="Times New Roman" w:cs="Times New Roman"/>
+          <w:sz w:val="28"/>
+          <w:szCs w:val="28"/>
+          <w:u w:val="none"/>
+          <w:lang w:val="en-IN"/>
+        </w:rPr>
+        <w:t>fessionals</w:t>
+      </w:r>
+      <w:r>
+        <w:rPr>
+          <w:rFonts w:ascii="Times New Roman" w:eastAsia="Times New Roman" w:hAnsi="Times New Roman" w:cs="Times New Roman"/>
+          <w:sz w:val="28"/>
+          <w:szCs w:val="28"/>
+          <w:u w:val="none"/>
+          <w:lang w:val="en-IN"/>
+        </w:rPr>
+        <w:t>, but they can be incredibly intimidating for someone who just wants to learn the basics. Usually, you’re hit with a wall of "install this VM," "connect to this VPN," or "learn these 50 Linux commands" before you even find your first flag. For a lot of people,</w:t>
+      </w:r>
+      <w:r>
+        <w:rPr>
+          <w:rFonts w:ascii="Times New Roman" w:eastAsia="Times New Roman" w:hAnsi="Times New Roman" w:cs="Times New Roman"/>
+          <w:sz w:val="28"/>
+          <w:szCs w:val="28"/>
+          <w:u w:val="none"/>
+          <w:lang w:val="en-IN"/>
+        </w:rPr>
+        <w:t xml:space="preserve"> </w:t>
+      </w:r>
+      <w:r>
+        <w:rPr>
+          <w:rFonts w:ascii="Times New Roman" w:eastAsia="Times New Roman" w:hAnsi="Times New Roman" w:cs="Times New Roman"/>
+          <w:sz w:val="28"/>
+          <w:szCs w:val="28"/>
+          <w:u w:val="none"/>
+          <w:lang w:val="en-IN"/>
+        </w:rPr>
+        <w:t>i</w:t>
+      </w:r>
+      <w:r>
+        <w:rPr>
+          <w:rFonts w:ascii="Times New Roman" w:eastAsia="Times New Roman" w:hAnsi="Times New Roman" w:cs="Times New Roman"/>
+          <w:sz w:val="28"/>
+          <w:szCs w:val="28"/>
+          <w:u w:val="none"/>
+          <w:lang w:val="en-IN"/>
+        </w:rPr>
+        <w:t>ncluding our group members,</w:t>
+      </w:r>
+      <w:r>
+        <w:rPr>
+          <w:rFonts w:ascii="Times New Roman" w:eastAsia="Times New Roman" w:hAnsi="Times New Roman" w:cs="Times New Roman"/>
+          <w:sz w:val="28"/>
+          <w:szCs w:val="28"/>
+          <w:u w:val="none"/>
+          <w:lang w:val="en-IN"/>
+        </w:rPr>
+        <w:t xml:space="preserve"> that’s where the interest ends.</w:t>
+      </w:r>
+    </w:p>
+    <w:p>
+      <w:pPr>
+        <w:spacing w:line="240" w:lineRule="auto"/>
+        <w:jc w:val="both"/>
+        <w:rPr>
+          <w:rFonts w:ascii="Times New Roman" w:eastAsia="Times New Roman" w:hAnsi="Times New Roman" w:cs="Times New Roman"/>
+          <w:sz w:val="28"/>
+          <w:szCs w:val="28"/>
+          <w:u w:val="none"/>
+          <w:lang w:val="en-IN"/>
+        </w:rPr>
+      </w:pPr>
+      <w:r>
+        <w:rPr>
+          <w:rFonts w:ascii="Times New Roman" w:eastAsia="Times New Roman" w:hAnsi="Times New Roman" w:cs="Times New Roman"/>
+          <w:sz w:val="28"/>
+          <w:szCs w:val="28"/>
+          <w:u w:val="none"/>
+          <w:lang w:val="en-IN"/>
+        </w:rPr>
+        <w:t xml:space="preserve">We wanted to change that. </w:t>
+      </w:r>
+      <w:r>
+        <w:rPr>
+          <w:rFonts w:ascii="Times New Roman" w:eastAsia="Times New Roman" w:hAnsi="Times New Roman" w:cs="Times New Roman"/>
+          <w:b/>
+          <w:bCs/>
+          <w:sz w:val="28"/>
+          <w:szCs w:val="28"/>
+          <w:u w:val="none"/>
+          <w:lang w:val="en-IN"/>
+        </w:rPr>
+        <w:t>Track &amp; Trace</w:t>
+      </w:r>
+      <w:r>
+        <w:rPr>
+          <w:rFonts w:ascii="Times New Roman" w:eastAsia="Times New Roman" w:hAnsi="Times New Roman" w:cs="Times New Roman"/>
+          <w:sz w:val="28"/>
+          <w:szCs w:val="28"/>
+          <w:u w:val="none"/>
+          <w:lang w:val="en-IN"/>
+        </w:rPr>
+        <w:t xml:space="preserve"> is our attempt to strip away the gatekeeping in cybersecurity.</w:t>
+      </w:r>
+    </w:p>
+    <w:p>
+      <w:pPr>
+        <w:spacing w:line="240" w:lineRule="auto"/>
+        <w:jc w:val="both"/>
+        <w:rPr>
+          <w:rFonts w:ascii="Times New Roman" w:eastAsia="Times New Roman" w:hAnsi="Times New Roman" w:cs="Times New Roman"/>
+          <w:sz w:val="28"/>
+          <w:szCs w:val="28"/>
+          <w:u w:val="none"/>
+          <w:lang w:val="en-IN"/>
+        </w:rPr>
+      </w:pPr>
+    </w:p>
+    <w:p>
+      <w:pPr>
+        <w:spacing w:line="240" w:lineRule="auto"/>
+        <w:jc w:val="both"/>
+        <w:rPr>
+          <w:rFonts w:ascii="Times New Roman" w:eastAsia="Times New Roman" w:hAnsi="Times New Roman" w:cs="Times New Roman"/>
+          <w:b/>
+          <w:bCs/>
+          <w:sz w:val="28"/>
+          <w:szCs w:val="28"/>
+          <w:lang w:val="en-IN"/>
+        </w:rPr>
+      </w:pPr>
+      <w:r>
+        <w:rPr>
+          <w:rFonts w:ascii="Times New Roman" w:eastAsia="Times New Roman" w:hAnsi="Times New Roman" w:cs="Times New Roman"/>
+          <w:b/>
+          <w:bCs/>
+          <w:sz w:val="28"/>
+          <w:szCs w:val="28"/>
+          <w:lang w:val="en-IN"/>
+        </w:rPr>
+        <w:t>What Makes This Project Special?</w:t>
+      </w:r>
+    </w:p>
+    <w:p>
+      <w:pPr>
+        <w:spacing w:line="240" w:lineRule="auto"/>
+        <w:jc w:val="both"/>
+        <w:rPr>
+          <w:rFonts w:ascii="Times New Roman" w:eastAsia="Times New Roman" w:hAnsi="Times New Roman" w:cs="Times New Roman"/>
+          <w:b/>
+          <w:bCs/>
+          <w:sz w:val="28"/>
+          <w:szCs w:val="28"/>
+          <w:u w:val="none"/>
+          <w:lang w:val="en-IN"/>
+        </w:rPr>
+      </w:pPr>
+    </w:p>
+    <w:p>
+      <w:pPr>
+        <w:spacing w:line="240" w:lineRule="auto"/>
+        <w:jc w:val="both"/>
+        <w:rPr>
+          <w:rFonts w:ascii="Times New Roman" w:eastAsia="Times New Roman" w:hAnsi="Times New Roman" w:cs="Times New Roman"/>
+          <w:sz w:val="28"/>
+          <w:szCs w:val="28"/>
+          <w:u w:val="none"/>
+          <w:lang w:val="en-IN"/>
+        </w:rPr>
+      </w:pPr>
+      <w:r>
+        <w:rPr>
+          <w:rFonts w:ascii="Times New Roman" w:eastAsia="Times New Roman" w:hAnsi="Times New Roman" w:cs="Times New Roman"/>
+          <w:b/>
+          <w:bCs/>
+          <w:sz w:val="28"/>
+          <w:szCs w:val="28"/>
+          <w:u w:val="none"/>
+          <w:lang w:val="en-IN"/>
+        </w:rPr>
+        <w:t>Zero Friction, Total Accessibility</w:t>
+      </w:r>
+      <w:r>
+        <w:rPr>
+          <w:rFonts w:ascii="Times New Roman" w:eastAsia="Times New Roman" w:hAnsi="Times New Roman" w:cs="Times New Roman"/>
+          <w:sz w:val="28"/>
+          <w:szCs w:val="28"/>
+          <w:u w:val="none"/>
+          <w:lang w:val="en-IN"/>
+        </w:rPr>
+        <w:t xml:space="preserve"> Most CTFs feel like a technical chore. Our project is designed to be a browser</w:t>
+      </w:r>
+      <w:r>
+        <w:rPr>
+          <w:rFonts w:ascii="Times New Roman" w:eastAsia="Times New Roman" w:hAnsi="Times New Roman" w:cs="Times New Roman"/>
+          <w:sz w:val="28"/>
+          <w:szCs w:val="28"/>
+          <w:u w:val="none"/>
+          <w:lang w:val="en-IN"/>
+        </w:rPr>
+        <w:t xml:space="preserve"> only</w:t>
+      </w:r>
+      <w:r>
+        <w:rPr>
+          <w:rFonts w:ascii="Times New Roman" w:eastAsia="Times New Roman" w:hAnsi="Times New Roman" w:cs="Times New Roman"/>
+          <w:sz w:val="28"/>
+          <w:szCs w:val="28"/>
+          <w:u w:val="none"/>
+          <w:lang w:val="en-IN"/>
+        </w:rPr>
+        <w:t xml:space="preserve"> </w:t>
+      </w:r>
+      <w:r>
+        <w:rPr>
+          <w:rFonts w:ascii="Times New Roman" w:eastAsia="Times New Roman" w:hAnsi="Times New Roman" w:cs="Times New Roman"/>
+          <w:sz w:val="28"/>
+          <w:szCs w:val="28"/>
+          <w:u w:val="none"/>
+          <w:lang w:val="en-IN"/>
+        </w:rPr>
+        <w:t xml:space="preserve">experience. There’s no terminal to troubleshoot and no environment to break. By removing the heavy Linux requirements, </w:t>
+      </w:r>
+      <w:r>
+        <w:rPr>
+          <w:rFonts w:ascii="Times New Roman" w:eastAsia="Times New Roman" w:hAnsi="Times New Roman" w:cs="Times New Roman"/>
+          <w:sz w:val="28"/>
+          <w:szCs w:val="28"/>
+          <w:lang w:val="en-IN"/>
+        </w:rPr>
+        <w:t>we’ve made cybersecurity accessible to everyone</w:t>
+      </w:r>
+      <w:r>
+        <w:rPr>
+          <w:rFonts w:ascii="Times New Roman" w:eastAsia="Times New Roman" w:hAnsi="Times New Roman" w:cs="Times New Roman"/>
+          <w:sz w:val="28"/>
+          <w:szCs w:val="28"/>
+          <w:lang w:val="en-IN"/>
+        </w:rPr>
+        <w:t xml:space="preserve">. </w:t>
+      </w:r>
+      <w:r>
+        <w:rPr>
+          <w:rFonts w:ascii="Times New Roman" w:eastAsia="Times New Roman" w:hAnsi="Times New Roman" w:cs="Times New Roman"/>
+          <w:sz w:val="28"/>
+          <w:szCs w:val="28"/>
+          <w:lang w:val="en-IN"/>
+        </w:rPr>
+        <w:t>whether they’re a fellow engineering student or someone who has never touched a line of code</w:t>
+      </w:r>
+      <w:r>
+        <w:rPr>
+          <w:rFonts w:ascii="Times New Roman" w:eastAsia="Times New Roman" w:hAnsi="Times New Roman" w:cs="Times New Roman"/>
+          <w:sz w:val="28"/>
+          <w:szCs w:val="28"/>
+          <w:u w:val="none"/>
+          <w:lang w:val="en-IN"/>
+        </w:rPr>
+        <w:t>. We believe that curiosity shouldn't be punished with a 2-hour installation guide</w:t>
+      </w:r>
+      <w:r>
+        <w:rPr>
+          <w:rFonts w:ascii="Times New Roman" w:eastAsia="Times New Roman" w:hAnsi="Times New Roman" w:cs="Times New Roman"/>
+          <w:sz w:val="28"/>
+          <w:szCs w:val="28"/>
+          <w:u w:val="none"/>
+          <w:lang w:val="en-IN"/>
+        </w:rPr>
+        <w:t xml:space="preserve"> (although ironically, to set it up you have to spend a while on installation)</w:t>
+      </w:r>
+      <w:r>
+        <w:rPr>
+          <w:rFonts w:ascii="Times New Roman" w:eastAsia="Times New Roman" w:hAnsi="Times New Roman" w:cs="Times New Roman"/>
+          <w:sz w:val="28"/>
+          <w:szCs w:val="28"/>
+          <w:u w:val="none"/>
+          <w:lang w:val="en-IN"/>
+        </w:rPr>
+        <w:t>.</w:t>
+      </w:r>
     </w:p>
     <w:p>
       <w:pPr>
         <w:pStyle w:val="ListParagraph"/>
-        <w:ind w:left="1440"/>
-        <w:rPr>
-          <w:rFonts w:ascii="Book Antiqua" w:eastAsia="Times New Roman" w:hAnsi="Book Antiqua" w:cstheme="majorBidi"/>
-          <w:sz w:val="28"/>
-          <w:szCs w:val="28"/>
-          <w:u w:val="none"/>
-          <w:lang w:val="en-US"/>
-        </w:rPr>
-      </w:pPr>
-      <w:r>
-        <w:rPr>
-          <w:rFonts w:ascii="Book Antiqua" w:eastAsia="Times New Roman" w:hAnsi="Book Antiqua" w:cstheme="majorHAnsi"/>
-          <w:b/>
-          <w:sz w:val="28"/>
-          <w:szCs w:val="28"/>
-          <w:u w:val="none"/>
+        <w:spacing w:line="240" w:lineRule="auto"/>
+        <w:jc w:val="both"/>
+        <w:rPr>
+          <w:rFonts w:ascii="Times New Roman" w:eastAsia="Times New Roman" w:hAnsi="Times New Roman" w:cs="Times New Roman"/>
+          <w:sz w:val="28"/>
+          <w:szCs w:val="28"/>
+          <w:u w:val="none"/>
+          <w:lang w:val="en-IN"/>
+        </w:rPr>
+      </w:pPr>
+    </w:p>
+    <w:p>
+      <w:pPr>
+        <w:spacing w:line="240" w:lineRule="auto"/>
+        <w:jc w:val="both"/>
+        <w:rPr>
+          <w:rFonts w:ascii="Times New Roman" w:eastAsia="Times New Roman" w:hAnsi="Times New Roman" w:cs="Times New Roman"/>
+          <w:i/>
+          <w:iCs/>
+          <w:sz w:val="28"/>
+          <w:szCs w:val="28"/>
+          <w:u w:val="none"/>
+          <w:lang w:val="en-IN"/>
+        </w:rPr>
+      </w:pPr>
+      <w:r>
+        <w:rPr>
+          <w:rFonts w:ascii="Times New Roman" w:eastAsia="Times New Roman" w:hAnsi="Times New Roman" w:cs="Times New Roman"/>
+          <w:b/>
+          <w:bCs/>
+          <w:sz w:val="28"/>
+          <w:szCs w:val="28"/>
+          <w:u w:val="none"/>
+          <w:lang w:val="en-IN"/>
+        </w:rPr>
+        <w:t>The OSINT Approach</w:t>
+      </w:r>
+      <w:r>
+        <w:rPr>
+          <w:rFonts w:ascii="Times New Roman" w:eastAsia="Times New Roman" w:hAnsi="Times New Roman" w:cs="Times New Roman"/>
+          <w:sz w:val="28"/>
+          <w:szCs w:val="28"/>
+          <w:u w:val="none"/>
+          <w:lang w:val="en-IN"/>
+        </w:rPr>
+        <w:t xml:space="preserve"> Instead of focusing on obscure server vulnerabilities, our challenges are grounded in the digital world we actually live in. We focus on the Human Element</w:t>
+      </w:r>
+      <w:r>
+        <w:rPr>
+          <w:rFonts w:ascii="Times New Roman" w:eastAsia="Times New Roman" w:hAnsi="Times New Roman" w:cs="Times New Roman"/>
+          <w:sz w:val="28"/>
+          <w:szCs w:val="28"/>
+          <w:u w:val="none"/>
+          <w:lang w:val="en-IN"/>
+        </w:rPr>
+        <w:t xml:space="preserve">, </w:t>
+      </w:r>
+      <w:r>
+        <w:rPr>
+          <w:rFonts w:ascii="Times New Roman" w:eastAsia="Times New Roman" w:hAnsi="Times New Roman" w:cs="Times New Roman"/>
+          <w:sz w:val="28"/>
+          <w:szCs w:val="28"/>
+          <w:u w:val="none"/>
+          <w:lang w:val="en-IN"/>
+        </w:rPr>
+        <w:t>the photos we post, the metadata we leave behind, and the breadcrumbs we drop on social media. It’s not just about solving a puzzle</w:t>
+      </w:r>
+      <w:r>
+        <w:rPr>
+          <w:rFonts w:ascii="Times New Roman" w:eastAsia="Times New Roman" w:hAnsi="Times New Roman" w:cs="Times New Roman"/>
+          <w:sz w:val="28"/>
+          <w:szCs w:val="28"/>
+          <w:u w:val="none"/>
+          <w:lang w:val="en-IN"/>
+        </w:rPr>
+        <w:t xml:space="preserve">… </w:t>
+      </w:r>
+      <w:r>
+        <w:rPr>
+          <w:rFonts w:ascii="Times New Roman" w:eastAsia="Times New Roman" w:hAnsi="Times New Roman" w:cs="Times New Roman"/>
+          <w:sz w:val="28"/>
+          <w:szCs w:val="28"/>
+          <w:u w:val="none"/>
+          <w:lang w:val="en-IN"/>
+        </w:rPr>
+        <w:t xml:space="preserve">it </w:t>
+      </w:r>
+      <w:r>
+        <w:rPr>
+          <w:rFonts w:ascii="Times New Roman" w:eastAsia="Times New Roman" w:hAnsi="Times New Roman" w:cs="Times New Roman"/>
+          <w:sz w:val="28"/>
+          <w:szCs w:val="28"/>
+          <w:u w:val="none"/>
+          <w:lang w:val="en-IN"/>
+        </w:rPr>
+        <w:t xml:space="preserve">makes the </w:t>
+      </w:r>
+      <w:r>
+        <w:rPr>
+          <w:rFonts w:ascii="Times New Roman" w:eastAsia="Times New Roman" w:hAnsi="Times New Roman" w:cs="Times New Roman"/>
+          <w:sz w:val="28"/>
+          <w:szCs w:val="28"/>
+          <w:u w:val="none"/>
+          <w:lang w:val="en-IN"/>
+        </w:rPr>
+        <w:t>use</w:t>
+      </w:r>
+      <w:r>
+        <w:rPr>
+          <w:rFonts w:ascii="Times New Roman" w:eastAsia="Times New Roman" w:hAnsi="Times New Roman" w:cs="Times New Roman"/>
+          <w:sz w:val="28"/>
+          <w:szCs w:val="28"/>
+          <w:u w:val="none"/>
+          <w:lang w:val="en-IN"/>
+        </w:rPr>
+        <w:t>r</w:t>
+      </w:r>
+      <w:r>
+        <w:rPr>
+          <w:rFonts w:ascii="Times New Roman" w:eastAsia="Times New Roman" w:hAnsi="Times New Roman" w:cs="Times New Roman"/>
+          <w:sz w:val="28"/>
+          <w:szCs w:val="28"/>
+          <w:u w:val="none"/>
+          <w:lang w:val="en-IN"/>
+        </w:rPr>
+        <w:t xml:space="preserve"> realize, </w:t>
+      </w:r>
+      <w:r>
+        <w:rPr>
+          <w:rFonts w:ascii="Times New Roman" w:eastAsia="Times New Roman" w:hAnsi="Times New Roman" w:cs="Times New Roman"/>
+          <w:i/>
+          <w:iCs/>
+          <w:sz w:val="28"/>
+          <w:szCs w:val="28"/>
+          <w:lang w:val="en-IN"/>
+        </w:rPr>
+        <w:t xml:space="preserve">"Wait, if I can find this information about </w:t>
+      </w:r>
+      <w:r>
+        <w:rPr>
+          <w:rFonts w:ascii="Times New Roman" w:eastAsia="Times New Roman" w:hAnsi="Times New Roman" w:cs="Times New Roman"/>
+          <w:i/>
+          <w:iCs/>
+          <w:sz w:val="28"/>
+          <w:szCs w:val="28"/>
+          <w:lang w:val="en-IN"/>
+        </w:rPr>
+        <w:t>someone</w:t>
+      </w:r>
+      <w:r>
+        <w:rPr>
+          <w:rFonts w:ascii="Times New Roman" w:eastAsia="Times New Roman" w:hAnsi="Times New Roman" w:cs="Times New Roman"/>
+          <w:i/>
+          <w:iCs/>
+          <w:sz w:val="28"/>
+          <w:szCs w:val="28"/>
+          <w:lang w:val="en-IN"/>
+        </w:rPr>
+        <w:t>, what is someone finding out about me?"</w:t>
+      </w:r>
+    </w:p>
+    <w:p>
+      <w:pPr>
+        <w:pStyle w:val="ListParagraph"/>
+        <w:spacing w:line="240" w:lineRule="auto"/>
+        <w:jc w:val="both"/>
+        <w:rPr>
+          <w:rFonts w:ascii="Times New Roman" w:eastAsia="Times New Roman" w:hAnsi="Times New Roman" w:cs="Times New Roman"/>
+          <w:sz w:val="28"/>
+          <w:szCs w:val="28"/>
+          <w:u w:val="none"/>
+          <w:lang w:val="en-IN"/>
+        </w:rPr>
+      </w:pPr>
+    </w:p>
+    <w:p>
+      <w:pPr>
+        <w:spacing w:line="240" w:lineRule="auto"/>
+        <w:jc w:val="both"/>
+        <w:rPr>
+          <w:rFonts w:ascii="Times New Roman" w:eastAsia="Times New Roman" w:hAnsi="Times New Roman" w:cs="Times New Roman"/>
+          <w:sz w:val="28"/>
+          <w:szCs w:val="28"/>
+          <w:u w:val="none"/>
+          <w:lang w:val="en-IN"/>
+        </w:rPr>
+      </w:pPr>
+      <w:r>
+        <w:rPr>
+          <w:rFonts w:ascii="Times New Roman" w:eastAsia="Times New Roman" w:hAnsi="Times New Roman" w:cs="Times New Roman"/>
+          <w:b/>
+          <w:bCs/>
+          <w:sz w:val="28"/>
+          <w:szCs w:val="28"/>
+          <w:u w:val="none"/>
+          <w:lang w:val="en-IN"/>
+        </w:rPr>
+        <w:t>Terminal-like feeling</w:t>
+      </w:r>
+      <w:r>
+        <w:rPr>
+          <w:rFonts w:ascii="Times New Roman" w:eastAsia="Times New Roman" w:hAnsi="Times New Roman" w:cs="Times New Roman"/>
+          <w:sz w:val="28"/>
+          <w:szCs w:val="28"/>
+          <w:u w:val="none"/>
+          <w:lang w:val="en-IN"/>
+        </w:rPr>
+        <w:t xml:space="preserve"> We intentionally </w:t>
+      </w:r>
+      <w:r>
+        <w:rPr>
+          <w:rFonts w:ascii="Times New Roman" w:eastAsia="Times New Roman" w:hAnsi="Times New Roman" w:cs="Times New Roman"/>
+          <w:sz w:val="28"/>
+          <w:szCs w:val="28"/>
+          <w:u w:val="none"/>
+          <w:lang w:val="en-IN"/>
+        </w:rPr>
+        <w:t xml:space="preserve">kept </w:t>
+      </w:r>
+      <w:r>
+        <w:rPr>
+          <w:rFonts w:ascii="Times New Roman" w:eastAsia="Times New Roman" w:hAnsi="Times New Roman" w:cs="Times New Roman"/>
+          <w:sz w:val="28"/>
+          <w:szCs w:val="28"/>
+          <w:u w:val="none"/>
+          <w:lang w:val="en-IN"/>
+        </w:rPr>
+        <w:t>clunky</w:t>
+      </w:r>
+      <w:r>
+        <w:rPr>
+          <w:rFonts w:ascii="Times New Roman" w:eastAsia="Times New Roman" w:hAnsi="Times New Roman" w:cs="Times New Roman"/>
+          <w:sz w:val="28"/>
+          <w:szCs w:val="28"/>
+          <w:u w:val="none"/>
+          <w:lang w:val="en-IN"/>
+        </w:rPr>
+        <w:t xml:space="preserve"> </w:t>
+      </w:r>
+      <w:r>
+        <w:rPr>
+          <w:rFonts w:ascii="Times New Roman" w:eastAsia="Times New Roman" w:hAnsi="Times New Roman" w:cs="Times New Roman"/>
+          <w:sz w:val="28"/>
+          <w:szCs w:val="28"/>
+          <w:u w:val="none"/>
+          <w:lang w:val="en-IN"/>
+        </w:rPr>
+        <w:t>green</w:t>
+      </w:r>
+      <w:r>
+        <w:rPr>
+          <w:rFonts w:ascii="Times New Roman" w:eastAsia="Times New Roman" w:hAnsi="Times New Roman" w:cs="Times New Roman"/>
+          <w:sz w:val="28"/>
+          <w:szCs w:val="28"/>
+          <w:u w:val="none"/>
+          <w:lang w:val="en-IN"/>
+        </w:rPr>
+        <w:t xml:space="preserve"> </w:t>
+      </w:r>
+      <w:r>
+        <w:rPr>
+          <w:rFonts w:ascii="Times New Roman" w:eastAsia="Times New Roman" w:hAnsi="Times New Roman" w:cs="Times New Roman"/>
+          <w:sz w:val="28"/>
+          <w:szCs w:val="28"/>
+          <w:u w:val="none"/>
+          <w:lang w:val="en-IN"/>
+        </w:rPr>
+        <w:t>text</w:t>
+      </w:r>
+      <w:r>
+        <w:rPr>
+          <w:rFonts w:ascii="Times New Roman" w:eastAsia="Times New Roman" w:hAnsi="Times New Roman" w:cs="Times New Roman"/>
+          <w:sz w:val="28"/>
+          <w:szCs w:val="28"/>
+          <w:u w:val="none"/>
+          <w:lang w:val="en-IN"/>
+        </w:rPr>
+        <w:t xml:space="preserve"> </w:t>
+      </w:r>
+      <w:r>
+        <w:rPr>
+          <w:rFonts w:ascii="Times New Roman" w:eastAsia="Times New Roman" w:hAnsi="Times New Roman" w:cs="Times New Roman"/>
+          <w:sz w:val="28"/>
+          <w:szCs w:val="28"/>
+          <w:u w:val="none"/>
+          <w:lang w:val="en-IN"/>
+        </w:rPr>
+        <w:t>on</w:t>
+      </w:r>
+      <w:r>
+        <w:rPr>
+          <w:rFonts w:ascii="Times New Roman" w:eastAsia="Times New Roman" w:hAnsi="Times New Roman" w:cs="Times New Roman"/>
+          <w:sz w:val="28"/>
+          <w:szCs w:val="28"/>
+          <w:u w:val="none"/>
+          <w:lang w:val="en-IN"/>
+        </w:rPr>
+        <w:t xml:space="preserve"> </w:t>
+      </w:r>
+      <w:r>
+        <w:rPr>
+          <w:rFonts w:ascii="Times New Roman" w:eastAsia="Times New Roman" w:hAnsi="Times New Roman" w:cs="Times New Roman"/>
+          <w:sz w:val="28"/>
+          <w:szCs w:val="28"/>
+          <w:u w:val="none"/>
+          <w:lang w:val="en-IN"/>
+        </w:rPr>
+        <w:t>black</w:t>
+      </w:r>
+      <w:r>
+        <w:rPr>
+          <w:rFonts w:ascii="Times New Roman" w:eastAsia="Times New Roman" w:hAnsi="Times New Roman" w:cs="Times New Roman"/>
+          <w:sz w:val="28"/>
+          <w:szCs w:val="28"/>
+          <w:u w:val="none"/>
+          <w:lang w:val="en-IN"/>
+        </w:rPr>
+        <w:t xml:space="preserve"> </w:t>
+      </w:r>
+      <w:r>
+        <w:rPr>
+          <w:rFonts w:ascii="Times New Roman" w:eastAsia="Times New Roman" w:hAnsi="Times New Roman" w:cs="Times New Roman"/>
+          <w:sz w:val="28"/>
+          <w:szCs w:val="28"/>
+          <w:u w:val="none"/>
+          <w:lang w:val="en-IN"/>
+        </w:rPr>
+        <w:t>background aesthetic that most security tools use. We built a clean, intuitive,</w:t>
+      </w:r>
+      <w:r>
+        <w:rPr>
+          <w:rFonts w:ascii="Times New Roman" w:eastAsia="Times New Roman" w:hAnsi="Times New Roman" w:cs="Times New Roman"/>
+          <w:sz w:val="28"/>
+          <w:szCs w:val="28"/>
+          <w:u w:val="none"/>
+          <w:lang w:val="en-IN"/>
+        </w:rPr>
+        <w:t xml:space="preserve"> minimal</w:t>
+      </w:r>
+      <w:r>
+        <w:rPr>
+          <w:rFonts w:ascii="Times New Roman" w:eastAsia="Times New Roman" w:hAnsi="Times New Roman" w:cs="Times New Roman"/>
+          <w:sz w:val="28"/>
+          <w:szCs w:val="28"/>
+          <w:u w:val="none"/>
+          <w:lang w:val="en-IN"/>
+        </w:rPr>
+        <w:t xml:space="preserve"> and terminal-inspired interface that feels professional yet welcoming. We used </w:t>
+      </w:r>
+      <w:r>
+        <w:rPr>
+          <w:rFonts w:ascii="Times New Roman" w:eastAsia="Times New Roman" w:hAnsi="Times New Roman" w:cs="Times New Roman"/>
+          <w:b/>
+          <w:bCs/>
+          <w:sz w:val="28"/>
+          <w:szCs w:val="28"/>
+          <w:u w:val="none"/>
+          <w:lang w:val="en-IN"/>
+        </w:rPr>
+        <w:t>React</w:t>
+      </w:r>
+      <w:r>
+        <w:rPr>
+          <w:rFonts w:ascii="Times New Roman" w:eastAsia="Times New Roman" w:hAnsi="Times New Roman" w:cs="Times New Roman"/>
+          <w:sz w:val="28"/>
+          <w:szCs w:val="28"/>
+          <w:u w:val="none"/>
+          <w:lang w:val="en-IN"/>
+        </w:rPr>
+        <w:t xml:space="preserve"> to ensure the experience is snappy and responsive, providing hints and feedback in real-time so the user never feels lost or stuck.</w:t>
+      </w:r>
+      <w:r>
+        <w:rPr>
+          <w:rFonts w:ascii="Times New Roman" w:eastAsia="Times New Roman" w:hAnsi="Times New Roman" w:cs="Times New Roman"/>
+          <w:sz w:val="28"/>
+          <w:szCs w:val="28"/>
+          <w:u w:val="none"/>
+          <w:lang w:val="en-IN"/>
+        </w:rPr>
+        <w:t xml:space="preserve"> There are no outside distractions.</w:t>
+      </w:r>
+    </w:p>
+    <w:p>
+      <w:pPr>
+        <w:spacing w:line="240" w:lineRule="auto"/>
+        <w:jc w:val="both"/>
+        <w:rPr>
+          <w:rFonts w:ascii="Times New Roman" w:eastAsia="Times New Roman" w:hAnsi="Times New Roman" w:cs="Times New Roman"/>
+          <w:b/>
+          <w:bCs/>
+          <w:sz w:val="28"/>
+          <w:szCs w:val="28"/>
+          <w:u w:val="none"/>
+          <w:lang w:val="en-IN"/>
+        </w:rPr>
+      </w:pPr>
+    </w:p>
+    <w:p>
+      <w:pPr>
+        <w:spacing w:line="240" w:lineRule="auto"/>
+        <w:jc w:val="both"/>
+        <w:rPr>
+          <w:rFonts w:ascii="Times New Roman" w:eastAsia="Times New Roman" w:hAnsi="Times New Roman" w:cs="Times New Roman"/>
+          <w:sz w:val="28"/>
+          <w:szCs w:val="28"/>
+          <w:lang w:val="en-IN"/>
+        </w:rPr>
+      </w:pPr>
+      <w:r>
+        <w:rPr>
+          <w:rFonts w:ascii="Times New Roman" w:eastAsia="Times New Roman" w:hAnsi="Times New Roman" w:cs="Times New Roman"/>
+          <w:b/>
+          <w:bCs/>
+          <w:sz w:val="28"/>
+          <w:szCs w:val="28"/>
+          <w:u w:val="none"/>
+          <w:lang w:val="en-IN"/>
+        </w:rPr>
+        <w:t xml:space="preserve">Education as a </w:t>
+      </w:r>
+      <w:r>
+        <w:rPr>
+          <w:rFonts w:ascii="Times New Roman" w:eastAsia="Times New Roman" w:hAnsi="Times New Roman" w:cs="Times New Roman"/>
+          <w:b/>
+          <w:bCs/>
+          <w:sz w:val="28"/>
+          <w:szCs w:val="28"/>
+          <w:u w:val="none"/>
+          <w:lang w:val="en-IN"/>
+        </w:rPr>
+        <w:t>Defence</w:t>
+      </w:r>
+      <w:r>
+        <w:rPr>
+          <w:rFonts w:ascii="Times New Roman" w:eastAsia="Times New Roman" w:hAnsi="Times New Roman" w:cs="Times New Roman"/>
+          <w:sz w:val="28"/>
+          <w:szCs w:val="28"/>
+          <w:u w:val="none"/>
+          <w:lang w:val="en-IN"/>
+        </w:rPr>
+        <w:t xml:space="preserve"> At its core, this isn't just a game</w:t>
+      </w:r>
+      <w:r>
+        <w:rPr>
+          <w:rFonts w:ascii="Times New Roman" w:eastAsia="Times New Roman" w:hAnsi="Times New Roman" w:cs="Times New Roman"/>
+          <w:sz w:val="28"/>
+          <w:szCs w:val="28"/>
+          <w:u w:val="none"/>
+          <w:lang w:val="en-IN"/>
+        </w:rPr>
+        <w:t>…</w:t>
+      </w:r>
+      <w:r>
+        <w:rPr>
+          <w:rFonts w:ascii="Times New Roman" w:eastAsia="Times New Roman" w:hAnsi="Times New Roman" w:cs="Times New Roman"/>
+          <w:sz w:val="28"/>
+          <w:szCs w:val="28"/>
+          <w:u w:val="none"/>
+          <w:lang w:val="en-IN"/>
+        </w:rPr>
+        <w:t xml:space="preserve"> it’s a safety tool. By teaching people how to "</w:t>
+      </w:r>
+      <w:r>
+        <w:rPr>
+          <w:rFonts w:ascii="Times New Roman" w:eastAsia="Times New Roman" w:hAnsi="Times New Roman" w:cs="Times New Roman"/>
+          <w:sz w:val="28"/>
+          <w:szCs w:val="28"/>
+          <w:u w:val="none"/>
+          <w:lang w:val="en-IN"/>
+        </w:rPr>
+        <w:t>Track &amp; Trace</w:t>
+      </w:r>
+      <w:r>
+        <w:rPr>
+          <w:rFonts w:ascii="Times New Roman" w:eastAsia="Times New Roman" w:hAnsi="Times New Roman" w:cs="Times New Roman"/>
+          <w:sz w:val="28"/>
+          <w:szCs w:val="28"/>
+          <w:u w:val="none"/>
+          <w:lang w:val="en-IN"/>
+        </w:rPr>
+        <w:t xml:space="preserve">" information legally and ethically, we’re actually teaching them how to secure their own lives. </w:t>
+      </w:r>
+      <w:r>
+        <w:rPr>
+          <w:rFonts w:ascii="Times New Roman" w:eastAsia="Times New Roman" w:hAnsi="Times New Roman" w:cs="Times New Roman"/>
+          <w:sz w:val="28"/>
+          <w:szCs w:val="28"/>
+          <w:lang w:val="en-IN"/>
+        </w:rPr>
+        <w:t>We’re turning passive internet users into active, digitally</w:t>
+      </w:r>
+      <w:r>
+        <w:rPr>
+          <w:rFonts w:ascii="Times New Roman" w:eastAsia="Times New Roman" w:hAnsi="Times New Roman" w:cs="Times New Roman"/>
+          <w:sz w:val="28"/>
+          <w:szCs w:val="28"/>
+          <w:lang w:val="en-IN"/>
+        </w:rPr>
+        <w:t xml:space="preserve"> </w:t>
+      </w:r>
+      <w:r>
+        <w:rPr>
+          <w:rFonts w:ascii="Times New Roman" w:eastAsia="Times New Roman" w:hAnsi="Times New Roman" w:cs="Times New Roman"/>
+          <w:sz w:val="28"/>
+          <w:szCs w:val="28"/>
+          <w:lang w:val="en-IN"/>
+        </w:rPr>
+        <w:t>aware investigators. It’s about taking the mystery out of the dark web myths and showing that the most powerful tools are often just a browser and a bit of logic.</w:t>
+      </w:r>
+    </w:p>
+    <w:p>
+      <w:pPr>
+        <w:rPr>
+          <w:rFonts w:ascii="Times New Roman" w:eastAsia="Times New Roman" w:hAnsi="Times New Roman" w:cs="Times New Roman"/>
+          <w:b/>
+          <w:sz w:val="32"/>
+          <w:szCs w:val="32"/>
+          <w:lang w:val="en-IN"/>
+        </w:rPr>
+      </w:pPr>
+      <w:r>
+        <w:rPr>
+          <w:noProof/>
         </w:rPr>
         <w:lastRenderedPageBreak/>
-        <w:t>TOPIC</w:t>
-      </w:r>
-      <w:r>
-        <w:rPr>
-          <w:rFonts w:ascii="Book Antiqua" w:eastAsia="Times New Roman" w:hAnsi="Book Antiqua" w:cstheme="majorHAnsi"/>
-          <w:b/>
-          <w:sz w:val="28"/>
-          <w:szCs w:val="28"/>
-          <w:u w:val="none"/>
-        </w:rPr>
-        <w:t xml:space="preserve"> </w:t>
-      </w:r>
-      <w:r>
-        <w:rPr>
-          <w:rFonts w:ascii="Book Antiqua" w:eastAsia="Times New Roman" w:hAnsi="Book Antiqua" w:cstheme="majorBidi"/>
-          <w:b/>
+        <w:drawing>
+          <wp:anchor distT="0" distB="0" distL="114300" distR="114300" simplePos="0" relativeHeight="251658240" behindDoc="0" locked="0" layoutInCell="1" allowOverlap="1" wp14:anchorId="17F55760" wp14:editId="64B91EDB">
+            <wp:simplePos x="0" y="0"/>
+            <wp:positionH relativeFrom="margin">
+              <wp:align>center</wp:align>
+            </wp:positionH>
+            <wp:positionV relativeFrom="paragraph">
+              <wp:posOffset>400050</wp:posOffset>
+            </wp:positionV>
+            <wp:extent cx="4895850" cy="4218487"/>
+            <wp:effectExtent l="0" t="0" r="0" b="0"/>
+            <wp:wrapTopAndBottom/>
+            <wp:docPr id="1554131392" name="Picture 1"/>
+            <wp:cNvGraphicFramePr>
+              <a:graphicFrameLocks xmlns:a="http://schemas.openxmlformats.org/drawingml/2006/main" noChangeAspect="1"/>
+            </wp:cNvGraphicFramePr>
+            <a:graphic xmlns:a="http://schemas.openxmlformats.org/drawingml/2006/main">
+              <a:graphicData uri="http://schemas.openxmlformats.org/drawingml/2006/picture">
+                <pic:pic xmlns:pic="http://schemas.openxmlformats.org/drawingml/2006/picture">
+                  <pic:nvPicPr>
+                    <pic:cNvPr id="1554131392" name=""/>
+                    <pic:cNvPicPr/>
+                  </pic:nvPicPr>
+                  <pic:blipFill>
+                    <a:blip r:embed="rId14" cstate="print">
+                      <a:extLst>
+                        <a:ext uri="{28A0092B-C50C-407E-A947-70E740481C1C}">
+                          <a14:useLocalDpi xmlns:a14="http://schemas.microsoft.com/office/drawing/2010/main" val="0"/>
+                        </a:ext>
+                      </a:extLst>
+                    </a:blip>
+                    <a:stretch>
+                      <a:fillRect/>
+                    </a:stretch>
+                  </pic:blipFill>
+                  <pic:spPr>
+                    <a:xfrm>
+                      <a:off x="0" y="0"/>
+                      <a:ext cx="4895850" cy="4218487"/>
+                    </a:xfrm>
+                    <a:prstGeom prst="rect">
+                      <a:avLst/>
+                    </a:prstGeom>
+                  </pic:spPr>
+                </pic:pic>
+              </a:graphicData>
+            </a:graphic>
+            <wp14:sizeRelH relativeFrom="page">
+              <wp14:pctWidth>0</wp14:pctWidth>
+            </wp14:sizeRelH>
+            <wp14:sizeRelV relativeFrom="page">
+              <wp14:pctHeight>0</wp14:pctHeight>
+            </wp14:sizeRelV>
+          </wp:anchor>
+        </w:drawing>
+      </w:r>
+      <w:r>
+        <w:rPr>
+          <w:rFonts w:ascii="Times New Roman" w:eastAsia="Times New Roman" w:hAnsi="Times New Roman" w:cs="Times New Roman"/>
+          <w:b/>
+          <w:sz w:val="32"/>
+          <w:szCs w:val="32"/>
+        </w:rPr>
+        <w:t xml:space="preserve">Screenshots </w:t>
+      </w:r>
+      <w:r>
+        <w:rPr>
+          <w:rFonts w:ascii="Times New Roman" w:eastAsia="Times New Roman" w:hAnsi="Times New Roman" w:cs="Times New Roman"/>
+          <w:b/>
+          <w:sz w:val="32"/>
+          <w:szCs w:val="32"/>
+          <w:lang w:val="en-IN"/>
+        </w:rPr>
+        <w:t>with brief description.</w:t>
+      </w:r>
+    </w:p>
+    <w:p>
+      <w:pPr>
+        <w:rPr>
+          <w:rFonts w:ascii="Times New Roman" w:eastAsia="Times New Roman" w:hAnsi="Times New Roman" w:cs="Times New Roman"/>
+          <w:b/>
+          <w:sz w:val="28"/>
+          <w:szCs w:val="28"/>
+        </w:rPr>
+      </w:pPr>
+      <w:r>
+        <w:rPr>
+          <w:rFonts w:ascii="Times New Roman" w:eastAsia="Times New Roman" w:hAnsi="Times New Roman" w:cs="Times New Roman"/>
+          <w:b/>
+          <w:sz w:val="28"/>
+          <w:szCs w:val="28"/>
+          <w:u w:val="none"/>
+        </w:rPr>
+        <w:br/>
+      </w:r>
+      <w:r>
+        <w:rPr>
+          <w:rFonts w:ascii="Times New Roman" w:eastAsia="Times New Roman" w:hAnsi="Times New Roman" w:cs="Times New Roman"/>
+          <w:b/>
+          <w:sz w:val="28"/>
+          <w:szCs w:val="28"/>
+        </w:rPr>
+        <w:t>1.</w:t>
+      </w:r>
+      <w:r>
+        <w:rPr>
+          <w:rFonts w:ascii="Times New Roman" w:eastAsia="Times New Roman" w:hAnsi="Times New Roman" w:cs="Times New Roman"/>
+          <w:b/>
+          <w:sz w:val="28"/>
+          <w:szCs w:val="28"/>
+        </w:rPr>
+        <w:t>Intro page</w:t>
+      </w:r>
+      <w:r>
+        <w:rPr>
+          <w:rFonts w:ascii="Times New Roman" w:eastAsia="Times New Roman" w:hAnsi="Times New Roman" w:cs="Times New Roman"/>
+          <w:b/>
+          <w:sz w:val="28"/>
+          <w:szCs w:val="28"/>
+        </w:rPr>
+        <w:t xml:space="preserve"> (</w:t>
+      </w:r>
+      <w:r>
+        <w:rPr>
+          <w:rFonts w:ascii="FiraCode Nerd Font SemBd" w:eastAsia="Times New Roman" w:hAnsi="FiraCode Nerd Font SemBd" w:cs="FiraCode Nerd Font SemBd"/>
+          <w:b/>
+        </w:rPr>
+        <w:t>Intro.js</w:t>
+      </w:r>
+      <w:r>
+        <w:rPr>
+          <w:rFonts w:ascii="Times New Roman" w:eastAsia="Times New Roman" w:hAnsi="Times New Roman" w:cs="Times New Roman"/>
+          <w:b/>
+          <w:sz w:val="28"/>
+          <w:szCs w:val="28"/>
+        </w:rPr>
+        <w:t>)</w:t>
+      </w:r>
+      <w:r>
+        <w:rPr>
+          <w:rFonts w:ascii="Times New Roman" w:eastAsia="Times New Roman" w:hAnsi="Times New Roman" w:cs="Times New Roman"/>
+          <w:b/>
+          <w:sz w:val="28"/>
+          <w:szCs w:val="28"/>
+        </w:rPr>
+        <w:t>:</w:t>
+      </w:r>
+    </w:p>
+    <w:p>
+      <w:pPr>
+        <w:spacing w:line="240" w:lineRule="auto"/>
+        <w:jc w:val="both"/>
+        <w:rPr>
+          <w:rFonts w:ascii="Times New Roman" w:eastAsia="Times New Roman" w:hAnsi="Times New Roman" w:cs="Times New Roman"/>
           <w:bCs/>
           <w:sz w:val="28"/>
           <w:szCs w:val="28"/>
           <w:u w:val="none"/>
-          <w:lang w:val="en-US"/>
-        </w:rPr>
-        <w:t xml:space="preserve">Description (What problem </w:t>
-      </w:r>
-      <w:r>
-        <w:rPr>
-          <w:rFonts w:ascii="Book Antiqua" w:eastAsia="Times New Roman" w:hAnsi="Book Antiqua" w:cstheme="majorBidi"/>
-          <w:b/>
+        </w:rPr>
+      </w:pPr>
+      <w:r>
+        <w:rPr>
+          <w:rFonts w:ascii="Times New Roman" w:eastAsia="Times New Roman" w:hAnsi="Times New Roman" w:cs="Times New Roman"/>
           <w:bCs/>
           <w:sz w:val="28"/>
           <w:szCs w:val="28"/>
           <w:u w:val="none"/>
-          <w:lang w:val="en-US"/>
-        </w:rPr>
-        <w:t xml:space="preserve">this web site would be solving? </w:t>
-      </w:r>
-      <w:r>
-        <w:rPr>
-          <w:rFonts w:ascii="Book Antiqua" w:eastAsia="Times New Roman" w:hAnsi="Book Antiqua" w:cstheme="majorBidi"/>
-          <w:b/>
+        </w:rPr>
+        <w:t>This page briefs us with the purpose of this project. It is named as Intro.js inside the React app, acting as a gateway into the capture the flag challenge with [INITIALIZE CHALLENGE] button. This page describes the concepts of CTFs and OSINT which is needed to attempt this project. It is designed by keeping in mind that the challenge is going to be attempted by someone who is not familiar or not into cybersecurity.</w:t>
+      </w:r>
+    </w:p>
+    <w:p>
+      <w:pPr>
+        <w:spacing w:line="240" w:lineRule="auto"/>
+        <w:jc w:val="both"/>
+        <w:rPr>
+          <w:rFonts w:ascii="Times New Roman" w:eastAsia="Times New Roman" w:hAnsi="Times New Roman" w:cs="Times New Roman"/>
           <w:bCs/>
           <w:sz w:val="28"/>
           <w:szCs w:val="28"/>
           <w:u w:val="none"/>
-          <w:lang w:val="en-US"/>
-        </w:rPr>
-        <w:t>What service the web site would provide?)</w:t>
-      </w:r>
-    </w:p>
-    <w:p>
-      <w:pPr>
-        <w:rPr>
-          <w:rFonts w:ascii="Book Antiqua" w:eastAsia="Times New Roman" w:hAnsi="Book Antiqua" w:cstheme="majorHAnsi"/>
-          <w:b/>
-          <w:sz w:val="28"/>
-          <w:szCs w:val="28"/>
-          <w:u w:val="none"/>
-        </w:rPr>
-      </w:pPr>
-    </w:p>
-    <w:p>
-      <w:pPr>
-        <w:rPr>
-          <w:rFonts w:ascii="Book Antiqua" w:eastAsia="Times New Roman" w:hAnsi="Book Antiqua" w:cstheme="majorHAnsi"/>
-          <w:b/>
-          <w:sz w:val="28"/>
-          <w:szCs w:val="28"/>
-          <w:u w:val="none"/>
-        </w:rPr>
-      </w:pPr>
-    </w:p>
-    <w:p>
-      <w:pPr>
-        <w:rPr>
-          <w:rFonts w:ascii="Book Antiqua" w:eastAsia="Times New Roman" w:hAnsi="Book Antiqua" w:cstheme="majorHAnsi"/>
-          <w:b/>
-          <w:sz w:val="28"/>
-          <w:szCs w:val="28"/>
-          <w:u w:val="none"/>
-        </w:rPr>
-      </w:pPr>
-    </w:p>
-    <w:p>
-      <w:pPr>
-        <w:rPr>
-          <w:rFonts w:ascii="Book Antiqua" w:eastAsia="Times New Roman" w:hAnsi="Book Antiqua" w:cstheme="majorHAnsi"/>
-          <w:b/>
-          <w:sz w:val="28"/>
-          <w:szCs w:val="28"/>
-          <w:u w:val="none"/>
-        </w:rPr>
-      </w:pPr>
-    </w:p>
-    <w:p>
-      <w:pPr>
-        <w:rPr>
-          <w:rFonts w:ascii="Book Antiqua" w:eastAsia="Times New Roman" w:hAnsi="Book Antiqua" w:cstheme="majorHAnsi"/>
-          <w:b/>
-          <w:sz w:val="28"/>
-          <w:szCs w:val="28"/>
-          <w:u w:val="none"/>
-        </w:rPr>
-      </w:pPr>
-    </w:p>
-    <w:p>
-      <w:pPr>
-        <w:rPr>
-          <w:rFonts w:ascii="Book Antiqua" w:eastAsia="Times New Roman" w:hAnsi="Book Antiqua" w:cstheme="majorHAnsi"/>
-          <w:b/>
-          <w:sz w:val="28"/>
-          <w:szCs w:val="28"/>
-          <w:u w:val="none"/>
-        </w:rPr>
-      </w:pPr>
-    </w:p>
-    <w:p>
-      <w:pPr>
-        <w:rPr>
-          <w:rFonts w:ascii="Book Antiqua" w:eastAsia="Times New Roman" w:hAnsi="Book Antiqua" w:cstheme="majorHAnsi"/>
-          <w:b/>
-          <w:sz w:val="28"/>
-          <w:szCs w:val="28"/>
-          <w:u w:val="none"/>
-        </w:rPr>
-      </w:pPr>
-    </w:p>
-    <w:p>
-      <w:pPr>
-        <w:rPr>
-          <w:rFonts w:ascii="Book Antiqua" w:eastAsia="Times New Roman" w:hAnsi="Book Antiqua" w:cstheme="majorHAnsi"/>
-          <w:b/>
-          <w:sz w:val="28"/>
-          <w:szCs w:val="28"/>
-          <w:u w:val="none"/>
-        </w:rPr>
-      </w:pPr>
-    </w:p>
-    <w:p>
-      <w:pPr>
-        <w:rPr>
-          <w:rFonts w:ascii="Book Antiqua" w:eastAsia="Times New Roman" w:hAnsi="Book Antiqua" w:cstheme="majorHAnsi"/>
-          <w:b/>
-          <w:sz w:val="28"/>
-          <w:szCs w:val="28"/>
-          <w:u w:val="none"/>
-        </w:rPr>
-      </w:pPr>
-    </w:p>
-    <w:p>
-      <w:pPr>
-        <w:rPr>
-          <w:rFonts w:ascii="Book Antiqua" w:eastAsia="Times New Roman" w:hAnsi="Book Antiqua" w:cstheme="majorHAnsi"/>
-          <w:b/>
-          <w:sz w:val="28"/>
-          <w:szCs w:val="28"/>
-          <w:u w:val="none"/>
-        </w:rPr>
-      </w:pPr>
-    </w:p>
-    <w:p>
-      <w:pPr>
-        <w:rPr>
-          <w:rFonts w:ascii="Book Antiqua" w:eastAsia="Times New Roman" w:hAnsi="Book Antiqua" w:cstheme="majorHAnsi"/>
-          <w:b/>
-          <w:sz w:val="28"/>
-          <w:szCs w:val="28"/>
-          <w:u w:val="none"/>
-        </w:rPr>
-      </w:pPr>
-    </w:p>
-    <w:p>
-      <w:pPr>
-        <w:rPr>
-          <w:rFonts w:ascii="Book Antiqua" w:eastAsia="Times New Roman" w:hAnsi="Book Antiqua" w:cstheme="majorHAnsi"/>
-          <w:b/>
-          <w:sz w:val="28"/>
-          <w:szCs w:val="28"/>
-          <w:u w:val="none"/>
-        </w:rPr>
-      </w:pPr>
-    </w:p>
-    <w:p>
-      <w:pPr>
-        <w:rPr>
-          <w:rFonts w:ascii="Book Antiqua" w:eastAsia="Times New Roman" w:hAnsi="Book Antiqua" w:cstheme="majorHAnsi"/>
-          <w:b/>
-          <w:sz w:val="28"/>
-          <w:szCs w:val="28"/>
-          <w:u w:val="none"/>
-        </w:rPr>
-      </w:pPr>
-    </w:p>
-    <w:p>
-      <w:pPr>
-        <w:rPr>
-          <w:rFonts w:ascii="Book Antiqua" w:eastAsia="Times New Roman" w:hAnsi="Book Antiqua" w:cstheme="majorHAnsi"/>
-          <w:b/>
-          <w:sz w:val="28"/>
-          <w:szCs w:val="28"/>
-          <w:u w:val="none"/>
-        </w:rPr>
-      </w:pPr>
-    </w:p>
-    <w:p>
-      <w:pPr>
-        <w:rPr>
-          <w:rFonts w:ascii="Book Antiqua" w:eastAsia="Times New Roman" w:hAnsi="Book Antiqua" w:cstheme="majorHAnsi"/>
-          <w:b/>
-          <w:sz w:val="28"/>
-          <w:szCs w:val="28"/>
-          <w:u w:val="none"/>
-        </w:rPr>
-      </w:pPr>
-    </w:p>
-    <w:p>
-      <w:pPr>
-        <w:rPr>
-          <w:rFonts w:ascii="Book Antiqua" w:eastAsia="Times New Roman" w:hAnsi="Book Antiqua" w:cstheme="majorHAnsi"/>
-          <w:b/>
-          <w:sz w:val="28"/>
-          <w:szCs w:val="28"/>
-          <w:u w:val="none"/>
-        </w:rPr>
-      </w:pPr>
-    </w:p>
-    <w:p>
-      <w:pPr>
-        <w:rPr>
-          <w:rFonts w:ascii="Book Antiqua" w:eastAsia="Times New Roman" w:hAnsi="Book Antiqua" w:cstheme="majorHAnsi"/>
-          <w:b/>
-          <w:sz w:val="28"/>
-          <w:szCs w:val="28"/>
-          <w:u w:val="none"/>
-        </w:rPr>
-      </w:pPr>
-    </w:p>
-    <w:p>
-      <w:pPr>
-        <w:rPr>
-          <w:rFonts w:ascii="Book Antiqua" w:eastAsia="Times New Roman" w:hAnsi="Book Antiqua" w:cstheme="majorHAnsi"/>
-          <w:b/>
-          <w:sz w:val="28"/>
-          <w:szCs w:val="28"/>
-          <w:u w:val="none"/>
-        </w:rPr>
-      </w:pPr>
-    </w:p>
-    <w:p>
-      <w:pPr>
-        <w:rPr>
-          <w:rFonts w:ascii="Book Antiqua" w:eastAsia="Times New Roman" w:hAnsi="Book Antiqua" w:cstheme="majorHAnsi"/>
-          <w:b/>
-          <w:sz w:val="28"/>
-          <w:szCs w:val="28"/>
-          <w:u w:val="none"/>
-        </w:rPr>
-      </w:pPr>
-    </w:p>
-    <w:p>
-      <w:pPr>
-        <w:rPr>
-          <w:rFonts w:ascii="Book Antiqua" w:eastAsia="Times New Roman" w:hAnsi="Book Antiqua" w:cstheme="majorHAnsi"/>
-          <w:b/>
-          <w:sz w:val="28"/>
-          <w:szCs w:val="28"/>
-          <w:u w:val="none"/>
-        </w:rPr>
-      </w:pPr>
-    </w:p>
-    <w:p>
-      <w:pPr>
-        <w:rPr>
-          <w:rFonts w:ascii="Book Antiqua" w:eastAsia="Times New Roman" w:hAnsi="Book Antiqua" w:cstheme="majorHAnsi"/>
-          <w:b/>
-          <w:sz w:val="28"/>
-          <w:szCs w:val="28"/>
-          <w:u w:val="none"/>
-        </w:rPr>
-      </w:pPr>
-    </w:p>
-    <w:p>
-      <w:pPr>
-        <w:rPr>
-          <w:rFonts w:ascii="Book Antiqua" w:eastAsia="Times New Roman" w:hAnsi="Book Antiqua" w:cstheme="majorHAnsi"/>
-          <w:b/>
-          <w:sz w:val="28"/>
-          <w:szCs w:val="28"/>
-          <w:u w:val="none"/>
-        </w:rPr>
-      </w:pPr>
-    </w:p>
-    <w:p>
-      <w:pPr>
-        <w:pStyle w:val="ListParagraph"/>
-        <w:ind w:left="1440"/>
-        <w:rPr>
-          <w:rFonts w:ascii="Book Antiqua" w:eastAsia="Times New Roman" w:hAnsi="Book Antiqua" w:cstheme="majorHAnsi"/>
-          <w:sz w:val="28"/>
-          <w:szCs w:val="28"/>
-          <w:u w:val="none"/>
-        </w:rPr>
-      </w:pPr>
-      <w:r>
-        <w:rPr>
-          <w:rFonts w:ascii="Book Antiqua" w:eastAsia="Times New Roman" w:hAnsi="Book Antiqua" w:cstheme="majorHAnsi"/>
-          <w:b/>
-          <w:sz w:val="28"/>
-          <w:szCs w:val="28"/>
-          <w:u w:val="none"/>
+        </w:rPr>
+      </w:pPr>
+    </w:p>
+    <w:p>
+      <w:pPr>
+        <w:spacing w:line="240" w:lineRule="auto"/>
+        <w:jc w:val="both"/>
+        <w:rPr>
+          <w:rFonts w:ascii="Times New Roman" w:eastAsia="Times New Roman" w:hAnsi="Times New Roman" w:cs="Times New Roman"/>
+          <w:bCs/>
+          <w:sz w:val="28"/>
+          <w:szCs w:val="28"/>
+          <w:u w:val="none"/>
+        </w:rPr>
+      </w:pPr>
+      <w:r>
+        <w:rPr>
+          <w:rFonts w:ascii="Times New Roman" w:eastAsia="Times New Roman" w:hAnsi="Times New Roman" w:cs="Times New Roman"/>
+          <w:bCs/>
+          <w:sz w:val="28"/>
+          <w:szCs w:val="28"/>
+          <w:u w:val="none"/>
+        </w:rPr>
+        <w:t>This page also tells us the uniqueness of this project which might motivate the user to attempt the challenge and have an impact on their mindset about this field being only for enthusiasts.</w:t>
+      </w:r>
+    </w:p>
+    <w:p>
+      <w:pPr>
+        <w:jc w:val="center"/>
+        <w:rPr>
+          <w:rFonts w:ascii="Times New Roman" w:eastAsia="Times New Roman" w:hAnsi="Times New Roman" w:cs="Times New Roman"/>
+          <w:b/>
+          <w:sz w:val="28"/>
+          <w:szCs w:val="28"/>
+          <w:u w:val="none"/>
+        </w:rPr>
+      </w:pPr>
+      <w:r>
+        <w:rPr>
+          <w:noProof/>
         </w:rPr>
         <w:lastRenderedPageBreak/>
-        <w:t>Comparison</w:t>
-      </w:r>
-      <w:r>
-        <w:rPr>
-          <w:rFonts w:ascii="Book Antiqua" w:eastAsia="Times New Roman" w:hAnsi="Book Antiqua" w:cstheme="majorHAnsi"/>
-          <w:b/>
-          <w:sz w:val="28"/>
-          <w:szCs w:val="28"/>
-          <w:u w:val="none"/>
-        </w:rPr>
-        <w:t xml:space="preserve"> </w:t>
-      </w:r>
-      <w:r>
-        <w:rPr>
-          <w:rFonts w:ascii="Book Antiqua" w:eastAsia="Times New Roman" w:hAnsi="Book Antiqua" w:cstheme="majorHAnsi"/>
-          <w:b/>
-          <w:sz w:val="28"/>
-          <w:szCs w:val="28"/>
-          <w:u w:val="none"/>
-        </w:rPr>
-        <w:t>with existing web sites (write what unique your web site is doing)</w:t>
-      </w:r>
-    </w:p>
-    <w:p>
-      <w:pPr>
-        <w:rPr>
-          <w:rFonts w:ascii="Book Antiqua" w:eastAsia="Times New Roman" w:hAnsi="Book Antiqua" w:cstheme="majorHAnsi"/>
-          <w:b/>
-          <w:sz w:val="28"/>
-          <w:szCs w:val="28"/>
-          <w:u w:val="none"/>
-        </w:rPr>
-      </w:pPr>
-    </w:p>
-    <w:p>
-      <w:pPr>
-        <w:rPr>
-          <w:rFonts w:ascii="Book Antiqua" w:eastAsia="Times New Roman" w:hAnsi="Book Antiqua" w:cstheme="majorHAnsi"/>
-          <w:b/>
-          <w:sz w:val="28"/>
-          <w:szCs w:val="28"/>
-          <w:u w:val="none"/>
-        </w:rPr>
-      </w:pPr>
-    </w:p>
-    <w:p>
-      <w:pPr>
-        <w:rPr>
-          <w:rFonts w:ascii="Book Antiqua" w:eastAsia="Times New Roman" w:hAnsi="Book Antiqua" w:cstheme="majorHAnsi"/>
-          <w:b/>
-          <w:sz w:val="28"/>
-          <w:szCs w:val="28"/>
-          <w:u w:val="none"/>
-        </w:rPr>
-      </w:pPr>
-    </w:p>
-    <w:p>
-      <w:pPr>
-        <w:rPr>
-          <w:rFonts w:ascii="Book Antiqua" w:eastAsia="Times New Roman" w:hAnsi="Book Antiqua" w:cstheme="majorHAnsi"/>
-          <w:b/>
-          <w:sz w:val="28"/>
-          <w:szCs w:val="28"/>
-          <w:u w:val="none"/>
-        </w:rPr>
-      </w:pPr>
-    </w:p>
-    <w:p>
-      <w:pPr>
-        <w:rPr>
-          <w:rFonts w:ascii="Book Antiqua" w:eastAsia="Times New Roman" w:hAnsi="Book Antiqua" w:cstheme="majorHAnsi"/>
-          <w:b/>
-          <w:sz w:val="28"/>
-          <w:szCs w:val="28"/>
-          <w:u w:val="none"/>
-        </w:rPr>
-      </w:pPr>
-    </w:p>
-    <w:p>
-      <w:pPr>
-        <w:rPr>
-          <w:rFonts w:ascii="Book Antiqua" w:eastAsia="Times New Roman" w:hAnsi="Book Antiqua" w:cstheme="majorHAnsi"/>
-          <w:b/>
-          <w:sz w:val="28"/>
-          <w:szCs w:val="28"/>
-          <w:u w:val="none"/>
-        </w:rPr>
-      </w:pPr>
-    </w:p>
-    <w:p>
-      <w:pPr>
-        <w:rPr>
-          <w:rFonts w:ascii="Book Antiqua" w:eastAsia="Times New Roman" w:hAnsi="Book Antiqua" w:cstheme="majorHAnsi"/>
-          <w:b/>
-          <w:sz w:val="28"/>
-          <w:szCs w:val="28"/>
-          <w:u w:val="none"/>
-        </w:rPr>
-      </w:pPr>
-    </w:p>
-    <w:p>
-      <w:pPr>
-        <w:rPr>
-          <w:rFonts w:ascii="Book Antiqua" w:eastAsia="Times New Roman" w:hAnsi="Book Antiqua" w:cstheme="majorHAnsi"/>
-          <w:b/>
-          <w:sz w:val="28"/>
-          <w:szCs w:val="28"/>
-          <w:u w:val="none"/>
-        </w:rPr>
-      </w:pPr>
-    </w:p>
-    <w:p>
-      <w:pPr>
-        <w:rPr>
-          <w:rFonts w:ascii="Book Antiqua" w:eastAsia="Times New Roman" w:hAnsi="Book Antiqua" w:cstheme="majorHAnsi"/>
-          <w:b/>
-          <w:sz w:val="28"/>
-          <w:szCs w:val="28"/>
-          <w:u w:val="none"/>
-        </w:rPr>
-      </w:pPr>
-    </w:p>
-    <w:p>
-      <w:pPr>
-        <w:rPr>
-          <w:rFonts w:ascii="Book Antiqua" w:eastAsia="Times New Roman" w:hAnsi="Book Antiqua" w:cstheme="majorHAnsi"/>
-          <w:b/>
-          <w:sz w:val="28"/>
-          <w:szCs w:val="28"/>
-          <w:u w:val="none"/>
-        </w:rPr>
-      </w:pPr>
-    </w:p>
-    <w:p>
-      <w:pPr>
-        <w:rPr>
-          <w:rFonts w:ascii="Book Antiqua" w:eastAsia="Times New Roman" w:hAnsi="Book Antiqua" w:cstheme="majorHAnsi"/>
-          <w:b/>
-          <w:sz w:val="28"/>
-          <w:szCs w:val="28"/>
-          <w:u w:val="none"/>
-        </w:rPr>
-      </w:pPr>
-    </w:p>
-    <w:p>
-      <w:pPr>
-        <w:rPr>
-          <w:rFonts w:ascii="Book Antiqua" w:eastAsia="Times New Roman" w:hAnsi="Book Antiqua" w:cstheme="majorHAnsi"/>
-          <w:b/>
-          <w:sz w:val="28"/>
-          <w:szCs w:val="28"/>
-          <w:u w:val="none"/>
-        </w:rPr>
-      </w:pPr>
-    </w:p>
-    <w:p>
-      <w:pPr>
-        <w:rPr>
-          <w:rFonts w:ascii="Book Antiqua" w:eastAsia="Times New Roman" w:hAnsi="Book Antiqua" w:cstheme="majorHAnsi"/>
-          <w:b/>
-          <w:sz w:val="28"/>
-          <w:szCs w:val="28"/>
-          <w:u w:val="none"/>
-        </w:rPr>
-      </w:pPr>
-    </w:p>
-    <w:p>
-      <w:pPr>
-        <w:rPr>
-          <w:rFonts w:ascii="Book Antiqua" w:eastAsia="Times New Roman" w:hAnsi="Book Antiqua" w:cstheme="majorHAnsi"/>
-          <w:b/>
-          <w:sz w:val="28"/>
-          <w:szCs w:val="28"/>
-          <w:u w:val="none"/>
-        </w:rPr>
-      </w:pPr>
-    </w:p>
-    <w:p>
-      <w:pPr>
-        <w:rPr>
-          <w:rFonts w:ascii="Book Antiqua" w:eastAsia="Times New Roman" w:hAnsi="Book Antiqua" w:cstheme="majorHAnsi"/>
-          <w:b/>
-          <w:sz w:val="28"/>
-          <w:szCs w:val="28"/>
-          <w:u w:val="none"/>
-        </w:rPr>
-      </w:pPr>
-    </w:p>
-    <w:p>
-      <w:pPr>
-        <w:rPr>
-          <w:rFonts w:ascii="Book Antiqua" w:eastAsia="Times New Roman" w:hAnsi="Book Antiqua" w:cstheme="majorHAnsi"/>
-          <w:b/>
-          <w:sz w:val="28"/>
-          <w:szCs w:val="28"/>
-          <w:u w:val="none"/>
-        </w:rPr>
-      </w:pPr>
-    </w:p>
-    <w:p>
-      <w:pPr>
-        <w:rPr>
-          <w:rFonts w:ascii="Book Antiqua" w:eastAsia="Times New Roman" w:hAnsi="Book Antiqua" w:cstheme="majorHAnsi"/>
-          <w:b/>
-          <w:sz w:val="28"/>
-          <w:szCs w:val="28"/>
-          <w:u w:val="none"/>
-        </w:rPr>
-      </w:pPr>
-    </w:p>
-    <w:p>
-      <w:pPr>
-        <w:rPr>
-          <w:rFonts w:ascii="Book Antiqua" w:eastAsia="Times New Roman" w:hAnsi="Book Antiqua" w:cstheme="majorHAnsi"/>
-          <w:b/>
-          <w:sz w:val="28"/>
-          <w:szCs w:val="28"/>
-          <w:u w:val="none"/>
-        </w:rPr>
-      </w:pPr>
-    </w:p>
-    <w:p>
-      <w:pPr>
-        <w:rPr>
-          <w:rFonts w:ascii="Book Antiqua" w:eastAsia="Times New Roman" w:hAnsi="Book Antiqua" w:cstheme="majorHAnsi"/>
-          <w:b/>
-          <w:sz w:val="28"/>
-          <w:szCs w:val="28"/>
-          <w:u w:val="none"/>
-        </w:rPr>
-      </w:pPr>
-    </w:p>
-    <w:p>
-      <w:pPr>
-        <w:rPr>
-          <w:rFonts w:ascii="Book Antiqua" w:eastAsia="Times New Roman" w:hAnsi="Book Antiqua" w:cstheme="majorHAnsi"/>
-          <w:b/>
-          <w:sz w:val="28"/>
-          <w:szCs w:val="28"/>
-          <w:u w:val="none"/>
-        </w:rPr>
-      </w:pPr>
-    </w:p>
-    <w:p>
-      <w:pPr>
-        <w:rPr>
-          <w:rFonts w:ascii="Book Antiqua" w:eastAsia="Times New Roman" w:hAnsi="Book Antiqua" w:cstheme="majorHAnsi"/>
-          <w:b/>
-          <w:sz w:val="28"/>
-          <w:szCs w:val="28"/>
-          <w:u w:val="none"/>
-        </w:rPr>
-      </w:pPr>
-    </w:p>
-    <w:p>
-      <w:pPr>
-        <w:rPr>
-          <w:rFonts w:ascii="Book Antiqua" w:eastAsia="Times New Roman" w:hAnsi="Book Antiqua" w:cstheme="majorHAnsi"/>
-          <w:b/>
-          <w:sz w:val="28"/>
-          <w:szCs w:val="28"/>
-          <w:u w:val="none"/>
-        </w:rPr>
-      </w:pPr>
-    </w:p>
-    <w:p>
-      <w:pPr>
-        <w:rPr>
-          <w:rFonts w:ascii="Book Antiqua" w:eastAsia="Times New Roman" w:hAnsi="Book Antiqua" w:cstheme="majorHAnsi"/>
-          <w:b/>
-          <w:sz w:val="28"/>
-          <w:szCs w:val="28"/>
-          <w:u w:val="none"/>
-        </w:rPr>
-      </w:pPr>
-    </w:p>
-    <w:p>
-      <w:pPr>
-        <w:pStyle w:val="ListParagraph"/>
-        <w:rPr>
-          <w:rFonts w:ascii="Book Antiqua" w:eastAsia="Times New Roman" w:hAnsi="Book Antiqua" w:cstheme="majorHAnsi"/>
-          <w:b/>
-          <w:sz w:val="28"/>
-          <w:szCs w:val="28"/>
-          <w:u w:val="none"/>
-          <w:lang w:val="en-IN"/>
-        </w:rPr>
-      </w:pPr>
-      <w:r>
-        <w:rPr>
-          <w:rFonts w:ascii="Book Antiqua" w:eastAsia="Times New Roman" w:hAnsi="Book Antiqua" w:cstheme="majorHAnsi"/>
-          <w:b/>
-          <w:sz w:val="28"/>
-          <w:szCs w:val="28"/>
-          <w:u w:val="none"/>
+        <w:drawing>
+          <wp:inline distT="0" distB="0" distL="0" distR="0" wp14:anchorId="04F32271" wp14:editId="1A2E6A02">
+            <wp:extent cx="5130738" cy="4933950"/>
+            <wp:effectExtent l="0" t="0" r="0" b="0"/>
+            <wp:docPr id="1428555800" name="Picture 1"/>
+            <wp:cNvGraphicFramePr>
+              <a:graphicFrameLocks xmlns:a="http://schemas.openxmlformats.org/drawingml/2006/main" noChangeAspect="1"/>
+            </wp:cNvGraphicFramePr>
+            <a:graphic xmlns:a="http://schemas.openxmlformats.org/drawingml/2006/main">
+              <a:graphicData uri="http://schemas.openxmlformats.org/drawingml/2006/picture">
+                <pic:pic xmlns:pic="http://schemas.openxmlformats.org/drawingml/2006/picture">
+                  <pic:nvPicPr>
+                    <pic:cNvPr id="1428555800" name=""/>
+                    <pic:cNvPicPr/>
+                  </pic:nvPicPr>
+                  <pic:blipFill>
+                    <a:blip r:embed="rId15"/>
+                    <a:stretch>
+                      <a:fillRect/>
+                    </a:stretch>
+                  </pic:blipFill>
+                  <pic:spPr>
+                    <a:xfrm>
+                      <a:off x="0" y="0"/>
+                      <a:ext cx="5144432" cy="4947118"/>
+                    </a:xfrm>
+                    <a:prstGeom prst="rect">
+                      <a:avLst/>
+                    </a:prstGeom>
+                  </pic:spPr>
+                </pic:pic>
+              </a:graphicData>
+            </a:graphic>
+          </wp:inline>
+        </w:drawing>
+      </w:r>
+    </w:p>
+    <w:p>
+      <w:pPr>
+        <w:rPr>
+          <w:rFonts w:ascii="Times New Roman" w:eastAsia="Times New Roman" w:hAnsi="Times New Roman" w:cs="Times New Roman"/>
+          <w:b/>
+          <w:sz w:val="28"/>
+          <w:szCs w:val="28"/>
+          <w:u w:val="none"/>
+        </w:rPr>
+      </w:pPr>
+    </w:p>
+    <w:p>
+      <w:pPr>
+        <w:rPr>
+          <w:rFonts w:ascii="Times New Roman" w:eastAsia="Times New Roman" w:hAnsi="Times New Roman" w:cs="Times New Roman"/>
+          <w:b/>
+          <w:sz w:val="28"/>
+          <w:szCs w:val="28"/>
+        </w:rPr>
+      </w:pPr>
+      <w:r>
+        <w:rPr>
+          <w:rFonts w:ascii="Times New Roman" w:eastAsia="Times New Roman" w:hAnsi="Times New Roman" w:cs="Times New Roman"/>
+          <w:b/>
+          <w:sz w:val="28"/>
+          <w:szCs w:val="28"/>
+        </w:rPr>
+        <w:t>2. Main quiz page (</w:t>
+      </w:r>
+      <w:r>
+        <w:rPr>
+          <w:rFonts w:ascii="FiraCode Nerd Font SemBd" w:eastAsia="Times New Roman" w:hAnsi="FiraCode Nerd Font SemBd" w:cs="FiraCode Nerd Font SemBd"/>
+          <w:b/>
+        </w:rPr>
+        <w:t>Challenge.js</w:t>
+      </w:r>
+      <w:r>
+        <w:rPr>
+          <w:rFonts w:ascii="Times New Roman" w:eastAsia="Times New Roman" w:hAnsi="Times New Roman" w:cs="Times New Roman"/>
+          <w:b/>
+          <w:sz w:val="28"/>
+          <w:szCs w:val="28"/>
+        </w:rPr>
+        <w:t>):</w:t>
+      </w:r>
+    </w:p>
+    <w:p>
+      <w:pPr>
+        <w:spacing w:line="240" w:lineRule="auto"/>
+        <w:jc w:val="both"/>
+        <w:rPr>
+          <w:rFonts w:ascii="Times New Roman" w:eastAsia="Times New Roman" w:hAnsi="Times New Roman" w:cs="Times New Roman"/>
+          <w:bCs/>
+          <w:sz w:val="28"/>
+          <w:szCs w:val="28"/>
+          <w:u w:val="none"/>
+        </w:rPr>
+      </w:pPr>
+      <w:r>
+        <w:rPr>
+          <w:rFonts w:ascii="Times New Roman" w:eastAsia="Times New Roman" w:hAnsi="Times New Roman" w:cs="Times New Roman"/>
+          <w:bCs/>
+          <w:sz w:val="28"/>
+          <w:szCs w:val="28"/>
+          <w:u w:val="none"/>
+        </w:rPr>
+        <w:t>This is the page where the CTF is attempted. The user will have to follow the instructions given on the top of this page. The user must use their OSINT capabilities (Mostly deductive reasoning and common sense) to find the flags. The user will have to input the answers through the first clue which can be downloaded by clicking on the hyperlink inside the first question. Hints can also be shown for each question if the user gets stuck or has no leads to follow. All the activities in this page will be timed as CTFs are time-based challenges. Clicking the final submit button on the bottom of this page will end the challenge and log all your answers.</w:t>
+      </w:r>
+    </w:p>
+    <w:p>
+      <w:pPr>
+        <w:jc w:val="center"/>
+        <w:rPr>
+          <w:rFonts w:ascii="Times New Roman" w:eastAsia="Times New Roman" w:hAnsi="Times New Roman" w:cs="Times New Roman"/>
+          <w:b/>
+          <w:sz w:val="28"/>
+          <w:szCs w:val="28"/>
+          <w:u w:val="none"/>
+        </w:rPr>
+      </w:pPr>
+      <w:r>
+        <w:rPr>
+          <w:noProof/>
         </w:rPr>
         <w:lastRenderedPageBreak/>
-        <w:t xml:space="preserve">Screenshots </w:t>
-      </w:r>
-      <w:r>
-        <w:rPr>
-          <w:rFonts w:ascii="Book Antiqua" w:eastAsia="Times New Roman" w:hAnsi="Book Antiqua" w:cstheme="majorHAnsi"/>
-          <w:b/>
-          <w:sz w:val="28"/>
-          <w:szCs w:val="28"/>
-          <w:u w:val="none"/>
-          <w:lang w:val="en-IN"/>
-        </w:rPr>
-        <w:t>with brief description.</w:t>
-      </w:r>
-    </w:p>
-    <w:p>
-      <w:pPr>
-        <w:rPr>
-          <w:rFonts w:ascii="Book Antiqua" w:eastAsia="Times New Roman" w:hAnsi="Book Antiqua" w:cstheme="majorHAnsi"/>
-          <w:b/>
-          <w:sz w:val="28"/>
-          <w:szCs w:val="28"/>
-          <w:u w:val="none"/>
-        </w:rPr>
-      </w:pPr>
-    </w:p>
-    <w:p>
-      <w:pPr>
-        <w:rPr>
-          <w:rFonts w:ascii="Book Antiqua" w:eastAsia="Times New Roman" w:hAnsi="Book Antiqua" w:cstheme="majorHAnsi"/>
-          <w:b/>
-          <w:sz w:val="28"/>
-          <w:szCs w:val="28"/>
-          <w:u w:val="none"/>
-        </w:rPr>
-      </w:pPr>
-    </w:p>
-    <w:p>
-      <w:pPr>
-        <w:rPr>
-          <w:rFonts w:ascii="Book Antiqua" w:eastAsia="Times New Roman" w:hAnsi="Book Antiqua" w:cstheme="majorHAnsi"/>
-          <w:b/>
-          <w:sz w:val="28"/>
-          <w:szCs w:val="28"/>
-          <w:u w:val="none"/>
-        </w:rPr>
-      </w:pPr>
-    </w:p>
-    <w:p>
-      <w:pPr>
-        <w:rPr>
-          <w:rFonts w:ascii="Book Antiqua" w:eastAsia="Times New Roman" w:hAnsi="Book Antiqua" w:cstheme="majorHAnsi"/>
-          <w:b/>
-          <w:sz w:val="28"/>
-          <w:szCs w:val="28"/>
-          <w:u w:val="none"/>
-        </w:rPr>
-      </w:pPr>
-    </w:p>
-    <w:p>
-      <w:pPr>
-        <w:rPr>
-          <w:rFonts w:ascii="Book Antiqua" w:eastAsia="Times New Roman" w:hAnsi="Book Antiqua" w:cstheme="majorHAnsi"/>
-          <w:b/>
-          <w:sz w:val="28"/>
-          <w:szCs w:val="28"/>
-          <w:u w:val="none"/>
-        </w:rPr>
-      </w:pPr>
-    </w:p>
-    <w:p>
-      <w:pPr>
-        <w:rPr>
-          <w:rFonts w:ascii="Book Antiqua" w:eastAsia="Times New Roman" w:hAnsi="Book Antiqua" w:cstheme="majorHAnsi"/>
-          <w:b/>
-          <w:sz w:val="28"/>
-          <w:szCs w:val="28"/>
-          <w:u w:val="none"/>
-        </w:rPr>
-      </w:pPr>
-    </w:p>
-    <w:p>
-      <w:pPr>
-        <w:rPr>
-          <w:rFonts w:ascii="Book Antiqua" w:eastAsia="Times New Roman" w:hAnsi="Book Antiqua" w:cstheme="majorHAnsi"/>
-          <w:b/>
-          <w:sz w:val="28"/>
-          <w:szCs w:val="28"/>
-          <w:u w:val="none"/>
-        </w:rPr>
-      </w:pPr>
-    </w:p>
-    <w:p>
-      <w:pPr>
-        <w:rPr>
-          <w:rFonts w:ascii="Book Antiqua" w:eastAsia="Times New Roman" w:hAnsi="Book Antiqua" w:cstheme="majorHAnsi"/>
-          <w:b/>
-          <w:sz w:val="28"/>
-          <w:szCs w:val="28"/>
-          <w:u w:val="none"/>
-        </w:rPr>
-      </w:pPr>
-    </w:p>
-    <w:p>
-      <w:pPr>
-        <w:rPr>
-          <w:rFonts w:ascii="Book Antiqua" w:eastAsia="Times New Roman" w:hAnsi="Book Antiqua" w:cstheme="majorHAnsi"/>
-          <w:b/>
-          <w:sz w:val="28"/>
-          <w:szCs w:val="28"/>
-          <w:u w:val="none"/>
-        </w:rPr>
-      </w:pPr>
-    </w:p>
-    <w:p>
-      <w:pPr>
-        <w:rPr>
-          <w:rFonts w:ascii="Book Antiqua" w:eastAsia="Times New Roman" w:hAnsi="Book Antiqua" w:cstheme="majorHAnsi"/>
-          <w:b/>
-          <w:sz w:val="28"/>
-          <w:szCs w:val="28"/>
-          <w:u w:val="none"/>
-        </w:rPr>
-      </w:pPr>
-    </w:p>
-    <w:p>
-      <w:pPr>
-        <w:rPr>
-          <w:rFonts w:ascii="Book Antiqua" w:eastAsia="Times New Roman" w:hAnsi="Book Antiqua" w:cstheme="majorHAnsi"/>
-          <w:b/>
-          <w:sz w:val="28"/>
-          <w:szCs w:val="28"/>
-          <w:u w:val="none"/>
-        </w:rPr>
-      </w:pPr>
-    </w:p>
-    <w:p>
-      <w:pPr>
-        <w:rPr>
-          <w:rFonts w:ascii="Book Antiqua" w:eastAsia="Times New Roman" w:hAnsi="Book Antiqua" w:cstheme="majorHAnsi"/>
-          <w:b/>
-          <w:sz w:val="28"/>
-          <w:szCs w:val="28"/>
-          <w:u w:val="none"/>
-        </w:rPr>
-      </w:pPr>
-    </w:p>
-    <w:p>
-      <w:pPr>
-        <w:rPr>
-          <w:rFonts w:ascii="Book Antiqua" w:eastAsia="Times New Roman" w:hAnsi="Book Antiqua" w:cstheme="majorHAnsi"/>
-          <w:b/>
-          <w:sz w:val="28"/>
-          <w:szCs w:val="28"/>
-          <w:u w:val="none"/>
-        </w:rPr>
-      </w:pPr>
-    </w:p>
-    <w:p>
-      <w:pPr>
-        <w:rPr>
-          <w:rFonts w:ascii="Book Antiqua" w:eastAsia="Times New Roman" w:hAnsi="Book Antiqua" w:cstheme="majorHAnsi"/>
-          <w:b/>
-          <w:sz w:val="28"/>
-          <w:szCs w:val="28"/>
-          <w:u w:val="none"/>
-        </w:rPr>
-      </w:pPr>
-    </w:p>
-    <w:p>
-      <w:pPr>
-        <w:rPr>
-          <w:rFonts w:ascii="Book Antiqua" w:eastAsia="Times New Roman" w:hAnsi="Book Antiqua" w:cstheme="majorHAnsi"/>
-          <w:b/>
-          <w:sz w:val="28"/>
-          <w:szCs w:val="28"/>
-          <w:u w:val="none"/>
-        </w:rPr>
-      </w:pPr>
-    </w:p>
-    <w:p>
-      <w:pPr>
-        <w:rPr>
-          <w:rFonts w:ascii="Book Antiqua" w:eastAsia="Times New Roman" w:hAnsi="Book Antiqua" w:cstheme="majorHAnsi"/>
-          <w:b/>
-          <w:sz w:val="28"/>
-          <w:szCs w:val="28"/>
-          <w:u w:val="none"/>
-        </w:rPr>
-      </w:pPr>
-    </w:p>
-    <w:p>
-      <w:pPr>
-        <w:rPr>
-          <w:rFonts w:ascii="Book Antiqua" w:eastAsia="Times New Roman" w:hAnsi="Book Antiqua" w:cstheme="majorHAnsi"/>
-          <w:b/>
-          <w:sz w:val="28"/>
-          <w:szCs w:val="28"/>
-          <w:u w:val="none"/>
-        </w:rPr>
-      </w:pPr>
-    </w:p>
-    <w:p>
-      <w:pPr>
-        <w:rPr>
-          <w:rFonts w:ascii="Book Antiqua" w:eastAsia="Times New Roman" w:hAnsi="Book Antiqua" w:cstheme="majorHAnsi"/>
-          <w:b/>
-          <w:sz w:val="28"/>
-          <w:szCs w:val="28"/>
-          <w:u w:val="none"/>
-        </w:rPr>
-      </w:pPr>
-    </w:p>
-    <w:p>
-      <w:pPr>
-        <w:rPr>
-          <w:rFonts w:ascii="Book Antiqua" w:eastAsia="Times New Roman" w:hAnsi="Book Antiqua" w:cstheme="majorHAnsi"/>
-          <w:b/>
-          <w:sz w:val="28"/>
-          <w:szCs w:val="28"/>
-          <w:u w:val="none"/>
-        </w:rPr>
-      </w:pPr>
-    </w:p>
-    <w:p>
-      <w:pPr>
-        <w:rPr>
-          <w:rFonts w:ascii="Book Antiqua" w:eastAsia="Times New Roman" w:hAnsi="Book Antiqua" w:cstheme="majorHAnsi"/>
-          <w:b/>
-          <w:sz w:val="28"/>
-          <w:szCs w:val="28"/>
-          <w:u w:val="none"/>
-        </w:rPr>
-      </w:pPr>
-    </w:p>
-    <w:p>
-      <w:pPr>
-        <w:rPr>
-          <w:rFonts w:ascii="Book Antiqua" w:eastAsia="Times New Roman" w:hAnsi="Book Antiqua" w:cstheme="majorHAnsi"/>
-          <w:b/>
-          <w:sz w:val="28"/>
-          <w:szCs w:val="28"/>
-          <w:u w:val="none"/>
-        </w:rPr>
-      </w:pPr>
-    </w:p>
-    <w:p>
-      <w:pPr>
-        <w:rPr>
-          <w:rFonts w:ascii="Book Antiqua" w:eastAsia="Times New Roman" w:hAnsi="Book Antiqua" w:cstheme="majorHAnsi"/>
-          <w:b/>
-          <w:sz w:val="28"/>
-          <w:szCs w:val="28"/>
-          <w:u w:val="none"/>
-        </w:rPr>
-      </w:pPr>
-    </w:p>
-    <w:p>
-      <w:pPr>
-        <w:rPr>
-          <w:rFonts w:ascii="Book Antiqua" w:eastAsia="Times New Roman" w:hAnsi="Book Antiqua" w:cstheme="majorHAnsi"/>
-          <w:b/>
-          <w:sz w:val="28"/>
-          <w:szCs w:val="28"/>
-          <w:u w:val="none"/>
-        </w:rPr>
-      </w:pPr>
-    </w:p>
-    <w:p>
-      <w:pPr>
-        <w:rPr>
-          <w:rFonts w:ascii="Book Antiqua" w:eastAsia="Times New Roman" w:hAnsi="Book Antiqua" w:cstheme="majorHAnsi"/>
-          <w:b/>
-          <w:sz w:val="28"/>
-          <w:szCs w:val="28"/>
-          <w:u w:val="none"/>
-        </w:rPr>
-      </w:pPr>
-    </w:p>
-    <w:p>
-      <w:pPr>
-        <w:pStyle w:val="ListParagraph"/>
-        <w:rPr>
-          <w:rFonts w:ascii="Book Antiqua" w:eastAsia="Times New Roman" w:hAnsi="Book Antiqua" w:cstheme="majorHAnsi"/>
-          <w:b/>
-          <w:sz w:val="28"/>
-          <w:szCs w:val="28"/>
-          <w:u w:val="none"/>
-          <w:lang w:val="en-IN"/>
-        </w:rPr>
-      </w:pPr>
-      <w:r>
-        <w:rPr>
-          <w:rFonts w:ascii="Book Antiqua" w:eastAsia="Times New Roman" w:hAnsi="Book Antiqua" w:cstheme="majorHAnsi"/>
-          <w:b/>
-          <w:sz w:val="28"/>
-          <w:szCs w:val="28"/>
-          <w:u w:val="none"/>
-        </w:rPr>
-        <w:lastRenderedPageBreak/>
-        <w:t>Screenshots</w:t>
-      </w:r>
-      <w:r>
-        <w:rPr>
-          <w:rFonts w:ascii="Book Antiqua" w:eastAsia="Times New Roman" w:hAnsi="Book Antiqua" w:cstheme="majorHAnsi"/>
-          <w:b/>
-          <w:sz w:val="28"/>
-          <w:szCs w:val="28"/>
-          <w:u w:val="none"/>
-        </w:rPr>
-        <w:t xml:space="preserve"> </w:t>
-      </w:r>
-      <w:r>
-        <w:rPr>
-          <w:rFonts w:ascii="Book Antiqua" w:eastAsia="Times New Roman" w:hAnsi="Book Antiqua" w:cstheme="majorHAnsi"/>
-          <w:b/>
-          <w:sz w:val="28"/>
-          <w:szCs w:val="28"/>
-          <w:u w:val="none"/>
-          <w:lang w:val="en-IN"/>
-        </w:rPr>
-        <w:t>with brief description.</w:t>
-      </w:r>
-    </w:p>
-    <w:p>
-      <w:pPr>
-        <w:rPr>
-          <w:rFonts w:ascii="Book Antiqua" w:eastAsia="Times New Roman" w:hAnsi="Book Antiqua" w:cstheme="majorHAnsi"/>
-          <w:b/>
-          <w:sz w:val="28"/>
-          <w:szCs w:val="28"/>
-          <w:u w:val="none"/>
-        </w:rPr>
-      </w:pPr>
-    </w:p>
-    <w:p>
-      <w:pPr>
-        <w:rPr>
-          <w:rFonts w:ascii="Book Antiqua" w:eastAsia="Times New Roman" w:hAnsi="Book Antiqua" w:cstheme="majorHAnsi"/>
-          <w:b/>
-          <w:sz w:val="28"/>
-          <w:szCs w:val="28"/>
-          <w:u w:val="none"/>
-        </w:rPr>
-      </w:pPr>
-    </w:p>
-    <w:p>
-      <w:pPr>
-        <w:rPr>
-          <w:rFonts w:ascii="Book Antiqua" w:eastAsia="Times New Roman" w:hAnsi="Book Antiqua" w:cstheme="majorHAnsi"/>
-          <w:b/>
-          <w:sz w:val="28"/>
-          <w:szCs w:val="28"/>
-          <w:u w:val="none"/>
-        </w:rPr>
-      </w:pPr>
-    </w:p>
-    <w:p>
-      <w:pPr>
-        <w:rPr>
-          <w:rFonts w:ascii="Book Antiqua" w:eastAsia="Times New Roman" w:hAnsi="Book Antiqua" w:cstheme="majorHAnsi"/>
-          <w:b/>
-          <w:sz w:val="28"/>
-          <w:szCs w:val="28"/>
-          <w:u w:val="none"/>
-        </w:rPr>
-      </w:pPr>
-    </w:p>
-    <w:p>
-      <w:pPr>
-        <w:rPr>
-          <w:rFonts w:ascii="Book Antiqua" w:eastAsia="Times New Roman" w:hAnsi="Book Antiqua" w:cstheme="majorHAnsi"/>
-          <w:b/>
-          <w:sz w:val="28"/>
-          <w:szCs w:val="28"/>
-          <w:u w:val="none"/>
-        </w:rPr>
-      </w:pPr>
-    </w:p>
-    <w:p>
-      <w:pPr>
-        <w:rPr>
-          <w:rFonts w:ascii="Book Antiqua" w:eastAsia="Times New Roman" w:hAnsi="Book Antiqua" w:cstheme="majorHAnsi"/>
-          <w:b/>
-          <w:sz w:val="28"/>
-          <w:szCs w:val="28"/>
-          <w:u w:val="none"/>
-        </w:rPr>
-      </w:pPr>
-    </w:p>
-    <w:p>
-      <w:pPr>
-        <w:rPr>
-          <w:rFonts w:ascii="Book Antiqua" w:eastAsia="Times New Roman" w:hAnsi="Book Antiqua" w:cstheme="majorHAnsi"/>
-          <w:b/>
-          <w:sz w:val="28"/>
-          <w:szCs w:val="28"/>
-          <w:u w:val="none"/>
-        </w:rPr>
-      </w:pPr>
-    </w:p>
-    <w:p>
-      <w:pPr>
-        <w:rPr>
-          <w:rFonts w:ascii="Book Antiqua" w:eastAsia="Times New Roman" w:hAnsi="Book Antiqua" w:cstheme="majorHAnsi"/>
-          <w:b/>
-          <w:sz w:val="28"/>
-          <w:szCs w:val="28"/>
-          <w:u w:val="none"/>
-        </w:rPr>
-      </w:pPr>
-    </w:p>
-    <w:p>
-      <w:pPr>
-        <w:rPr>
-          <w:rFonts w:ascii="Book Antiqua" w:eastAsia="Times New Roman" w:hAnsi="Book Antiqua" w:cstheme="majorHAnsi"/>
-          <w:b/>
-          <w:sz w:val="28"/>
-          <w:szCs w:val="28"/>
-          <w:u w:val="none"/>
-        </w:rPr>
-      </w:pPr>
-    </w:p>
-    <w:p>
-      <w:pPr>
-        <w:rPr>
-          <w:rFonts w:ascii="Book Antiqua" w:eastAsia="Times New Roman" w:hAnsi="Book Antiqua" w:cstheme="majorHAnsi"/>
-          <w:b/>
-          <w:sz w:val="28"/>
-          <w:szCs w:val="28"/>
-          <w:u w:val="none"/>
-        </w:rPr>
-      </w:pPr>
-    </w:p>
-    <w:p>
-      <w:pPr>
-        <w:rPr>
-          <w:rFonts w:ascii="Book Antiqua" w:eastAsia="Times New Roman" w:hAnsi="Book Antiqua" w:cstheme="majorHAnsi"/>
-          <w:b/>
-          <w:sz w:val="28"/>
-          <w:szCs w:val="28"/>
-          <w:u w:val="none"/>
-        </w:rPr>
-      </w:pPr>
-    </w:p>
-    <w:p>
-      <w:pPr>
-        <w:rPr>
-          <w:rFonts w:ascii="Book Antiqua" w:eastAsia="Times New Roman" w:hAnsi="Book Antiqua" w:cstheme="majorHAnsi"/>
-          <w:b/>
-          <w:sz w:val="28"/>
-          <w:szCs w:val="28"/>
-          <w:u w:val="none"/>
-        </w:rPr>
-      </w:pPr>
-    </w:p>
-    <w:p>
-      <w:pPr>
-        <w:rPr>
-          <w:rFonts w:ascii="Book Antiqua" w:eastAsia="Times New Roman" w:hAnsi="Book Antiqua" w:cstheme="majorHAnsi"/>
-          <w:b/>
-          <w:sz w:val="28"/>
-          <w:szCs w:val="28"/>
-          <w:u w:val="none"/>
-        </w:rPr>
-      </w:pPr>
-    </w:p>
-    <w:p>
-      <w:pPr>
-        <w:rPr>
-          <w:rFonts w:ascii="Book Antiqua" w:eastAsia="Times New Roman" w:hAnsi="Book Antiqua" w:cstheme="majorHAnsi"/>
-          <w:b/>
-          <w:sz w:val="28"/>
-          <w:szCs w:val="28"/>
-          <w:u w:val="none"/>
-        </w:rPr>
-      </w:pPr>
-    </w:p>
-    <w:p>
-      <w:pPr>
-        <w:rPr>
-          <w:rFonts w:ascii="Book Antiqua" w:eastAsia="Times New Roman" w:hAnsi="Book Antiqua" w:cstheme="majorHAnsi"/>
-          <w:b/>
-          <w:sz w:val="28"/>
-          <w:szCs w:val="28"/>
-          <w:u w:val="none"/>
-        </w:rPr>
-      </w:pPr>
-    </w:p>
-    <w:p>
-      <w:pPr>
-        <w:rPr>
-          <w:rFonts w:ascii="Book Antiqua" w:eastAsia="Times New Roman" w:hAnsi="Book Antiqua" w:cstheme="majorHAnsi"/>
-          <w:b/>
-          <w:sz w:val="28"/>
-          <w:szCs w:val="28"/>
-          <w:u w:val="none"/>
-        </w:rPr>
-      </w:pPr>
-    </w:p>
-    <w:p>
-      <w:pPr>
-        <w:rPr>
-          <w:rFonts w:ascii="Book Antiqua" w:eastAsia="Times New Roman" w:hAnsi="Book Antiqua" w:cstheme="majorHAnsi"/>
-          <w:b/>
-          <w:sz w:val="28"/>
-          <w:szCs w:val="28"/>
-          <w:u w:val="none"/>
-        </w:rPr>
-      </w:pPr>
-    </w:p>
-    <w:p>
-      <w:pPr>
-        <w:rPr>
-          <w:rFonts w:ascii="Book Antiqua" w:eastAsia="Times New Roman" w:hAnsi="Book Antiqua" w:cstheme="majorHAnsi"/>
-          <w:b/>
-          <w:sz w:val="28"/>
-          <w:szCs w:val="28"/>
-          <w:u w:val="none"/>
-        </w:rPr>
-      </w:pPr>
-    </w:p>
-    <w:p>
-      <w:pPr>
-        <w:rPr>
-          <w:rFonts w:ascii="Book Antiqua" w:eastAsia="Times New Roman" w:hAnsi="Book Antiqua" w:cstheme="majorHAnsi"/>
-          <w:b/>
-          <w:sz w:val="28"/>
-          <w:szCs w:val="28"/>
-          <w:u w:val="none"/>
-        </w:rPr>
-      </w:pPr>
-    </w:p>
-    <w:p>
-      <w:pPr>
-        <w:rPr>
-          <w:rFonts w:ascii="Book Antiqua" w:eastAsia="Times New Roman" w:hAnsi="Book Antiqua" w:cstheme="majorHAnsi"/>
-          <w:b/>
-          <w:sz w:val="28"/>
-          <w:szCs w:val="28"/>
-          <w:u w:val="none"/>
-        </w:rPr>
-      </w:pPr>
-    </w:p>
-    <w:p>
-      <w:pPr>
-        <w:rPr>
-          <w:rFonts w:ascii="Book Antiqua" w:eastAsia="Times New Roman" w:hAnsi="Book Antiqua" w:cstheme="majorHAnsi"/>
-          <w:b/>
-          <w:sz w:val="28"/>
-          <w:szCs w:val="28"/>
-          <w:u w:val="none"/>
-        </w:rPr>
-      </w:pPr>
-    </w:p>
-    <w:p>
-      <w:pPr>
-        <w:rPr>
-          <w:rFonts w:ascii="Book Antiqua" w:eastAsia="Times New Roman" w:hAnsi="Book Antiqua" w:cstheme="majorHAnsi"/>
-          <w:b/>
-          <w:sz w:val="28"/>
-          <w:szCs w:val="28"/>
-          <w:u w:val="none"/>
-        </w:rPr>
-      </w:pPr>
-    </w:p>
-    <w:p>
-      <w:pPr>
-        <w:rPr>
-          <w:rFonts w:ascii="Book Antiqua" w:eastAsia="Times New Roman" w:hAnsi="Book Antiqua" w:cstheme="majorHAnsi"/>
-          <w:b/>
-          <w:sz w:val="28"/>
-          <w:szCs w:val="28"/>
-          <w:u w:val="none"/>
-        </w:rPr>
-      </w:pPr>
-    </w:p>
-    <w:p>
-      <w:pPr>
-        <w:rPr>
-          <w:rFonts w:ascii="Book Antiqua" w:eastAsia="Times New Roman" w:hAnsi="Book Antiqua" w:cstheme="majorHAnsi"/>
-          <w:b/>
-          <w:sz w:val="28"/>
-          <w:szCs w:val="28"/>
-          <w:u w:val="none"/>
-        </w:rPr>
-      </w:pPr>
-    </w:p>
-    <w:p>
-      <w:pPr>
-        <w:rPr>
-          <w:rFonts w:ascii="Book Antiqua" w:eastAsia="Times New Roman" w:hAnsi="Book Antiqua" w:cstheme="majorHAnsi"/>
-          <w:b/>
-          <w:sz w:val="28"/>
-          <w:szCs w:val="28"/>
-          <w:u w:val="none"/>
-        </w:rPr>
-      </w:pPr>
-      <w:r>
-        <w:rPr>
-          <w:rFonts w:ascii="Book Antiqua" w:eastAsia="Times New Roman" w:hAnsi="Book Antiqua" w:cstheme="majorHAnsi"/>
-          <w:b/>
-          <w:sz w:val="28"/>
-          <w:szCs w:val="28"/>
-          <w:u w:val="none"/>
-        </w:rPr>
-        <w:lastRenderedPageBreak/>
-        <w:t>Screenshots with brief description</w:t>
-      </w:r>
-    </w:p>
-    <w:p>
-      <w:pPr>
-        <w:rPr>
-          <w:rFonts w:ascii="Book Antiqua" w:eastAsia="Times New Roman" w:hAnsi="Book Antiqua" w:cstheme="majorHAnsi"/>
-          <w:b/>
-          <w:sz w:val="28"/>
-          <w:szCs w:val="28"/>
-          <w:u w:val="none"/>
-        </w:rPr>
-      </w:pPr>
-    </w:p>
-    <w:p>
-      <w:pPr>
-        <w:rPr>
-          <w:rFonts w:ascii="Book Antiqua" w:eastAsia="Times New Roman" w:hAnsi="Book Antiqua" w:cstheme="majorHAnsi"/>
-          <w:b/>
-          <w:sz w:val="28"/>
-          <w:szCs w:val="28"/>
-          <w:u w:val="none"/>
-        </w:rPr>
-      </w:pPr>
-    </w:p>
-    <w:p>
-      <w:pPr>
-        <w:rPr>
-          <w:rFonts w:ascii="Book Antiqua" w:eastAsia="Times New Roman" w:hAnsi="Book Antiqua" w:cstheme="majorHAnsi"/>
-          <w:b/>
-          <w:sz w:val="28"/>
-          <w:szCs w:val="28"/>
-          <w:u w:val="none"/>
-        </w:rPr>
-      </w:pPr>
-    </w:p>
-    <w:p>
-      <w:pPr>
-        <w:rPr>
-          <w:rFonts w:ascii="Book Antiqua" w:eastAsia="Times New Roman" w:hAnsi="Book Antiqua" w:cstheme="majorHAnsi"/>
-          <w:b/>
-          <w:sz w:val="28"/>
-          <w:szCs w:val="28"/>
-          <w:u w:val="none"/>
-        </w:rPr>
-      </w:pPr>
-    </w:p>
-    <w:p>
-      <w:pPr>
-        <w:rPr>
-          <w:rFonts w:ascii="Book Antiqua" w:eastAsia="Times New Roman" w:hAnsi="Book Antiqua" w:cstheme="majorHAnsi"/>
-          <w:b/>
-          <w:sz w:val="28"/>
-          <w:szCs w:val="28"/>
-          <w:u w:val="none"/>
-        </w:rPr>
-      </w:pPr>
-    </w:p>
-    <w:p>
-      <w:pPr>
-        <w:rPr>
-          <w:rFonts w:ascii="Book Antiqua" w:eastAsia="Times New Roman" w:hAnsi="Book Antiqua" w:cstheme="majorHAnsi"/>
-          <w:b/>
-          <w:sz w:val="28"/>
-          <w:szCs w:val="28"/>
-          <w:u w:val="none"/>
-        </w:rPr>
-      </w:pPr>
-    </w:p>
-    <w:p>
-      <w:pPr>
-        <w:rPr>
-          <w:rFonts w:ascii="Book Antiqua" w:eastAsia="Times New Roman" w:hAnsi="Book Antiqua" w:cstheme="majorHAnsi"/>
-          <w:b/>
-          <w:sz w:val="28"/>
-          <w:szCs w:val="28"/>
-          <w:u w:val="none"/>
-        </w:rPr>
-      </w:pPr>
-    </w:p>
-    <w:p>
-      <w:pPr>
-        <w:rPr>
-          <w:rFonts w:ascii="Book Antiqua" w:eastAsia="Times New Roman" w:hAnsi="Book Antiqua" w:cstheme="majorHAnsi"/>
-          <w:b/>
-          <w:sz w:val="28"/>
-          <w:szCs w:val="28"/>
-          <w:u w:val="none"/>
-        </w:rPr>
-      </w:pPr>
-    </w:p>
-    <w:p>
-      <w:pPr>
-        <w:rPr>
-          <w:rFonts w:ascii="Book Antiqua" w:eastAsia="Times New Roman" w:hAnsi="Book Antiqua" w:cstheme="majorHAnsi"/>
-          <w:b/>
-          <w:sz w:val="28"/>
-          <w:szCs w:val="28"/>
-          <w:u w:val="none"/>
-        </w:rPr>
-      </w:pPr>
-    </w:p>
-    <w:p>
-      <w:pPr>
-        <w:rPr>
-          <w:rFonts w:ascii="Book Antiqua" w:eastAsia="Times New Roman" w:hAnsi="Book Antiqua" w:cstheme="majorHAnsi"/>
-          <w:b/>
-          <w:sz w:val="28"/>
-          <w:szCs w:val="28"/>
-          <w:u w:val="none"/>
-        </w:rPr>
-      </w:pPr>
-    </w:p>
-    <w:p>
-      <w:pPr>
-        <w:rPr>
-          <w:rFonts w:ascii="Book Antiqua" w:eastAsia="Times New Roman" w:hAnsi="Book Antiqua" w:cstheme="majorHAnsi"/>
-          <w:b/>
-          <w:sz w:val="28"/>
-          <w:szCs w:val="28"/>
-          <w:u w:val="none"/>
-        </w:rPr>
-      </w:pPr>
-    </w:p>
-    <w:p>
-      <w:pPr>
-        <w:rPr>
-          <w:rFonts w:ascii="Book Antiqua" w:eastAsia="Times New Roman" w:hAnsi="Book Antiqua" w:cstheme="majorHAnsi"/>
-          <w:b/>
-          <w:sz w:val="28"/>
-          <w:szCs w:val="28"/>
-          <w:u w:val="none"/>
-        </w:rPr>
-      </w:pPr>
-    </w:p>
-    <w:p>
-      <w:pPr>
-        <w:rPr>
-          <w:rFonts w:ascii="Book Antiqua" w:eastAsia="Times New Roman" w:hAnsi="Book Antiqua" w:cstheme="majorHAnsi"/>
-          <w:b/>
-          <w:sz w:val="28"/>
-          <w:szCs w:val="28"/>
-          <w:u w:val="none"/>
-        </w:rPr>
-      </w:pPr>
-    </w:p>
-    <w:p>
-      <w:pPr>
-        <w:rPr>
-          <w:rFonts w:ascii="Book Antiqua" w:eastAsia="Times New Roman" w:hAnsi="Book Antiqua" w:cstheme="majorHAnsi"/>
-          <w:b/>
-          <w:sz w:val="28"/>
-          <w:szCs w:val="28"/>
-          <w:u w:val="none"/>
-        </w:rPr>
-      </w:pPr>
-    </w:p>
-    <w:p>
-      <w:pPr>
-        <w:rPr>
-          <w:rFonts w:ascii="Book Antiqua" w:eastAsia="Times New Roman" w:hAnsi="Book Antiqua" w:cstheme="majorHAnsi"/>
-          <w:b/>
-          <w:sz w:val="28"/>
-          <w:szCs w:val="28"/>
-          <w:u w:val="none"/>
-        </w:rPr>
-      </w:pPr>
-    </w:p>
-    <w:p>
-      <w:pPr>
-        <w:rPr>
-          <w:rFonts w:ascii="Book Antiqua" w:eastAsia="Times New Roman" w:hAnsi="Book Antiqua" w:cstheme="majorHAnsi"/>
-          <w:b/>
-          <w:sz w:val="28"/>
-          <w:szCs w:val="28"/>
-          <w:u w:val="none"/>
-        </w:rPr>
-      </w:pPr>
-    </w:p>
-    <w:p>
-      <w:pPr>
-        <w:rPr>
-          <w:rFonts w:ascii="Book Antiqua" w:eastAsia="Times New Roman" w:hAnsi="Book Antiqua" w:cstheme="majorHAnsi"/>
-          <w:b/>
-          <w:sz w:val="28"/>
-          <w:szCs w:val="28"/>
-          <w:u w:val="none"/>
-        </w:rPr>
-      </w:pPr>
-    </w:p>
-    <w:p>
-      <w:pPr>
-        <w:rPr>
-          <w:rFonts w:ascii="Book Antiqua" w:eastAsia="Times New Roman" w:hAnsi="Book Antiqua" w:cstheme="majorHAnsi"/>
-          <w:b/>
-          <w:sz w:val="28"/>
-          <w:szCs w:val="28"/>
-          <w:u w:val="none"/>
-        </w:rPr>
-      </w:pPr>
-    </w:p>
-    <w:p>
-      <w:pPr>
-        <w:rPr>
-          <w:rFonts w:ascii="Book Antiqua" w:eastAsia="Times New Roman" w:hAnsi="Book Antiqua" w:cstheme="majorHAnsi"/>
-          <w:b/>
-          <w:sz w:val="28"/>
-          <w:szCs w:val="28"/>
-          <w:u w:val="none"/>
-        </w:rPr>
-      </w:pPr>
-    </w:p>
-    <w:p>
-      <w:pPr>
-        <w:rPr>
-          <w:rFonts w:ascii="Book Antiqua" w:eastAsia="Times New Roman" w:hAnsi="Book Antiqua" w:cstheme="majorHAnsi"/>
-          <w:b/>
-          <w:sz w:val="28"/>
-          <w:szCs w:val="28"/>
-          <w:u w:val="none"/>
-        </w:rPr>
-      </w:pPr>
-    </w:p>
-    <w:p>
-      <w:pPr>
-        <w:rPr>
-          <w:rFonts w:ascii="Book Antiqua" w:eastAsia="Times New Roman" w:hAnsi="Book Antiqua" w:cstheme="majorHAnsi"/>
-          <w:b/>
-          <w:sz w:val="28"/>
-          <w:szCs w:val="28"/>
-          <w:u w:val="none"/>
-        </w:rPr>
-      </w:pPr>
-    </w:p>
-    <w:p>
-      <w:pPr>
-        <w:rPr>
-          <w:rFonts w:ascii="Book Antiqua" w:eastAsia="Times New Roman" w:hAnsi="Book Antiqua" w:cstheme="majorHAnsi"/>
-          <w:b/>
-          <w:sz w:val="28"/>
-          <w:szCs w:val="28"/>
-          <w:u w:val="none"/>
-        </w:rPr>
-      </w:pPr>
-    </w:p>
-    <w:p>
-      <w:pPr>
-        <w:rPr>
-          <w:rFonts w:ascii="Book Antiqua" w:eastAsia="Times New Roman" w:hAnsi="Book Antiqua" w:cstheme="majorHAnsi"/>
-          <w:b/>
-          <w:sz w:val="28"/>
-          <w:szCs w:val="28"/>
-          <w:u w:val="none"/>
-        </w:rPr>
-      </w:pPr>
-    </w:p>
-    <w:p>
-      <w:pPr>
-        <w:rPr>
-          <w:rFonts w:ascii="Book Antiqua" w:eastAsia="Times New Roman" w:hAnsi="Book Antiqua" w:cstheme="majorHAnsi"/>
-          <w:b/>
-          <w:sz w:val="28"/>
-          <w:szCs w:val="28"/>
-          <w:u w:val="none"/>
-        </w:rPr>
-      </w:pPr>
-    </w:p>
-    <w:p>
-      <w:pPr>
-        <w:rPr>
-          <w:rFonts w:ascii="Book Antiqua" w:eastAsia="Times New Roman" w:hAnsi="Book Antiqua" w:cstheme="majorHAnsi"/>
-          <w:b/>
-          <w:sz w:val="28"/>
-          <w:szCs w:val="28"/>
-          <w:u w:val="none"/>
-          <w:lang w:val="en-IN"/>
-        </w:rPr>
-      </w:pPr>
-      <w:r>
-        <w:rPr>
-          <w:rFonts w:ascii="Book Antiqua" w:eastAsia="Times New Roman" w:hAnsi="Book Antiqua" w:cstheme="majorHAnsi"/>
-          <w:b/>
-          <w:sz w:val="28"/>
-          <w:szCs w:val="28"/>
-          <w:u w:val="none"/>
+        <w:drawing>
+          <wp:inline distT="0" distB="0" distL="0" distR="0" wp14:anchorId="7A842E2D" wp14:editId="281ECFA4">
+            <wp:extent cx="4581525" cy="4936398"/>
+            <wp:effectExtent l="0" t="0" r="0" b="0"/>
+            <wp:docPr id="56187933" name="Picture 1"/>
+            <wp:cNvGraphicFramePr>
+              <a:graphicFrameLocks xmlns:a="http://schemas.openxmlformats.org/drawingml/2006/main" noChangeAspect="1"/>
+            </wp:cNvGraphicFramePr>
+            <a:graphic xmlns:a="http://schemas.openxmlformats.org/drawingml/2006/main">
+              <a:graphicData uri="http://schemas.openxmlformats.org/drawingml/2006/picture">
+                <pic:pic xmlns:pic="http://schemas.openxmlformats.org/drawingml/2006/picture">
+                  <pic:nvPicPr>
+                    <pic:cNvPr id="56187933" name=""/>
+                    <pic:cNvPicPr/>
+                  </pic:nvPicPr>
+                  <pic:blipFill>
+                    <a:blip r:embed="rId16"/>
+                    <a:stretch>
+                      <a:fillRect/>
+                    </a:stretch>
+                  </pic:blipFill>
+                  <pic:spPr>
+                    <a:xfrm>
+                      <a:off x="0" y="0"/>
+                      <a:ext cx="4590937" cy="4946539"/>
+                    </a:xfrm>
+                    <a:prstGeom prst="rect">
+                      <a:avLst/>
+                    </a:prstGeom>
+                  </pic:spPr>
+                </pic:pic>
+              </a:graphicData>
+            </a:graphic>
+          </wp:inline>
+        </w:drawing>
+      </w:r>
+    </w:p>
+    <w:p>
+      <w:pPr>
+        <w:rPr>
+          <w:rFonts w:ascii="Times New Roman" w:eastAsia="Times New Roman" w:hAnsi="Times New Roman" w:cs="Times New Roman"/>
+          <w:b/>
+          <w:sz w:val="28"/>
+          <w:szCs w:val="28"/>
+        </w:rPr>
+      </w:pPr>
+      <w:r>
+        <w:rPr>
+          <w:rFonts w:ascii="Times New Roman" w:eastAsia="Times New Roman" w:hAnsi="Times New Roman" w:cs="Times New Roman"/>
+          <w:b/>
+          <w:sz w:val="28"/>
+          <w:szCs w:val="28"/>
+        </w:rPr>
+        <w:t xml:space="preserve">3. </w:t>
+      </w:r>
+      <w:r>
+        <w:rPr>
+          <w:rFonts w:ascii="Times New Roman" w:eastAsia="Times New Roman" w:hAnsi="Times New Roman" w:cs="Times New Roman"/>
+          <w:b/>
+          <w:sz w:val="28"/>
+          <w:szCs w:val="28"/>
+        </w:rPr>
+        <w:t>Final Result page (</w:t>
+      </w:r>
+      <w:r>
+        <w:rPr>
+          <w:rFonts w:ascii="FiraCode Nerd Font SemBd" w:eastAsia="Times New Roman" w:hAnsi="FiraCode Nerd Font SemBd" w:cs="FiraCode Nerd Font SemBd"/>
+          <w:b/>
+        </w:rPr>
+        <w:t>Endpage.js</w:t>
+      </w:r>
+      <w:r>
+        <w:rPr>
+          <w:rFonts w:ascii="Times New Roman" w:eastAsia="Times New Roman" w:hAnsi="Times New Roman" w:cs="Times New Roman"/>
+          <w:b/>
+          <w:sz w:val="28"/>
+          <w:szCs w:val="28"/>
+        </w:rPr>
+        <w:t>):</w:t>
+      </w:r>
+    </w:p>
+    <w:p>
+      <w:pPr>
+        <w:spacing w:line="240" w:lineRule="auto"/>
+        <w:rPr>
+          <w:rFonts w:ascii="Times New Roman" w:eastAsia="Times New Roman" w:hAnsi="Times New Roman" w:cs="Times New Roman"/>
+          <w:bCs/>
+          <w:sz w:val="28"/>
+          <w:szCs w:val="28"/>
+          <w:u w:val="none"/>
+        </w:rPr>
+      </w:pPr>
+      <w:r>
+        <w:rPr>
+          <w:rFonts w:ascii="Times New Roman" w:eastAsia="Times New Roman" w:hAnsi="Times New Roman" w:cs="Times New Roman"/>
+          <w:bCs/>
+          <w:sz w:val="28"/>
+          <w:szCs w:val="28"/>
+          <w:u w:val="none"/>
+        </w:rPr>
+        <w:t xml:space="preserve">This is the page that appears after the challenge has been submitted. It consists of the time the user took to complete the challenge and the final score achieved by the user in this CTF. The format of the final score is such that it shows the number of questions the user was able to answer out of the total 7 questions. </w:t>
+      </w:r>
+      <w:r>
+        <w:rPr>
+          <w:rFonts w:ascii="Times New Roman" w:eastAsia="Times New Roman" w:hAnsi="Times New Roman" w:cs="Times New Roman"/>
+          <w:bCs/>
+          <w:sz w:val="28"/>
+          <w:szCs w:val="28"/>
+          <w:u w:val="none"/>
+        </w:rPr>
+        <w:t>Not only does this</w:t>
+      </w:r>
+      <w:r>
+        <w:rPr>
+          <w:rFonts w:ascii="Times New Roman" w:eastAsia="Times New Roman" w:hAnsi="Times New Roman" w:cs="Times New Roman"/>
+          <w:bCs/>
+          <w:sz w:val="28"/>
+          <w:szCs w:val="28"/>
+          <w:u w:val="none"/>
+        </w:rPr>
+        <w:t xml:space="preserve"> page </w:t>
+      </w:r>
+      <w:r>
+        <w:rPr>
+          <w:rFonts w:ascii="Times New Roman" w:eastAsia="Times New Roman" w:hAnsi="Times New Roman" w:cs="Times New Roman"/>
+          <w:bCs/>
+          <w:sz w:val="28"/>
+          <w:szCs w:val="28"/>
+          <w:u w:val="none"/>
+        </w:rPr>
+        <w:t>express gratitude to the user for attempting and completing the CTF, but also informs the user of what they can learn from this project.</w:t>
+      </w:r>
+    </w:p>
+    <w:p>
+      <w:pPr>
+        <w:rPr>
+          <w:rFonts w:ascii="Times New Roman" w:eastAsia="Times New Roman" w:hAnsi="Times New Roman" w:cs="Times New Roman"/>
+          <w:b/>
+          <w:sz w:val="28"/>
+          <w:szCs w:val="28"/>
+          <w:u w:val="none"/>
+        </w:rPr>
+      </w:pPr>
+    </w:p>
+    <w:p>
+      <w:pPr>
+        <w:rPr>
+          <w:rFonts w:ascii="Times New Roman" w:eastAsia="Times New Roman" w:hAnsi="Times New Roman" w:cs="Times New Roman"/>
+          <w:b/>
+          <w:sz w:val="28"/>
+          <w:szCs w:val="28"/>
+          <w:u w:val="none"/>
+        </w:rPr>
+      </w:pPr>
+    </w:p>
+    <w:p>
+      <w:pPr>
+        <w:rPr>
+          <w:rFonts w:ascii="Times New Roman" w:eastAsia="Times New Roman" w:hAnsi="Times New Roman" w:cs="Times New Roman"/>
+          <w:b/>
+          <w:sz w:val="28"/>
+          <w:szCs w:val="28"/>
+          <w:u w:val="none"/>
+        </w:rPr>
+      </w:pPr>
+    </w:p>
+    <w:p>
+      <w:pPr>
+        <w:rPr>
+          <w:rFonts w:ascii="Times New Roman" w:eastAsia="Times New Roman" w:hAnsi="Times New Roman" w:cs="Times New Roman"/>
+          <w:b/>
+          <w:sz w:val="28"/>
+          <w:szCs w:val="28"/>
+          <w:u w:val="none"/>
+        </w:rPr>
+      </w:pPr>
+    </w:p>
+    <w:p>
+      <w:pPr>
+        <w:rPr>
+          <w:rFonts w:ascii="Times New Roman" w:eastAsia="Times New Roman" w:hAnsi="Times New Roman" w:cs="Times New Roman"/>
+          <w:b/>
+          <w:sz w:val="28"/>
+          <w:szCs w:val="28"/>
+          <w:u w:val="none"/>
+        </w:rPr>
+      </w:pPr>
+    </w:p>
+    <w:p>
+      <w:pPr>
+        <w:jc w:val="center"/>
+        <w:rPr>
+          <w:rFonts w:ascii="Times New Roman" w:eastAsia="Times New Roman" w:hAnsi="Times New Roman" w:cs="Times New Roman"/>
+          <w:b/>
+          <w:bCs/>
+          <w:sz w:val="36"/>
+          <w:szCs w:val="36"/>
+          <w:lang w:val="en-IN"/>
+        </w:rPr>
+      </w:pPr>
+      <w:r>
+        <w:rPr>
+          <w:rFonts w:ascii="Times New Roman" w:eastAsia="Times New Roman" w:hAnsi="Times New Roman" w:cs="Times New Roman"/>
+          <w:b/>
+          <w:bCs/>
+          <w:sz w:val="36"/>
+          <w:szCs w:val="36"/>
+          <w:lang w:val="en-IN"/>
         </w:rPr>
         <w:lastRenderedPageBreak/>
         <w:t>References</w:t>
       </w:r>
-      <w:r>
-        <w:rPr>
-          <w:rFonts w:ascii="Book Antiqua" w:eastAsia="Times New Roman" w:hAnsi="Book Antiqua" w:cstheme="majorBidi"/>
+    </w:p>
+    <w:p>
+      <w:pPr>
+        <w:jc w:val="both"/>
+        <w:rPr>
+          <w:rFonts w:ascii="Times New Roman" w:eastAsia="Times New Roman" w:hAnsi="Times New Roman" w:cs="Times New Roman"/>
           <w:b/>
           <w:bCs/>
+          <w:sz w:val="36"/>
+          <w:szCs w:val="36"/>
+          <w:lang w:val="en-IN"/>
+        </w:rPr>
+      </w:pPr>
+    </w:p>
+    <w:p>
+      <w:pPr>
+        <w:jc w:val="both"/>
+        <w:rPr>
+          <w:rFonts w:ascii="Times New Roman" w:eastAsia="Times New Roman" w:hAnsi="Times New Roman" w:cs="Times New Roman"/>
+          <w:b/>
+          <w:sz w:val="28"/>
+          <w:szCs w:val="28"/>
+          <w:u w:val="none"/>
+          <w:lang w:val="en-IN"/>
+        </w:rPr>
+      </w:pPr>
+      <w:r>
+        <w:rPr>
+          <w:rFonts w:ascii="Times New Roman" w:eastAsia="Times New Roman" w:hAnsi="Times New Roman" w:cs="Times New Roman"/>
+          <w:b/>
+          <w:bCs/>
+          <w:sz w:val="28"/>
+          <w:szCs w:val="28"/>
+          <w:u w:val="none"/>
+          <w:lang w:val="en-IN"/>
+        </w:rPr>
+        <w:t>Development Documentation &amp; Tools:</w:t>
+      </w:r>
+    </w:p>
+    <w:p>
+      <w:pPr>
+        <w:numPr>
+          <w:ilvl w:val="0"/>
+          <w:numId w:val="16"/>
+        </w:numPr>
+        <w:jc w:val="both"/>
+        <w:rPr>
+          <w:rFonts w:ascii="Times New Roman" w:eastAsia="Times New Roman" w:hAnsi="Times New Roman" w:cs="Times New Roman"/>
+          <w:sz w:val="28"/>
+          <w:szCs w:val="28"/>
+          <w:u w:val="none"/>
+          <w:lang w:val="en-IN"/>
+        </w:rPr>
+      </w:pPr>
+      <w:r>
+        <w:rPr>
+          <w:rFonts w:ascii="Times New Roman" w:eastAsia="Times New Roman" w:hAnsi="Times New Roman" w:cs="Times New Roman"/>
+          <w:sz w:val="28"/>
+          <w:szCs w:val="28"/>
+          <w:u w:val="none"/>
+          <w:lang w:val="en-IN"/>
+        </w:rPr>
+        <w:t xml:space="preserve">React Documentation: </w:t>
+      </w:r>
+      <w:hyperlink r:id="rId17" w:tgtFrame="_blank" w:history="1">
+        <w:r>
+          <w:rPr>
+            <w:rStyle w:val="Hyperlink"/>
+            <w:rFonts w:ascii="Times New Roman" w:eastAsia="Times New Roman" w:hAnsi="Times New Roman" w:cs="Times New Roman"/>
+            <w:sz w:val="28"/>
+            <w:szCs w:val="28"/>
+            <w:lang w:val="en-IN"/>
+          </w:rPr>
+          <w:t>https://react.dev/</w:t>
+        </w:r>
+      </w:hyperlink>
+      <w:r>
+        <w:rPr>
+          <w:rFonts w:ascii="Times New Roman" w:eastAsia="Times New Roman" w:hAnsi="Times New Roman" w:cs="Times New Roman"/>
           <w:sz w:val="28"/>
           <w:szCs w:val="28"/>
           <w:u w:val="none"/>
@@ -3424,7 +4960,239 @@
       </w:r>
       <w:r>
         <w:rPr>
-          <w:rFonts w:ascii="Book Antiqua" w:eastAsia="Times New Roman" w:hAnsi="Book Antiqua" w:cstheme="majorBidi"/>
+          <w:rFonts w:ascii="Times New Roman" w:eastAsia="Times New Roman" w:hAnsi="Times New Roman" w:cs="Times New Roman"/>
+          <w:sz w:val="28"/>
+          <w:szCs w:val="28"/>
+          <w:u w:val="none"/>
+          <w:lang w:val="en-IN"/>
+        </w:rPr>
+        <w:t xml:space="preserve"> </w:t>
+      </w:r>
+      <w:r>
+        <w:rPr>
+          <w:rFonts w:ascii="Times New Roman" w:eastAsia="Times New Roman" w:hAnsi="Times New Roman" w:cs="Times New Roman"/>
+          <w:sz w:val="28"/>
+          <w:szCs w:val="28"/>
+          <w:u w:val="none"/>
+          <w:lang w:val="en-IN"/>
+        </w:rPr>
+        <w:t xml:space="preserve">Used for building the </w:t>
+      </w:r>
+      <w:proofErr w:type="gramStart"/>
+      <w:r>
+        <w:rPr>
+          <w:rFonts w:ascii="Times New Roman" w:eastAsia="Times New Roman" w:hAnsi="Times New Roman" w:cs="Times New Roman"/>
+          <w:sz w:val="28"/>
+          <w:szCs w:val="28"/>
+          <w:u w:val="none"/>
+          <w:lang w:val="en-IN"/>
+        </w:rPr>
+        <w:t>component</w:t>
+      </w:r>
+      <w:r>
+        <w:rPr>
+          <w:rFonts w:ascii="Times New Roman" w:eastAsia="Times New Roman" w:hAnsi="Times New Roman" w:cs="Times New Roman"/>
+          <w:sz w:val="28"/>
+          <w:szCs w:val="28"/>
+          <w:u w:val="none"/>
+          <w:lang w:val="en-IN"/>
+        </w:rPr>
+        <w:t xml:space="preserve"> </w:t>
+      </w:r>
+      <w:r>
+        <w:rPr>
+          <w:rFonts w:ascii="Times New Roman" w:eastAsia="Times New Roman" w:hAnsi="Times New Roman" w:cs="Times New Roman"/>
+          <w:sz w:val="28"/>
+          <w:szCs w:val="28"/>
+          <w:u w:val="none"/>
+          <w:lang w:val="en-IN"/>
+        </w:rPr>
+        <w:t>based</w:t>
+      </w:r>
+      <w:proofErr w:type="gramEnd"/>
+      <w:r>
+        <w:rPr>
+          <w:rFonts w:ascii="Times New Roman" w:eastAsia="Times New Roman" w:hAnsi="Times New Roman" w:cs="Times New Roman"/>
+          <w:sz w:val="28"/>
+          <w:szCs w:val="28"/>
+          <w:u w:val="none"/>
+          <w:lang w:val="en-IN"/>
+        </w:rPr>
+        <w:t xml:space="preserve"> UI and state management.</w:t>
+      </w:r>
+    </w:p>
+    <w:p>
+      <w:pPr>
+        <w:numPr>
+          <w:ilvl w:val="0"/>
+          <w:numId w:val="16"/>
+        </w:numPr>
+        <w:jc w:val="both"/>
+        <w:rPr>
+          <w:rFonts w:ascii="Times New Roman" w:eastAsia="Times New Roman" w:hAnsi="Times New Roman" w:cs="Times New Roman"/>
+          <w:sz w:val="28"/>
+          <w:szCs w:val="28"/>
+          <w:u w:val="none"/>
+          <w:lang w:val="en-IN"/>
+        </w:rPr>
+      </w:pPr>
+      <w:r>
+        <w:rPr>
+          <w:rFonts w:ascii="Times New Roman" w:eastAsia="Times New Roman" w:hAnsi="Times New Roman" w:cs="Times New Roman"/>
+          <w:sz w:val="28"/>
+          <w:szCs w:val="28"/>
+          <w:u w:val="none"/>
+          <w:lang w:val="en-IN"/>
+        </w:rPr>
+        <w:t xml:space="preserve">Node.js API Reference: </w:t>
+      </w:r>
+      <w:hyperlink r:id="rId18" w:tgtFrame="_blank" w:history="1">
+        <w:r>
+          <w:rPr>
+            <w:rStyle w:val="Hyperlink"/>
+            <w:rFonts w:ascii="Times New Roman" w:eastAsia="Times New Roman" w:hAnsi="Times New Roman" w:cs="Times New Roman"/>
+            <w:sz w:val="28"/>
+            <w:szCs w:val="28"/>
+            <w:lang w:val="en-IN"/>
+          </w:rPr>
+          <w:t>https://nodejs.org/en/docs/</w:t>
+        </w:r>
+      </w:hyperlink>
+      <w:r>
+        <w:rPr>
+          <w:rFonts w:ascii="Times New Roman" w:eastAsia="Times New Roman" w:hAnsi="Times New Roman" w:cs="Times New Roman"/>
+          <w:sz w:val="28"/>
+          <w:szCs w:val="28"/>
+          <w:u w:val="none"/>
+          <w:lang w:val="en-IN"/>
+        </w:rPr>
+        <w:t xml:space="preserve">  Used for </w:t>
+      </w:r>
+      <w:proofErr w:type="gramStart"/>
+      <w:r>
+        <w:rPr>
+          <w:rFonts w:ascii="Times New Roman" w:eastAsia="Times New Roman" w:hAnsi="Times New Roman" w:cs="Times New Roman"/>
+          <w:sz w:val="28"/>
+          <w:szCs w:val="28"/>
+          <w:u w:val="none"/>
+          <w:lang w:val="en-IN"/>
+        </w:rPr>
+        <w:t>server</w:t>
+      </w:r>
+      <w:r>
+        <w:rPr>
+          <w:rFonts w:ascii="Times New Roman" w:eastAsia="Times New Roman" w:hAnsi="Times New Roman" w:cs="Times New Roman"/>
+          <w:sz w:val="28"/>
+          <w:szCs w:val="28"/>
+          <w:u w:val="none"/>
+          <w:lang w:val="en-IN"/>
+        </w:rPr>
+        <w:t xml:space="preserve"> </w:t>
+      </w:r>
+      <w:r>
+        <w:rPr>
+          <w:rFonts w:ascii="Times New Roman" w:eastAsia="Times New Roman" w:hAnsi="Times New Roman" w:cs="Times New Roman"/>
+          <w:sz w:val="28"/>
+          <w:szCs w:val="28"/>
+          <w:u w:val="none"/>
+          <w:lang w:val="en-IN"/>
+        </w:rPr>
+        <w:t>side</w:t>
+      </w:r>
+      <w:proofErr w:type="gramEnd"/>
+      <w:r>
+        <w:rPr>
+          <w:rFonts w:ascii="Times New Roman" w:eastAsia="Times New Roman" w:hAnsi="Times New Roman" w:cs="Times New Roman"/>
+          <w:sz w:val="28"/>
+          <w:szCs w:val="28"/>
+          <w:u w:val="none"/>
+          <w:lang w:val="en-IN"/>
+        </w:rPr>
+        <w:t xml:space="preserve"> logic and database connectivity.</w:t>
+      </w:r>
+    </w:p>
+    <w:p>
+      <w:pPr>
+        <w:numPr>
+          <w:ilvl w:val="0"/>
+          <w:numId w:val="16"/>
+        </w:numPr>
+        <w:jc w:val="both"/>
+        <w:rPr>
+          <w:rFonts w:ascii="Times New Roman" w:eastAsia="Times New Roman" w:hAnsi="Times New Roman" w:cs="Times New Roman"/>
+          <w:sz w:val="28"/>
+          <w:szCs w:val="28"/>
+          <w:u w:val="none"/>
+          <w:lang w:val="en-IN"/>
+        </w:rPr>
+      </w:pPr>
+      <w:r>
+        <w:rPr>
+          <w:rFonts w:ascii="Times New Roman" w:eastAsia="Times New Roman" w:hAnsi="Times New Roman" w:cs="Times New Roman"/>
+          <w:sz w:val="28"/>
+          <w:szCs w:val="28"/>
+          <w:u w:val="none"/>
+          <w:lang w:val="en-IN"/>
+        </w:rPr>
+        <w:t xml:space="preserve">MySQL Documentation: </w:t>
+      </w:r>
+      <w:hyperlink r:id="rId19" w:tgtFrame="_blank" w:history="1">
+        <w:r>
+          <w:rPr>
+            <w:rStyle w:val="Hyperlink"/>
+            <w:rFonts w:ascii="Times New Roman" w:eastAsia="Times New Roman" w:hAnsi="Times New Roman" w:cs="Times New Roman"/>
+            <w:sz w:val="28"/>
+            <w:szCs w:val="28"/>
+            <w:lang w:val="en-IN"/>
+          </w:rPr>
+          <w:t>https://dev.mysql.com/doc/</w:t>
+        </w:r>
+      </w:hyperlink>
+      <w:r>
+        <w:rPr>
+          <w:rFonts w:ascii="Times New Roman" w:eastAsia="Times New Roman" w:hAnsi="Times New Roman" w:cs="Times New Roman"/>
+          <w:sz w:val="28"/>
+          <w:szCs w:val="28"/>
+          <w:u w:val="none"/>
+          <w:lang w:val="en-IN"/>
+        </w:rPr>
+        <w:t xml:space="preserve"> </w:t>
+      </w:r>
+      <w:r>
+        <w:rPr>
+          <w:rFonts w:ascii="Times New Roman" w:eastAsia="Times New Roman" w:hAnsi="Times New Roman" w:cs="Times New Roman"/>
+          <w:sz w:val="28"/>
+          <w:szCs w:val="28"/>
+          <w:u w:val="none"/>
+          <w:lang w:val="en-IN"/>
+        </w:rPr>
+        <w:t xml:space="preserve"> </w:t>
+      </w:r>
+      <w:r>
+        <w:rPr>
+          <w:rFonts w:ascii="Times New Roman" w:eastAsia="Times New Roman" w:hAnsi="Times New Roman" w:cs="Times New Roman"/>
+          <w:sz w:val="28"/>
+          <w:szCs w:val="28"/>
+          <w:u w:val="none"/>
+          <w:lang w:val="en-IN"/>
+        </w:rPr>
+        <w:t>Used for designing the relational schema and setup.sql configurations.</w:t>
+      </w:r>
+    </w:p>
+    <w:p>
+      <w:pPr>
+        <w:jc w:val="both"/>
+        <w:rPr>
+          <w:rFonts w:ascii="Times New Roman" w:eastAsia="Times New Roman" w:hAnsi="Times New Roman" w:cs="Times New Roman"/>
+          <w:sz w:val="28"/>
+          <w:szCs w:val="28"/>
+          <w:u w:val="none"/>
+          <w:lang w:val="en-IN"/>
+        </w:rPr>
+      </w:pPr>
+      <w:r>
+        <w:rPr>
+          <w:rFonts w:ascii="Times New Roman" w:eastAsia="Times New Roman" w:hAnsi="Times New Roman" w:cs="Times New Roman"/>
           <w:b/>
           <w:bCs/>
           <w:sz w:val="28"/>
@@ -3432,155 +5200,309 @@
           <w:u w:val="none"/>
           <w:lang w:val="en-IN"/>
         </w:rPr>
-        <w:t>Offline and Online assistance you got during the entire Project cycle.</w:t>
-      </w:r>
-    </w:p>
-    <w:p>
-      <w:pPr>
-        <w:rPr>
-          <w:rFonts w:ascii="Book Antiqua" w:eastAsia="Times New Roman" w:hAnsi="Book Antiqua" w:cstheme="majorHAnsi"/>
-          <w:b/>
-          <w:sz w:val="28"/>
-          <w:szCs w:val="28"/>
-          <w:u w:val="none"/>
-        </w:rPr>
-      </w:pPr>
-    </w:p>
-    <w:p>
-      <w:pPr>
-        <w:rPr>
-          <w:rFonts w:ascii="Book Antiqua" w:eastAsia="Times New Roman" w:hAnsi="Book Antiqua" w:cstheme="majorHAnsi"/>
-          <w:b/>
-          <w:sz w:val="28"/>
-          <w:szCs w:val="28"/>
-          <w:u w:val="none"/>
-        </w:rPr>
-      </w:pPr>
-    </w:p>
-    <w:p>
-      <w:pPr>
-        <w:rPr>
-          <w:rFonts w:ascii="Book Antiqua" w:eastAsia="Times New Roman" w:hAnsi="Book Antiqua" w:cstheme="majorHAnsi"/>
-          <w:b/>
-          <w:sz w:val="28"/>
-          <w:szCs w:val="28"/>
-          <w:u w:val="none"/>
-        </w:rPr>
-      </w:pPr>
-    </w:p>
-    <w:p>
-      <w:pPr>
-        <w:rPr>
-          <w:rFonts w:ascii="Book Antiqua" w:eastAsia="Times New Roman" w:hAnsi="Book Antiqua" w:cstheme="majorHAnsi"/>
-          <w:b/>
-          <w:sz w:val="28"/>
-          <w:szCs w:val="28"/>
-          <w:u w:val="none"/>
-        </w:rPr>
-      </w:pPr>
-    </w:p>
-    <w:p>
-      <w:pPr>
-        <w:rPr>
-          <w:rFonts w:ascii="Book Antiqua" w:eastAsia="Times New Roman" w:hAnsi="Book Antiqua" w:cstheme="majorHAnsi"/>
-          <w:b/>
-          <w:sz w:val="28"/>
-          <w:szCs w:val="28"/>
-          <w:u w:val="none"/>
-        </w:rPr>
-      </w:pPr>
-    </w:p>
-    <w:p>
-      <w:pPr>
-        <w:rPr>
-          <w:rFonts w:ascii="Book Antiqua" w:eastAsia="Times New Roman" w:hAnsi="Book Antiqua" w:cstheme="majorHAnsi"/>
-          <w:b/>
-          <w:sz w:val="28"/>
-          <w:szCs w:val="28"/>
-          <w:u w:val="none"/>
-        </w:rPr>
-      </w:pPr>
-    </w:p>
-    <w:p>
-      <w:pPr>
-        <w:rPr>
-          <w:rFonts w:ascii="Book Antiqua" w:eastAsia="Times New Roman" w:hAnsi="Book Antiqua" w:cstheme="majorHAnsi"/>
-          <w:b/>
-          <w:sz w:val="28"/>
-          <w:szCs w:val="28"/>
-          <w:u w:val="none"/>
-        </w:rPr>
-      </w:pPr>
-    </w:p>
-    <w:p>
-      <w:pPr>
-        <w:rPr>
-          <w:rFonts w:ascii="Book Antiqua" w:eastAsia="Times New Roman" w:hAnsi="Book Antiqua" w:cstheme="majorHAnsi"/>
-          <w:b/>
-          <w:sz w:val="28"/>
-          <w:szCs w:val="28"/>
-          <w:u w:val="none"/>
-        </w:rPr>
-      </w:pPr>
-    </w:p>
-    <w:p>
-      <w:pPr>
-        <w:rPr>
-          <w:rFonts w:ascii="Book Antiqua" w:eastAsia="Times New Roman" w:hAnsi="Book Antiqua" w:cstheme="majorHAnsi"/>
-          <w:b/>
-          <w:sz w:val="28"/>
-          <w:szCs w:val="28"/>
-          <w:u w:val="none"/>
-        </w:rPr>
-      </w:pPr>
-    </w:p>
-    <w:p>
-      <w:pPr>
-        <w:rPr>
-          <w:rFonts w:ascii="Book Antiqua" w:eastAsia="Times New Roman" w:hAnsi="Book Antiqua" w:cstheme="majorHAnsi"/>
-          <w:b/>
-          <w:sz w:val="28"/>
-          <w:szCs w:val="28"/>
-          <w:u w:val="none"/>
-        </w:rPr>
-      </w:pPr>
-    </w:p>
-    <w:p>
-      <w:pPr>
-        <w:rPr>
-          <w:rFonts w:ascii="Book Antiqua" w:eastAsia="Times New Roman" w:hAnsi="Book Antiqua" w:cstheme="majorHAnsi"/>
-          <w:b/>
-          <w:sz w:val="28"/>
-          <w:szCs w:val="28"/>
-          <w:u w:val="none"/>
-        </w:rPr>
-      </w:pPr>
-    </w:p>
-    <w:p>
-      <w:pPr>
-        <w:rPr>
-          <w:rFonts w:ascii="Book Antiqua" w:eastAsia="Times New Roman" w:hAnsi="Book Antiqua" w:cstheme="majorHAnsi"/>
-          <w:b/>
-          <w:sz w:val="28"/>
-          <w:szCs w:val="28"/>
-          <w:u w:val="none"/>
-        </w:rPr>
-      </w:pPr>
-    </w:p>
-    <w:p>
-      <w:pPr>
-        <w:rPr>
-          <w:rFonts w:ascii="Book Antiqua" w:eastAsia="Times New Roman" w:hAnsi="Book Antiqua" w:cstheme="majorHAnsi"/>
-          <w:b/>
-          <w:sz w:val="28"/>
-          <w:szCs w:val="28"/>
-          <w:u w:val="none"/>
-          <w:lang w:val="en-IN"/>
-        </w:rPr>
-      </w:pPr>
-      <w:r>
-        <w:rPr>
-          <w:rFonts w:ascii="Book Antiqua" w:eastAsia="Times New Roman" w:hAnsi="Book Antiqua" w:cstheme="majorBidi"/>
+        <w:t>OSINT &amp; Educational Resources:</w:t>
+      </w:r>
+    </w:p>
+    <w:p>
+      <w:pPr>
+        <w:numPr>
+          <w:ilvl w:val="0"/>
+          <w:numId w:val="17"/>
+        </w:numPr>
+        <w:jc w:val="both"/>
+        <w:rPr>
+          <w:rFonts w:ascii="Times New Roman" w:eastAsia="Times New Roman" w:hAnsi="Times New Roman" w:cs="Times New Roman"/>
+          <w:sz w:val="28"/>
+          <w:szCs w:val="28"/>
+          <w:u w:val="none"/>
+          <w:lang w:val="en-IN"/>
+        </w:rPr>
+      </w:pPr>
+      <w:r>
+        <w:rPr>
+          <w:rFonts w:ascii="Times New Roman" w:eastAsia="Times New Roman" w:hAnsi="Times New Roman" w:cs="Times New Roman"/>
+          <w:sz w:val="28"/>
+          <w:szCs w:val="28"/>
+          <w:u w:val="none"/>
+          <w:lang w:val="en-IN"/>
+        </w:rPr>
+        <w:t>Bellingcat's Online Investigation Toolkit: A primary reference for real-world OSINT techniques.</w:t>
+      </w:r>
+    </w:p>
+    <w:p>
+      <w:pPr>
+        <w:numPr>
+          <w:ilvl w:val="0"/>
+          <w:numId w:val="17"/>
+        </w:numPr>
+        <w:jc w:val="both"/>
+        <w:rPr>
+          <w:rFonts w:ascii="Times New Roman" w:eastAsia="Times New Roman" w:hAnsi="Times New Roman" w:cs="Times New Roman"/>
+          <w:sz w:val="28"/>
+          <w:szCs w:val="28"/>
+          <w:u w:val="none"/>
+          <w:lang w:val="en-IN"/>
+        </w:rPr>
+      </w:pPr>
+      <w:proofErr w:type="spellStart"/>
+      <w:r>
+        <w:rPr>
+          <w:rFonts w:ascii="Times New Roman" w:eastAsia="Times New Roman" w:hAnsi="Times New Roman" w:cs="Times New Roman"/>
+          <w:sz w:val="28"/>
+          <w:szCs w:val="28"/>
+          <w:u w:val="none"/>
+          <w:lang w:val="en-IN"/>
+        </w:rPr>
+        <w:t>TryHackMe</w:t>
+      </w:r>
+      <w:proofErr w:type="spellEnd"/>
+      <w:r>
+        <w:rPr>
+          <w:rFonts w:ascii="Times New Roman" w:eastAsia="Times New Roman" w:hAnsi="Times New Roman" w:cs="Times New Roman"/>
+          <w:sz w:val="28"/>
+          <w:szCs w:val="28"/>
+          <w:u w:val="none"/>
+          <w:lang w:val="en-IN"/>
+        </w:rPr>
+        <w:t xml:space="preserve"> &amp; </w:t>
+      </w:r>
+      <w:proofErr w:type="spellStart"/>
+      <w:r>
+        <w:rPr>
+          <w:rFonts w:ascii="Times New Roman" w:eastAsia="Times New Roman" w:hAnsi="Times New Roman" w:cs="Times New Roman"/>
+          <w:sz w:val="28"/>
+          <w:szCs w:val="28"/>
+          <w:u w:val="none"/>
+          <w:lang w:val="en-IN"/>
+        </w:rPr>
+        <w:t>HackTheBox</w:t>
+      </w:r>
+      <w:proofErr w:type="spellEnd"/>
+      <w:r>
+        <w:rPr>
+          <w:rFonts w:ascii="Times New Roman" w:eastAsia="Times New Roman" w:hAnsi="Times New Roman" w:cs="Times New Roman"/>
+          <w:sz w:val="28"/>
+          <w:szCs w:val="28"/>
+          <w:u w:val="none"/>
+          <w:lang w:val="en-IN"/>
+        </w:rPr>
+        <w:t xml:space="preserve">: </w:t>
+      </w:r>
+      <w:proofErr w:type="spellStart"/>
+      <w:r>
+        <w:rPr>
+          <w:rFonts w:ascii="Times New Roman" w:eastAsia="Times New Roman" w:hAnsi="Times New Roman" w:cs="Times New Roman"/>
+          <w:sz w:val="28"/>
+          <w:szCs w:val="28"/>
+          <w:u w:val="none"/>
+          <w:lang w:val="en-IN"/>
+        </w:rPr>
+        <w:t>Analyzed</w:t>
+      </w:r>
+      <w:proofErr w:type="spellEnd"/>
+      <w:r>
+        <w:rPr>
+          <w:rFonts w:ascii="Times New Roman" w:eastAsia="Times New Roman" w:hAnsi="Times New Roman" w:cs="Times New Roman"/>
+          <w:sz w:val="28"/>
+          <w:szCs w:val="28"/>
+          <w:u w:val="none"/>
+          <w:lang w:val="en-IN"/>
+        </w:rPr>
+        <w:t xml:space="preserve"> as industry standards to identify gaps in beginner</w:t>
+      </w:r>
+      <w:r>
+        <w:rPr>
+          <w:rFonts w:ascii="Times New Roman" w:eastAsia="Times New Roman" w:hAnsi="Times New Roman" w:cs="Times New Roman"/>
+          <w:sz w:val="28"/>
+          <w:szCs w:val="28"/>
+          <w:u w:val="none"/>
+          <w:lang w:val="en-IN"/>
+        </w:rPr>
+        <w:t xml:space="preserve"> </w:t>
+      </w:r>
+      <w:r>
+        <w:rPr>
+          <w:rFonts w:ascii="Times New Roman" w:eastAsia="Times New Roman" w:hAnsi="Times New Roman" w:cs="Times New Roman"/>
+          <w:sz w:val="28"/>
+          <w:szCs w:val="28"/>
+          <w:u w:val="none"/>
+          <w:lang w:val="en-IN"/>
+        </w:rPr>
+        <w:t>friendliness.</w:t>
+      </w:r>
+    </w:p>
+    <w:p>
+      <w:pPr>
+        <w:numPr>
+          <w:ilvl w:val="0"/>
+          <w:numId w:val="17"/>
+        </w:numPr>
+        <w:jc w:val="both"/>
+        <w:rPr>
+          <w:rFonts w:ascii="Times New Roman" w:eastAsia="Times New Roman" w:hAnsi="Times New Roman" w:cs="Times New Roman"/>
+          <w:sz w:val="28"/>
+          <w:szCs w:val="28"/>
+          <w:u w:val="none"/>
+          <w:lang w:val="en-IN"/>
+        </w:rPr>
+      </w:pPr>
+      <w:r>
+        <w:rPr>
+          <w:rFonts w:ascii="Times New Roman" w:eastAsia="Times New Roman" w:hAnsi="Times New Roman" w:cs="Times New Roman"/>
+          <w:sz w:val="28"/>
+          <w:szCs w:val="28"/>
+          <w:u w:val="none"/>
+          <w:lang w:val="en-IN"/>
+        </w:rPr>
+        <w:t xml:space="preserve">GitHub Repository: </w:t>
+      </w:r>
+      <w:hyperlink r:id="rId20" w:tgtFrame="_blank" w:history="1">
+        <w:r>
+          <w:rPr>
+            <w:rStyle w:val="Hyperlink"/>
+            <w:rFonts w:ascii="Times New Roman" w:eastAsia="Times New Roman" w:hAnsi="Times New Roman" w:cs="Times New Roman"/>
+            <w:sz w:val="28"/>
+            <w:szCs w:val="28"/>
+            <w:lang w:val="en-IN"/>
+          </w:rPr>
+          <w:t>https://github.com/Aweek07/CTF_PROJECT.git</w:t>
+        </w:r>
+      </w:hyperlink>
+      <w:r>
+        <w:rPr>
+          <w:rFonts w:ascii="Times New Roman" w:eastAsia="Times New Roman" w:hAnsi="Times New Roman" w:cs="Times New Roman"/>
+          <w:sz w:val="28"/>
+          <w:szCs w:val="28"/>
+          <w:u w:val="none"/>
+          <w:lang w:val="en-IN"/>
+        </w:rPr>
+        <w:t xml:space="preserve"> </w:t>
+      </w:r>
+      <w:r>
+        <w:rPr>
+          <w:rFonts w:ascii="Times New Roman" w:eastAsia="Times New Roman" w:hAnsi="Times New Roman" w:cs="Times New Roman"/>
+          <w:sz w:val="28"/>
+          <w:szCs w:val="28"/>
+          <w:u w:val="none"/>
+          <w:lang w:val="en-IN"/>
+        </w:rPr>
+        <w:t xml:space="preserve"> </w:t>
+      </w:r>
+      <w:r>
+        <w:rPr>
+          <w:rFonts w:ascii="Times New Roman" w:eastAsia="Times New Roman" w:hAnsi="Times New Roman" w:cs="Times New Roman"/>
+          <w:sz w:val="28"/>
+          <w:szCs w:val="28"/>
+          <w:u w:val="none"/>
+          <w:lang w:val="en-IN"/>
+        </w:rPr>
+        <w:t>Source code and version control history for the Trace &amp; Track project.</w:t>
+      </w:r>
+    </w:p>
+    <w:p>
+      <w:pPr>
+        <w:rPr>
+          <w:rFonts w:ascii="Times New Roman" w:eastAsia="Times New Roman" w:hAnsi="Times New Roman" w:cs="Times New Roman"/>
+          <w:b/>
+          <w:sz w:val="28"/>
+          <w:szCs w:val="28"/>
+          <w:u w:val="none"/>
+          <w:lang w:val="en-IN"/>
+        </w:rPr>
+      </w:pPr>
+    </w:p>
+    <w:p>
+      <w:pPr>
+        <w:rPr>
+          <w:rFonts w:ascii="Times New Roman" w:eastAsia="Times New Roman" w:hAnsi="Times New Roman" w:cs="Times New Roman"/>
+          <w:b/>
+          <w:sz w:val="28"/>
+          <w:szCs w:val="28"/>
+          <w:u w:val="none"/>
+        </w:rPr>
+      </w:pPr>
+    </w:p>
+    <w:p>
+      <w:pPr>
+        <w:rPr>
+          <w:rFonts w:ascii="Times New Roman" w:eastAsia="Times New Roman" w:hAnsi="Times New Roman" w:cs="Times New Roman"/>
+          <w:b/>
+          <w:sz w:val="28"/>
+          <w:szCs w:val="28"/>
+          <w:u w:val="none"/>
+        </w:rPr>
+      </w:pPr>
+    </w:p>
+    <w:p>
+      <w:pPr>
+        <w:rPr>
+          <w:rFonts w:ascii="Times New Roman" w:eastAsia="Times New Roman" w:hAnsi="Times New Roman" w:cs="Times New Roman"/>
+          <w:b/>
+          <w:sz w:val="28"/>
+          <w:szCs w:val="28"/>
+          <w:u w:val="none"/>
+        </w:rPr>
+      </w:pPr>
+    </w:p>
+    <w:p>
+      <w:pPr>
+        <w:rPr>
+          <w:rFonts w:ascii="Times New Roman" w:eastAsia="Times New Roman" w:hAnsi="Times New Roman" w:cs="Times New Roman"/>
+          <w:b/>
+          <w:sz w:val="28"/>
+          <w:szCs w:val="28"/>
+          <w:u w:val="none"/>
+        </w:rPr>
+      </w:pPr>
+    </w:p>
+    <w:p>
+      <w:pPr>
+        <w:rPr>
+          <w:rFonts w:ascii="Times New Roman" w:eastAsia="Times New Roman" w:hAnsi="Times New Roman" w:cs="Times New Roman"/>
+          <w:b/>
+          <w:sz w:val="28"/>
+          <w:szCs w:val="28"/>
+          <w:u w:val="none"/>
+        </w:rPr>
+      </w:pPr>
+    </w:p>
+    <w:p>
+      <w:pPr>
+        <w:rPr>
+          <w:rFonts w:ascii="Times New Roman" w:eastAsia="Times New Roman" w:hAnsi="Times New Roman" w:cs="Times New Roman"/>
+          <w:b/>
+          <w:sz w:val="28"/>
+          <w:szCs w:val="28"/>
+          <w:u w:val="none"/>
+        </w:rPr>
+      </w:pPr>
+    </w:p>
+    <w:p>
+      <w:pPr>
+        <w:rPr>
+          <w:rFonts w:ascii="Times New Roman" w:eastAsia="Times New Roman" w:hAnsi="Times New Roman" w:cs="Times New Roman"/>
+          <w:b/>
+          <w:sz w:val="28"/>
+          <w:szCs w:val="28"/>
+          <w:u w:val="none"/>
+        </w:rPr>
+      </w:pPr>
+    </w:p>
+    <w:p>
+      <w:pPr>
+        <w:rPr>
+          <w:rFonts w:ascii="Times New Roman" w:eastAsia="Times New Roman" w:hAnsi="Times New Roman" w:cs="Times New Roman"/>
+          <w:b/>
+          <w:sz w:val="28"/>
+          <w:szCs w:val="28"/>
+          <w:u w:val="none"/>
+        </w:rPr>
+      </w:pPr>
+    </w:p>
+    <w:p>
+      <w:pPr>
+        <w:rPr>
+          <w:rFonts w:ascii="Times New Roman" w:eastAsia="Times New Roman" w:hAnsi="Times New Roman" w:cs="Times New Roman"/>
           <w:b/>
           <w:bCs/>
           <w:sz w:val="28"/>
@@ -3588,101 +5510,201 @@
           <w:u w:val="none"/>
           <w:lang w:val="en-IN"/>
         </w:rPr>
-        <w:t>The stories amongst your group towards completion of the project which you don’t mind sharing will all.</w:t>
-      </w:r>
-    </w:p>
-    <w:p>
-      <w:pPr>
-        <w:rPr>
-          <w:rFonts w:ascii="Book Antiqua" w:eastAsia="Times New Roman" w:hAnsi="Book Antiqua" w:cstheme="majorHAnsi"/>
-          <w:b/>
-          <w:sz w:val="28"/>
-          <w:szCs w:val="28"/>
-          <w:u w:val="none"/>
-        </w:rPr>
-      </w:pPr>
-    </w:p>
-    <w:p>
-      <w:pPr>
-        <w:rPr>
-          <w:rFonts w:ascii="Book Antiqua" w:eastAsia="Times New Roman" w:hAnsi="Book Antiqua" w:cstheme="majorHAnsi"/>
-          <w:b/>
-          <w:sz w:val="28"/>
-          <w:szCs w:val="28"/>
-          <w:u w:val="none"/>
-        </w:rPr>
-      </w:pPr>
-    </w:p>
-    <w:p>
-      <w:pPr>
-        <w:rPr>
-          <w:rFonts w:ascii="Book Antiqua" w:eastAsia="Times New Roman" w:hAnsi="Book Antiqua" w:cstheme="majorHAnsi"/>
-          <w:b/>
-          <w:sz w:val="28"/>
-          <w:szCs w:val="28"/>
-          <w:u w:val="none"/>
-        </w:rPr>
-      </w:pPr>
-    </w:p>
-    <w:p>
-      <w:pPr>
-        <w:rPr>
-          <w:rFonts w:ascii="Book Antiqua" w:eastAsia="Times New Roman" w:hAnsi="Book Antiqua" w:cstheme="majorHAnsi"/>
-          <w:b/>
-          <w:sz w:val="28"/>
-          <w:szCs w:val="28"/>
-          <w:u w:val="none"/>
-        </w:rPr>
-      </w:pPr>
-    </w:p>
-    <w:p>
-      <w:pPr>
-        <w:rPr>
-          <w:rFonts w:ascii="Book Antiqua" w:eastAsia="Times New Roman" w:hAnsi="Book Antiqua" w:cstheme="majorHAnsi"/>
-          <w:b/>
-          <w:sz w:val="28"/>
-          <w:szCs w:val="28"/>
-          <w:u w:val="none"/>
-        </w:rPr>
-      </w:pPr>
-    </w:p>
-    <w:p>
-      <w:pPr>
-        <w:rPr>
-          <w:rFonts w:ascii="Book Antiqua" w:eastAsia="Times New Roman" w:hAnsi="Book Antiqua" w:cstheme="majorHAnsi"/>
-          <w:b/>
-          <w:sz w:val="28"/>
-          <w:szCs w:val="28"/>
-          <w:u w:val="none"/>
-        </w:rPr>
-      </w:pPr>
-    </w:p>
-    <w:p>
-      <w:pPr>
-        <w:rPr>
-          <w:rFonts w:ascii="Book Antiqua" w:eastAsia="Times New Roman" w:hAnsi="Book Antiqua" w:cstheme="majorHAnsi"/>
-          <w:b/>
-          <w:sz w:val="28"/>
-          <w:szCs w:val="28"/>
-          <w:u w:val="none"/>
-        </w:rPr>
-      </w:pPr>
-    </w:p>
-    <w:p>
-      <w:pPr>
-        <w:rPr>
-          <w:rFonts w:ascii="Book Antiqua" w:eastAsia="Times New Roman" w:hAnsi="Book Antiqua" w:cstheme="majorHAnsi"/>
-          <w:b/>
-          <w:sz w:val="28"/>
-          <w:szCs w:val="28"/>
-          <w:u w:val="none"/>
-        </w:rPr>
-      </w:pPr>
-    </w:p>
-    <w:p>
-      <w:pPr>
-        <w:rPr>
-          <w:rFonts w:ascii="Book Antiqua" w:eastAsia="Times New Roman" w:hAnsi="Book Antiqua" w:cstheme="majorHAnsi"/>
+      </w:pPr>
+      <w:r>
+        <w:rPr>
+          <w:rFonts w:ascii="Times New Roman" w:eastAsia="Times New Roman" w:hAnsi="Times New Roman" w:cs="Times New Roman"/>
+          <w:b/>
+          <w:bCs/>
+          <w:sz w:val="28"/>
+          <w:szCs w:val="28"/>
+          <w:u w:val="none"/>
+          <w:lang w:val="en-IN"/>
+        </w:rPr>
+        <w:lastRenderedPageBreak/>
+        <w:t>The sto</w:t>
+      </w:r>
+      <w:r>
+        <w:rPr>
+          <w:rFonts w:ascii="Times New Roman" w:eastAsia="Times New Roman" w:hAnsi="Times New Roman" w:cs="Times New Roman"/>
+          <w:b/>
+          <w:bCs/>
+          <w:sz w:val="28"/>
+          <w:szCs w:val="28"/>
+          <w:u w:val="none"/>
+          <w:lang w:val="en-IN"/>
+        </w:rPr>
+        <w:t>r</w:t>
+      </w:r>
+      <w:r>
+        <w:rPr>
+          <w:rFonts w:ascii="Times New Roman" w:eastAsia="Times New Roman" w:hAnsi="Times New Roman" w:cs="Times New Roman"/>
+          <w:b/>
+          <w:bCs/>
+          <w:sz w:val="28"/>
+          <w:szCs w:val="28"/>
+          <w:u w:val="none"/>
+          <w:lang w:val="en-IN"/>
+        </w:rPr>
+        <w:t>ies amongst your group towards completion of the project which you don’t mind sharing wi</w:t>
+      </w:r>
+      <w:r>
+        <w:rPr>
+          <w:rFonts w:ascii="Times New Roman" w:eastAsia="Times New Roman" w:hAnsi="Times New Roman" w:cs="Times New Roman"/>
+          <w:b/>
+          <w:bCs/>
+          <w:sz w:val="28"/>
+          <w:szCs w:val="28"/>
+          <w:u w:val="none"/>
+          <w:lang w:val="en-IN"/>
+        </w:rPr>
+        <w:t>th</w:t>
+      </w:r>
+      <w:r>
+        <w:rPr>
+          <w:rFonts w:ascii="Times New Roman" w:eastAsia="Times New Roman" w:hAnsi="Times New Roman" w:cs="Times New Roman"/>
+          <w:b/>
+          <w:bCs/>
+          <w:sz w:val="28"/>
+          <w:szCs w:val="28"/>
+          <w:u w:val="none"/>
+          <w:lang w:val="en-IN"/>
+        </w:rPr>
+        <w:t xml:space="preserve"> all.</w:t>
+      </w:r>
+    </w:p>
+    <w:p>
+      <w:pPr>
+        <w:rPr>
+          <w:rFonts w:ascii="Times New Roman" w:eastAsia="Times New Roman" w:hAnsi="Times New Roman" w:cs="Times New Roman"/>
+          <w:sz w:val="28"/>
+          <w:szCs w:val="28"/>
+          <w:u w:val="none"/>
+          <w:lang w:val="en-IN"/>
+        </w:rPr>
+      </w:pPr>
+    </w:p>
+    <w:p>
+      <w:pPr>
+        <w:spacing w:line="240" w:lineRule="auto"/>
+        <w:rPr>
+          <w:rFonts w:ascii="Times New Roman" w:eastAsia="Times New Roman" w:hAnsi="Times New Roman" w:cs="Times New Roman"/>
+          <w:sz w:val="28"/>
+          <w:szCs w:val="28"/>
+          <w:u w:val="none"/>
+          <w:lang w:val="en-IN"/>
+        </w:rPr>
+      </w:pPr>
+      <w:r>
+        <w:rPr>
+          <w:rFonts w:ascii="Times New Roman" w:eastAsia="Times New Roman" w:hAnsi="Times New Roman" w:cs="Times New Roman"/>
+          <w:sz w:val="28"/>
+          <w:szCs w:val="28"/>
+          <w:u w:val="none"/>
+          <w:lang w:val="en-IN"/>
+        </w:rPr>
+        <w:t>We learnt Git and GitHub together as our collaborative platform and a tool to version-control, which honestly saved us quite a few times, by rolling back to a bug-free edition. We also found out that the technologies we learn in college are just basics, and sometimes depreciated syntaxes which are inefficient and bad practices which are frowned upon in this domain. We learnt a lot of new stuff which was too crucial to not be taught. This made us realise that learning through projects is the way to progress and not just college lectures.</w:t>
+      </w:r>
+    </w:p>
+    <w:p>
+      <w:pPr>
+        <w:spacing w:line="240" w:lineRule="auto"/>
+        <w:rPr>
+          <w:rFonts w:ascii="Times New Roman" w:eastAsia="Times New Roman" w:hAnsi="Times New Roman" w:cs="Times New Roman"/>
+          <w:sz w:val="28"/>
+          <w:szCs w:val="28"/>
+          <w:u w:val="none"/>
+          <w:lang w:val="en-IN"/>
+        </w:rPr>
+      </w:pPr>
+    </w:p>
+    <w:p>
+      <w:pPr>
+        <w:spacing w:line="240" w:lineRule="auto"/>
+        <w:rPr>
+          <w:rFonts w:ascii="Times New Roman" w:eastAsia="Times New Roman" w:hAnsi="Times New Roman" w:cs="Times New Roman"/>
+          <w:sz w:val="28"/>
+          <w:szCs w:val="28"/>
+          <w:u w:val="none"/>
+          <w:lang w:val="en-IN"/>
+        </w:rPr>
+      </w:pPr>
+      <w:r>
+        <w:rPr>
+          <w:rFonts w:ascii="Times New Roman" w:eastAsia="Times New Roman" w:hAnsi="Times New Roman" w:cs="Times New Roman"/>
+          <w:sz w:val="28"/>
+          <w:szCs w:val="28"/>
+          <w:u w:val="none"/>
+          <w:lang w:val="en-IN"/>
+        </w:rPr>
+        <w:t>Abheek’s PC would occasionally refuse to run SQL server and</w:t>
+      </w:r>
+      <w:r>
+        <w:rPr>
+          <w:rFonts w:ascii="Times New Roman" w:eastAsia="Times New Roman" w:hAnsi="Times New Roman" w:cs="Times New Roman"/>
+          <w:sz w:val="28"/>
+          <w:szCs w:val="28"/>
+          <w:u w:val="none"/>
+          <w:lang w:val="en-IN"/>
+        </w:rPr>
+        <w:t xml:space="preserve"> </w:t>
+      </w:r>
+      <w:r>
+        <w:rPr>
+          <w:rFonts w:ascii="Times New Roman" w:eastAsia="Times New Roman" w:hAnsi="Times New Roman" w:cs="Times New Roman"/>
+          <w:sz w:val="28"/>
+          <w:szCs w:val="28"/>
+          <w:u w:val="none"/>
+          <w:lang w:val="en-IN"/>
+        </w:rPr>
+        <w:t>we had to debug and fix it for hours</w:t>
+      </w:r>
+      <w:r>
+        <w:rPr>
+          <w:rFonts w:ascii="Times New Roman" w:eastAsia="Times New Roman" w:hAnsi="Times New Roman" w:cs="Times New Roman"/>
+          <w:sz w:val="28"/>
+          <w:szCs w:val="28"/>
+          <w:u w:val="none"/>
+          <w:lang w:val="en-IN"/>
+        </w:rPr>
+        <w:t>.</w:t>
+      </w:r>
+      <w:r>
+        <w:rPr>
+          <w:rFonts w:ascii="Times New Roman" w:eastAsia="Times New Roman" w:hAnsi="Times New Roman" w:cs="Times New Roman"/>
+          <w:sz w:val="28"/>
+          <w:szCs w:val="28"/>
+          <w:u w:val="none"/>
+          <w:lang w:val="en-IN"/>
+        </w:rPr>
+        <w:t xml:space="preserve"> </w:t>
+      </w:r>
+      <w:r>
+        <w:rPr>
+          <w:rFonts w:ascii="Times New Roman" w:eastAsia="Times New Roman" w:hAnsi="Times New Roman" w:cs="Times New Roman"/>
+          <w:sz w:val="28"/>
+          <w:szCs w:val="28"/>
+          <w:u w:val="none"/>
+          <w:lang w:val="en-IN"/>
+        </w:rPr>
+        <w:t>Swara was not able to log into her old GitHub account and had to painstakingly recover it. Smit almost quit while coding since the SQL code was relatively new to us and had to learn it through its official documentation. Sarthak’s VS code was not running so he decided to download 100 extensions and it still couldn’t run.</w:t>
+      </w:r>
+    </w:p>
+    <w:p>
+      <w:pPr>
+        <w:rPr>
+          <w:rFonts w:ascii="Times New Roman" w:eastAsia="Times New Roman" w:hAnsi="Times New Roman" w:cs="Times New Roman"/>
+          <w:b/>
+          <w:sz w:val="28"/>
+          <w:szCs w:val="28"/>
+          <w:u w:val="none"/>
+        </w:rPr>
+      </w:pPr>
+    </w:p>
+    <w:p>
+      <w:pPr>
+        <w:rPr>
+          <w:rFonts w:ascii="Times New Roman" w:eastAsia="Times New Roman" w:hAnsi="Times New Roman" w:cs="Times New Roman"/>
           <w:b/>
           <w:sz w:val="28"/>
           <w:szCs w:val="28"/>
@@ -3691,7 +5713,7 @@
       </w:pPr>
     </w:p>
     <w:sectPr>
-      <w:footerReference w:type="default" r:id="rId11"/>
+      <w:footerReference w:type="default" r:id="rId21"/>
       <w:pgSz w:w="12240" w:h="15840"/>
       <w:pgMar w:top="1440" w:right="1440" w:bottom="1440" w:left="1440" w:header="720" w:footer="720" w:gutter="0"/>
       <w:pgNumType w:start="1"/>
@@ -4145,6 +6167,155 @@
     </w:lvl>
   </w:abstractNum>
   <w:abstractNum w:abstractNumId="4" w15:restartNumberingAfterBreak="0">
+    <w:nsid w:val="26DC7D10"/>
+    <w:multiLevelType w:val="multilevel"/>
+    <w:tmpl w:val="218C65F4"/>
+    <w:lvl w:ilvl="0">
+      <w:start w:val="1"/>
+      <w:numFmt w:val="bullet"/>
+      <w:lvlText w:val=""/>
+      <w:lvlJc w:val="left"/>
+      <w:pPr>
+        <w:tabs>
+          <w:tab w:val="num" w:pos="720"/>
+        </w:tabs>
+        <w:ind w:left="720" w:hanging="360"/>
+      </w:pPr>
+      <w:rPr>
+        <w:rFonts w:ascii="Symbol" w:hAnsi="Symbol" w:hint="default"/>
+        <w:sz w:val="20"/>
+      </w:rPr>
+    </w:lvl>
+    <w:lvl w:ilvl="1" w:tentative="1">
+      <w:start w:val="1"/>
+      <w:numFmt w:val="bullet"/>
+      <w:lvlText w:val="o"/>
+      <w:lvlJc w:val="left"/>
+      <w:pPr>
+        <w:tabs>
+          <w:tab w:val="num" w:pos="1440"/>
+        </w:tabs>
+        <w:ind w:left="1440" w:hanging="360"/>
+      </w:pPr>
+      <w:rPr>
+        <w:rFonts w:ascii="Courier New" w:hAnsi="Courier New" w:hint="default"/>
+        <w:sz w:val="20"/>
+      </w:rPr>
+    </w:lvl>
+    <w:lvl w:ilvl="2" w:tentative="1">
+      <w:start w:val="1"/>
+      <w:numFmt w:val="bullet"/>
+      <w:lvlText w:val=""/>
+      <w:lvlJc w:val="left"/>
+      <w:pPr>
+        <w:tabs>
+          <w:tab w:val="num" w:pos="2160"/>
+        </w:tabs>
+        <w:ind w:left="2160" w:hanging="360"/>
+      </w:pPr>
+      <w:rPr>
+        <w:rFonts w:ascii="Wingdings" w:hAnsi="Wingdings" w:hint="default"/>
+        <w:sz w:val="20"/>
+      </w:rPr>
+    </w:lvl>
+    <w:lvl w:ilvl="3" w:tentative="1">
+      <w:start w:val="1"/>
+      <w:numFmt w:val="bullet"/>
+      <w:lvlText w:val=""/>
+      <w:lvlJc w:val="left"/>
+      <w:pPr>
+        <w:tabs>
+          <w:tab w:val="num" w:pos="2880"/>
+        </w:tabs>
+        <w:ind w:left="2880" w:hanging="360"/>
+      </w:pPr>
+      <w:rPr>
+        <w:rFonts w:ascii="Wingdings" w:hAnsi="Wingdings" w:hint="default"/>
+        <w:sz w:val="20"/>
+      </w:rPr>
+    </w:lvl>
+    <w:lvl w:ilvl="4" w:tentative="1">
+      <w:start w:val="1"/>
+      <w:numFmt w:val="bullet"/>
+      <w:lvlText w:val=""/>
+      <w:lvlJc w:val="left"/>
+      <w:pPr>
+        <w:tabs>
+          <w:tab w:val="num" w:pos="3600"/>
+        </w:tabs>
+        <w:ind w:left="3600" w:hanging="360"/>
+      </w:pPr>
+      <w:rPr>
+        <w:rFonts w:ascii="Wingdings" w:hAnsi="Wingdings" w:hint="default"/>
+        <w:sz w:val="20"/>
+      </w:rPr>
+    </w:lvl>
+    <w:lvl w:ilvl="5" w:tentative="1">
+      <w:start w:val="1"/>
+      <w:numFmt w:val="bullet"/>
+      <w:lvlText w:val=""/>
+      <w:lvlJc w:val="left"/>
+      <w:pPr>
+        <w:tabs>
+          <w:tab w:val="num" w:pos="4320"/>
+        </w:tabs>
+        <w:ind w:left="4320" w:hanging="360"/>
+      </w:pPr>
+      <w:rPr>
+        <w:rFonts w:ascii="Wingdings" w:hAnsi="Wingdings" w:hint="default"/>
+        <w:sz w:val="20"/>
+      </w:rPr>
+    </w:lvl>
+    <w:lvl w:ilvl="6" w:tentative="1">
+      <w:start w:val="1"/>
+      <w:numFmt w:val="bullet"/>
+      <w:lvlText w:val=""/>
+      <w:lvlJc w:val="left"/>
+      <w:pPr>
+        <w:tabs>
+          <w:tab w:val="num" w:pos="5040"/>
+        </w:tabs>
+        <w:ind w:left="5040" w:hanging="360"/>
+      </w:pPr>
+      <w:rPr>
+        <w:rFonts w:ascii="Wingdings" w:hAnsi="Wingdings" w:hint="default"/>
+        <w:sz w:val="20"/>
+      </w:rPr>
+    </w:lvl>
+    <w:lvl w:ilvl="7" w:tentative="1">
+      <w:start w:val="1"/>
+      <w:numFmt w:val="bullet"/>
+      <w:lvlText w:val=""/>
+      <w:lvlJc w:val="left"/>
+      <w:pPr>
+        <w:tabs>
+          <w:tab w:val="num" w:pos="5760"/>
+        </w:tabs>
+        <w:ind w:left="5760" w:hanging="360"/>
+      </w:pPr>
+      <w:rPr>
+        <w:rFonts w:ascii="Wingdings" w:hAnsi="Wingdings" w:hint="default"/>
+        <w:sz w:val="20"/>
+      </w:rPr>
+    </w:lvl>
+    <w:lvl w:ilvl="8" w:tentative="1">
+      <w:start w:val="1"/>
+      <w:numFmt w:val="bullet"/>
+      <w:lvlText w:val=""/>
+      <w:lvlJc w:val="left"/>
+      <w:pPr>
+        <w:tabs>
+          <w:tab w:val="num" w:pos="6480"/>
+        </w:tabs>
+        <w:ind w:left="6480" w:hanging="360"/>
+      </w:pPr>
+      <w:rPr>
+        <w:rFonts w:ascii="Wingdings" w:hAnsi="Wingdings" w:hint="default"/>
+        <w:sz w:val="20"/>
+      </w:rPr>
+    </w:lvl>
+  </w:abstractNum>
+  <w:abstractNum w:abstractNumId="5" w15:restartNumberingAfterBreak="0">
     <w:nsid w:val="2B8B3EC3"/>
     <w:multiLevelType w:val="hybridMultilevel"/>
     <w:tmpl w:val="5510CF14"/>
@@ -4233,7 +6404,7 @@
       </w:pPr>
     </w:lvl>
   </w:abstractNum>
-  <w:abstractNum w:abstractNumId="5" w15:restartNumberingAfterBreak="0">
+  <w:abstractNum w:abstractNumId="6" w15:restartNumberingAfterBreak="0">
     <w:nsid w:val="35D2065A"/>
     <w:multiLevelType w:val="multilevel"/>
     <w:tmpl w:val="D13ED728"/>
@@ -4346,7 +6517,7 @@
       </w:rPr>
     </w:lvl>
   </w:abstractNum>
-  <w:abstractNum w:abstractNumId="6" w15:restartNumberingAfterBreak="0">
+  <w:abstractNum w:abstractNumId="7" w15:restartNumberingAfterBreak="0">
     <w:nsid w:val="37C664D0"/>
     <w:multiLevelType w:val="hybridMultilevel"/>
     <w:tmpl w:val="8CCA9012"/>
@@ -4432,7 +6603,156 @@
       </w:pPr>
     </w:lvl>
   </w:abstractNum>
-  <w:abstractNum w:abstractNumId="7" w15:restartNumberingAfterBreak="0">
+  <w:abstractNum w:abstractNumId="8" w15:restartNumberingAfterBreak="0">
+    <w:nsid w:val="3F766626"/>
+    <w:multiLevelType w:val="multilevel"/>
+    <w:tmpl w:val="029436E6"/>
+    <w:lvl w:ilvl="0">
+      <w:start w:val="1"/>
+      <w:numFmt w:val="bullet"/>
+      <w:lvlText w:val=""/>
+      <w:lvlJc w:val="left"/>
+      <w:pPr>
+        <w:tabs>
+          <w:tab w:val="num" w:pos="720"/>
+        </w:tabs>
+        <w:ind w:left="720" w:hanging="360"/>
+      </w:pPr>
+      <w:rPr>
+        <w:rFonts w:ascii="Symbol" w:hAnsi="Symbol" w:hint="default"/>
+        <w:sz w:val="20"/>
+      </w:rPr>
+    </w:lvl>
+    <w:lvl w:ilvl="1" w:tentative="1">
+      <w:start w:val="1"/>
+      <w:numFmt w:val="bullet"/>
+      <w:lvlText w:val="o"/>
+      <w:lvlJc w:val="left"/>
+      <w:pPr>
+        <w:tabs>
+          <w:tab w:val="num" w:pos="1440"/>
+        </w:tabs>
+        <w:ind w:left="1440" w:hanging="360"/>
+      </w:pPr>
+      <w:rPr>
+        <w:rFonts w:ascii="Courier New" w:hAnsi="Courier New" w:hint="default"/>
+        <w:sz w:val="20"/>
+      </w:rPr>
+    </w:lvl>
+    <w:lvl w:ilvl="2" w:tentative="1">
+      <w:start w:val="1"/>
+      <w:numFmt w:val="bullet"/>
+      <w:lvlText w:val=""/>
+      <w:lvlJc w:val="left"/>
+      <w:pPr>
+        <w:tabs>
+          <w:tab w:val="num" w:pos="2160"/>
+        </w:tabs>
+        <w:ind w:left="2160" w:hanging="360"/>
+      </w:pPr>
+      <w:rPr>
+        <w:rFonts w:ascii="Wingdings" w:hAnsi="Wingdings" w:hint="default"/>
+        <w:sz w:val="20"/>
+      </w:rPr>
+    </w:lvl>
+    <w:lvl w:ilvl="3" w:tentative="1">
+      <w:start w:val="1"/>
+      <w:numFmt w:val="bullet"/>
+      <w:lvlText w:val=""/>
+      <w:lvlJc w:val="left"/>
+      <w:pPr>
+        <w:tabs>
+          <w:tab w:val="num" w:pos="2880"/>
+        </w:tabs>
+        <w:ind w:left="2880" w:hanging="360"/>
+      </w:pPr>
+      <w:rPr>
+        <w:rFonts w:ascii="Wingdings" w:hAnsi="Wingdings" w:hint="default"/>
+        <w:sz w:val="20"/>
+      </w:rPr>
+    </w:lvl>
+    <w:lvl w:ilvl="4" w:tentative="1">
+      <w:start w:val="1"/>
+      <w:numFmt w:val="bullet"/>
+      <w:lvlText w:val=""/>
+      <w:lvlJc w:val="left"/>
+      <w:pPr>
+        <w:tabs>
+          <w:tab w:val="num" w:pos="3600"/>
+        </w:tabs>
+        <w:ind w:left="3600" w:hanging="360"/>
+      </w:pPr>
+      <w:rPr>
+        <w:rFonts w:ascii="Wingdings" w:hAnsi="Wingdings" w:hint="default"/>
+        <w:sz w:val="20"/>
+      </w:rPr>
+    </w:lvl>
+    <w:lvl w:ilvl="5" w:tentative="1">
+      <w:start w:val="1"/>
+      <w:numFmt w:val="bullet"/>
+      <w:lvlText w:val=""/>
+      <w:lvlJc w:val="left"/>
+      <w:pPr>
+        <w:tabs>
+          <w:tab w:val="num" w:pos="4320"/>
+        </w:tabs>
+        <w:ind w:left="4320" w:hanging="360"/>
+      </w:pPr>
+      <w:rPr>
+        <w:rFonts w:ascii="Wingdings" w:hAnsi="Wingdings" w:hint="default"/>
+        <w:sz w:val="20"/>
+      </w:rPr>
+    </w:lvl>
+    <w:lvl w:ilvl="6" w:tentative="1">
+      <w:start w:val="1"/>
+      <w:numFmt w:val="bullet"/>
+      <w:lvlText w:val=""/>
+      <w:lvlJc w:val="left"/>
+      <w:pPr>
+        <w:tabs>
+          <w:tab w:val="num" w:pos="5040"/>
+        </w:tabs>
+        <w:ind w:left="5040" w:hanging="360"/>
+      </w:pPr>
+      <w:rPr>
+        <w:rFonts w:ascii="Wingdings" w:hAnsi="Wingdings" w:hint="default"/>
+        <w:sz w:val="20"/>
+      </w:rPr>
+    </w:lvl>
+    <w:lvl w:ilvl="7" w:tentative="1">
+      <w:start w:val="1"/>
+      <w:numFmt w:val="bullet"/>
+      <w:lvlText w:val=""/>
+      <w:lvlJc w:val="left"/>
+      <w:pPr>
+        <w:tabs>
+          <w:tab w:val="num" w:pos="5760"/>
+        </w:tabs>
+        <w:ind w:left="5760" w:hanging="360"/>
+      </w:pPr>
+      <w:rPr>
+        <w:rFonts w:ascii="Wingdings" w:hAnsi="Wingdings" w:hint="default"/>
+        <w:sz w:val="20"/>
+      </w:rPr>
+    </w:lvl>
+    <w:lvl w:ilvl="8" w:tentative="1">
+      <w:start w:val="1"/>
+      <w:numFmt w:val="bullet"/>
+      <w:lvlText w:val=""/>
+      <w:lvlJc w:val="left"/>
+      <w:pPr>
+        <w:tabs>
+          <w:tab w:val="num" w:pos="6480"/>
+        </w:tabs>
+        <w:ind w:left="6480" w:hanging="360"/>
+      </w:pPr>
+      <w:rPr>
+        <w:rFonts w:ascii="Wingdings" w:hAnsi="Wingdings" w:hint="default"/>
+        <w:sz w:val="20"/>
+      </w:rPr>
+    </w:lvl>
+  </w:abstractNum>
+  <w:abstractNum w:abstractNumId="9" w15:restartNumberingAfterBreak="0">
     <w:nsid w:val="4D840FC7"/>
     <w:multiLevelType w:val="hybridMultilevel"/>
     <w:tmpl w:val="CD3E7EFC"/>
@@ -4518,7 +6838,7 @@
       </w:pPr>
     </w:lvl>
   </w:abstractNum>
-  <w:abstractNum w:abstractNumId="8" w15:restartNumberingAfterBreak="0">
+  <w:abstractNum w:abstractNumId="10" w15:restartNumberingAfterBreak="0">
     <w:nsid w:val="4F6C2272"/>
     <w:multiLevelType w:val="hybridMultilevel"/>
     <w:tmpl w:val="CD3E7EFC"/>
@@ -4604,7 +6924,7 @@
       </w:pPr>
     </w:lvl>
   </w:abstractNum>
-  <w:abstractNum w:abstractNumId="9" w15:restartNumberingAfterBreak="0">
+  <w:abstractNum w:abstractNumId="11" w15:restartNumberingAfterBreak="0">
     <w:nsid w:val="51B25BBC"/>
     <w:multiLevelType w:val="multilevel"/>
     <w:tmpl w:val="0EA42EDC"/>
@@ -4717,7 +7037,97 @@
       </w:rPr>
     </w:lvl>
   </w:abstractNum>
-  <w:abstractNum w:abstractNumId="10" w15:restartNumberingAfterBreak="0">
+  <w:abstractNum w:abstractNumId="12" w15:restartNumberingAfterBreak="0">
+    <w:nsid w:val="69BB6D7F"/>
+    <w:multiLevelType w:val="hybridMultilevel"/>
+    <w:tmpl w:val="5BE83A42"/>
+    <w:lvl w:ilvl="0" w:tplc="EECA51E6">
+      <w:start w:val="1"/>
+      <w:numFmt w:val="decimal"/>
+      <w:lvlText w:val="%1."/>
+      <w:lvlJc w:val="left"/>
+      <w:pPr>
+        <w:ind w:left="720" w:hanging="360"/>
+      </w:pPr>
+      <w:rPr>
+        <w:rFonts w:hint="default"/>
+        <w:b/>
+      </w:rPr>
+    </w:lvl>
+    <w:lvl w:ilvl="1" w:tplc="40090019" w:tentative="1">
+      <w:start w:val="1"/>
+      <w:numFmt w:val="lowerLetter"/>
+      <w:lvlText w:val="%2."/>
+      <w:lvlJc w:val="left"/>
+      <w:pPr>
+        <w:ind w:left="1440" w:hanging="360"/>
+      </w:pPr>
+    </w:lvl>
+    <w:lvl w:ilvl="2" w:tplc="4009001B" w:tentative="1">
+      <w:start w:val="1"/>
+      <w:numFmt w:val="lowerRoman"/>
+      <w:lvlText w:val="%3."/>
+      <w:lvlJc w:val="right"/>
+      <w:pPr>
+        <w:ind w:left="2160" w:hanging="180"/>
+      </w:pPr>
+    </w:lvl>
+    <w:lvl w:ilvl="3" w:tplc="4009000F" w:tentative="1">
+      <w:start w:val="1"/>
+      <w:numFmt w:val="decimal"/>
+      <w:lvlText w:val="%4."/>
+      <w:lvlJc w:val="left"/>
+      <w:pPr>
+        <w:ind w:left="2880" w:hanging="360"/>
+      </w:pPr>
+    </w:lvl>
+    <w:lvl w:ilvl="4" w:tplc="40090019" w:tentative="1">
+      <w:start w:val="1"/>
+      <w:numFmt w:val="lowerLetter"/>
+      <w:lvlText w:val="%5."/>
+      <w:lvlJc w:val="left"/>
+      <w:pPr>
+        <w:ind w:left="3600" w:hanging="360"/>
+      </w:pPr>
+    </w:lvl>
+    <w:lvl w:ilvl="5" w:tplc="4009001B" w:tentative="1">
+      <w:start w:val="1"/>
+      <w:numFmt w:val="lowerRoman"/>
+      <w:lvlText w:val="%6."/>
+      <w:lvlJc w:val="right"/>
+      <w:pPr>
+        <w:ind w:left="4320" w:hanging="180"/>
+      </w:pPr>
+    </w:lvl>
+    <w:lvl w:ilvl="6" w:tplc="4009000F" w:tentative="1">
+      <w:start w:val="1"/>
+      <w:numFmt w:val="decimal"/>
+      <w:lvlText w:val="%7."/>
+      <w:lvlJc w:val="left"/>
+      <w:pPr>
+        <w:ind w:left="5040" w:hanging="360"/>
+      </w:pPr>
+    </w:lvl>
+    <w:lvl w:ilvl="7" w:tplc="40090019" w:tentative="1">
+      <w:start w:val="1"/>
+      <w:numFmt w:val="lowerLetter"/>
+      <w:lvlText w:val="%8."/>
+      <w:lvlJc w:val="left"/>
+      <w:pPr>
+        <w:ind w:left="5760" w:hanging="360"/>
+      </w:pPr>
+    </w:lvl>
+    <w:lvl w:ilvl="8" w:tplc="4009001B" w:tentative="1">
+      <w:start w:val="1"/>
+      <w:numFmt w:val="lowerRoman"/>
+      <w:lvlText w:val="%9."/>
+      <w:lvlJc w:val="right"/>
+      <w:pPr>
+        <w:ind w:left="6480" w:hanging="180"/>
+      </w:pPr>
+    </w:lvl>
+  </w:abstractNum>
+  <w:abstractNum w:abstractNumId="13" w15:restartNumberingAfterBreak="0">
     <w:nsid w:val="6A8D7FC1"/>
     <w:multiLevelType w:val="multilevel"/>
     <w:tmpl w:val="A472453E"/>
@@ -4830,7 +7240,7 @@
       </w:rPr>
     </w:lvl>
   </w:abstractNum>
-  <w:abstractNum w:abstractNumId="11" w15:restartNumberingAfterBreak="0">
+  <w:abstractNum w:abstractNumId="14" w15:restartNumberingAfterBreak="0">
     <w:nsid w:val="6BCD5C38"/>
     <w:multiLevelType w:val="hybridMultilevel"/>
     <w:tmpl w:val="4CC44920"/>
@@ -4970,7 +7380,7 @@
       </w:rPr>
     </w:lvl>
   </w:abstractNum>
-  <w:abstractNum w:abstractNumId="12" w15:restartNumberingAfterBreak="0">
+  <w:abstractNum w:abstractNumId="15" w15:restartNumberingAfterBreak="0">
     <w:nsid w:val="733165C8"/>
     <w:multiLevelType w:val="multilevel"/>
     <w:tmpl w:val="E60AC8EA"/>
@@ -5083,7 +7493,7 @@
       </w:rPr>
     </w:lvl>
   </w:abstractNum>
-  <w:abstractNum w:abstractNumId="13" w15:restartNumberingAfterBreak="0">
+  <w:abstractNum w:abstractNumId="16" w15:restartNumberingAfterBreak="0">
     <w:nsid w:val="7B3871C4"/>
     <w:multiLevelType w:val="multilevel"/>
     <w:tmpl w:val="8048AB68"/>
@@ -5196,35 +7606,184 @@
       </w:rPr>
     </w:lvl>
   </w:abstractNum>
+  <w:abstractNum w:abstractNumId="17" w15:restartNumberingAfterBreak="0">
+    <w:nsid w:val="7BB946D2"/>
+    <w:multiLevelType w:val="multilevel"/>
+    <w:tmpl w:val="62B4F0D2"/>
+    <w:lvl w:ilvl="0">
+      <w:start w:val="1"/>
+      <w:numFmt w:val="bullet"/>
+      <w:lvlText w:val=""/>
+      <w:lvlJc w:val="left"/>
+      <w:pPr>
+        <w:tabs>
+          <w:tab w:val="num" w:pos="720"/>
+        </w:tabs>
+        <w:ind w:left="720" w:hanging="360"/>
+      </w:pPr>
+      <w:rPr>
+        <w:rFonts w:ascii="Symbol" w:hAnsi="Symbol" w:hint="default"/>
+        <w:sz w:val="20"/>
+      </w:rPr>
+    </w:lvl>
+    <w:lvl w:ilvl="1" w:tentative="1">
+      <w:start w:val="1"/>
+      <w:numFmt w:val="bullet"/>
+      <w:lvlText w:val="o"/>
+      <w:lvlJc w:val="left"/>
+      <w:pPr>
+        <w:tabs>
+          <w:tab w:val="num" w:pos="1440"/>
+        </w:tabs>
+        <w:ind w:left="1440" w:hanging="360"/>
+      </w:pPr>
+      <w:rPr>
+        <w:rFonts w:ascii="Courier New" w:hAnsi="Courier New" w:hint="default"/>
+        <w:sz w:val="20"/>
+      </w:rPr>
+    </w:lvl>
+    <w:lvl w:ilvl="2" w:tentative="1">
+      <w:start w:val="1"/>
+      <w:numFmt w:val="bullet"/>
+      <w:lvlText w:val=""/>
+      <w:lvlJc w:val="left"/>
+      <w:pPr>
+        <w:tabs>
+          <w:tab w:val="num" w:pos="2160"/>
+        </w:tabs>
+        <w:ind w:left="2160" w:hanging="360"/>
+      </w:pPr>
+      <w:rPr>
+        <w:rFonts w:ascii="Wingdings" w:hAnsi="Wingdings" w:hint="default"/>
+        <w:sz w:val="20"/>
+      </w:rPr>
+    </w:lvl>
+    <w:lvl w:ilvl="3" w:tentative="1">
+      <w:start w:val="1"/>
+      <w:numFmt w:val="bullet"/>
+      <w:lvlText w:val=""/>
+      <w:lvlJc w:val="left"/>
+      <w:pPr>
+        <w:tabs>
+          <w:tab w:val="num" w:pos="2880"/>
+        </w:tabs>
+        <w:ind w:left="2880" w:hanging="360"/>
+      </w:pPr>
+      <w:rPr>
+        <w:rFonts w:ascii="Wingdings" w:hAnsi="Wingdings" w:hint="default"/>
+        <w:sz w:val="20"/>
+      </w:rPr>
+    </w:lvl>
+    <w:lvl w:ilvl="4" w:tentative="1">
+      <w:start w:val="1"/>
+      <w:numFmt w:val="bullet"/>
+      <w:lvlText w:val=""/>
+      <w:lvlJc w:val="left"/>
+      <w:pPr>
+        <w:tabs>
+          <w:tab w:val="num" w:pos="3600"/>
+        </w:tabs>
+        <w:ind w:left="3600" w:hanging="360"/>
+      </w:pPr>
+      <w:rPr>
+        <w:rFonts w:ascii="Wingdings" w:hAnsi="Wingdings" w:hint="default"/>
+        <w:sz w:val="20"/>
+      </w:rPr>
+    </w:lvl>
+    <w:lvl w:ilvl="5" w:tentative="1">
+      <w:start w:val="1"/>
+      <w:numFmt w:val="bullet"/>
+      <w:lvlText w:val=""/>
+      <w:lvlJc w:val="left"/>
+      <w:pPr>
+        <w:tabs>
+          <w:tab w:val="num" w:pos="4320"/>
+        </w:tabs>
+        <w:ind w:left="4320" w:hanging="360"/>
+      </w:pPr>
+      <w:rPr>
+        <w:rFonts w:ascii="Wingdings" w:hAnsi="Wingdings" w:hint="default"/>
+        <w:sz w:val="20"/>
+      </w:rPr>
+    </w:lvl>
+    <w:lvl w:ilvl="6" w:tentative="1">
+      <w:start w:val="1"/>
+      <w:numFmt w:val="bullet"/>
+      <w:lvlText w:val=""/>
+      <w:lvlJc w:val="left"/>
+      <w:pPr>
+        <w:tabs>
+          <w:tab w:val="num" w:pos="5040"/>
+        </w:tabs>
+        <w:ind w:left="5040" w:hanging="360"/>
+      </w:pPr>
+      <w:rPr>
+        <w:rFonts w:ascii="Wingdings" w:hAnsi="Wingdings" w:hint="default"/>
+        <w:sz w:val="20"/>
+      </w:rPr>
+    </w:lvl>
+    <w:lvl w:ilvl="7" w:tentative="1">
+      <w:start w:val="1"/>
+      <w:numFmt w:val="bullet"/>
+      <w:lvlText w:val=""/>
+      <w:lvlJc w:val="left"/>
+      <w:pPr>
+        <w:tabs>
+          <w:tab w:val="num" w:pos="5760"/>
+        </w:tabs>
+        <w:ind w:left="5760" w:hanging="360"/>
+      </w:pPr>
+      <w:rPr>
+        <w:rFonts w:ascii="Wingdings" w:hAnsi="Wingdings" w:hint="default"/>
+        <w:sz w:val="20"/>
+      </w:rPr>
+    </w:lvl>
+    <w:lvl w:ilvl="8" w:tentative="1">
+      <w:start w:val="1"/>
+      <w:numFmt w:val="bullet"/>
+      <w:lvlText w:val=""/>
+      <w:lvlJc w:val="left"/>
+      <w:pPr>
+        <w:tabs>
+          <w:tab w:val="num" w:pos="6480"/>
+        </w:tabs>
+        <w:ind w:left="6480" w:hanging="360"/>
+      </w:pPr>
+      <w:rPr>
+        <w:rFonts w:ascii="Wingdings" w:hAnsi="Wingdings" w:hint="default"/>
+        <w:sz w:val="20"/>
+      </w:rPr>
+    </w:lvl>
+  </w:abstractNum>
   <w:num w:numId="1" w16cid:durableId="1396466383">
-    <w:abstractNumId w:val="12"/>
+    <w:abstractNumId w:val="15"/>
   </w:num>
   <w:num w:numId="2" w16cid:durableId="28453525">
-    <w:abstractNumId w:val="10"/>
+    <w:abstractNumId w:val="13"/>
   </w:num>
   <w:num w:numId="3" w16cid:durableId="866916930">
+    <w:abstractNumId w:val="11"/>
+  </w:num>
+  <w:num w:numId="4" w16cid:durableId="1178932121">
+    <w:abstractNumId w:val="16"/>
+  </w:num>
+  <w:num w:numId="5" w16cid:durableId="1159688187">
+    <w:abstractNumId w:val="6"/>
+  </w:num>
+  <w:num w:numId="6" w16cid:durableId="271788329">
+    <w:abstractNumId w:val="5"/>
+  </w:num>
+  <w:num w:numId="7" w16cid:durableId="1005791538">
+    <w:abstractNumId w:val="14"/>
+  </w:num>
+  <w:num w:numId="8" w16cid:durableId="1716588033">
+    <w:abstractNumId w:val="7"/>
+  </w:num>
+  <w:num w:numId="9" w16cid:durableId="1697460542">
     <w:abstractNumId w:val="9"/>
   </w:num>
-  <w:num w:numId="4" w16cid:durableId="1178932121">
-    <w:abstractNumId w:val="13"/>
-  </w:num>
-  <w:num w:numId="5" w16cid:durableId="1159688187">
-    <w:abstractNumId w:val="5"/>
-  </w:num>
-  <w:num w:numId="6" w16cid:durableId="271788329">
-    <w:abstractNumId w:val="4"/>
-  </w:num>
-  <w:num w:numId="7" w16cid:durableId="1005791538">
-    <w:abstractNumId w:val="11"/>
-  </w:num>
-  <w:num w:numId="8" w16cid:durableId="1716588033">
-    <w:abstractNumId w:val="6"/>
-  </w:num>
-  <w:num w:numId="9" w16cid:durableId="1697460542">
-    <w:abstractNumId w:val="7"/>
-  </w:num>
   <w:num w:numId="10" w16cid:durableId="1857570518">
-    <w:abstractNumId w:val="8"/>
+    <w:abstractNumId w:val="10"/>
   </w:num>
   <w:num w:numId="11" w16cid:durableId="1309439672">
     <w:abstractNumId w:val="3"/>
@@ -5237,6 +7796,18 @@
   </w:num>
   <w:num w:numId="14" w16cid:durableId="1570769292">
     <w:abstractNumId w:val="0"/>
+  </w:num>
+  <w:num w:numId="15" w16cid:durableId="1544707647">
+    <w:abstractNumId w:val="4"/>
+  </w:num>
+  <w:num w:numId="16" w16cid:durableId="696007097">
+    <w:abstractNumId w:val="17"/>
+  </w:num>
+  <w:num w:numId="17" w16cid:durableId="1025136780">
+    <w:abstractNumId w:val="8"/>
+  </w:num>
+  <w:num w:numId="18" w16cid:durableId="1105879039">
+    <w:abstractNumId w:val="12"/>
   </w:num>
 </w:numbering>
 </file>
@@ -5760,7 +8331,6 @@
   <w:style w:type="character" w:default="1" w:styleId="DefaultParagraphFont">
     <w:name w:val="Default Paragraph Font"/>
     <w:uiPriority w:val="1"/>
-    <w:semiHidden/>
     <w:unhideWhenUsed/>
   </w:style>
   <w:style w:type="table" w:default="1" w:styleId="TableNormal">
@@ -5908,6 +8478,29 @@
     <w:name w:val="normaltextrun"/>
     <w:basedOn w:val="DefaultParagraphFont"/>
     <w:rsid w:val="00E36156"/>
+  </w:style>
+  <w:style w:type="character" w:styleId="Hyperlink">
+    <w:name w:val="Hyperlink"/>
+    <w:basedOn w:val="DefaultParagraphFont"/>
+    <w:uiPriority w:val="99"/>
+    <w:unhideWhenUsed/>
+    <w:rsid w:val="00886EDD"/>
+    <w:rPr>
+      <w:color w:val="0000FF" w:themeColor="hyperlink"/>
+      <w:u w:val="single"/>
+    </w:rPr>
+  </w:style>
+  <w:style w:type="character" w:styleId="UnresolvedMention">
+    <w:name w:val="Unresolved Mention"/>
+    <w:basedOn w:val="DefaultParagraphFont"/>
+    <w:uiPriority w:val="99"/>
+    <w:semiHidden/>
+    <w:unhideWhenUsed/>
+    <w:rsid w:val="00886EDD"/>
+    <w:rPr>
+      <w:color w:val="605E5C"/>
+      <w:shd w:val="clear" w:color="auto" w:fill="E1DFDD"/>
+    </w:rPr>
   </w:style>
 </w:styles>
 </file>
@@ -6233,6 +8826,23 @@
 </file>
 
 <file path=customXml/item1.xml><?xml version="1.0" encoding="utf-8"?>
+<?mso-contentType ?>
+<FormTemplates xmlns="http://schemas.microsoft.com/sharepoint/v3/contenttype/forms">
+  <Display>DocumentLibraryForm</Display>
+  <Edit>DocumentLibraryForm</Edit>
+  <New>DocumentLibraryForm</New>
+</FormTemplates>
+</file>
+
+<file path=customXml/item2.xml><?xml version="1.0" encoding="utf-8"?>
+<p:properties xmlns:p="http://schemas.microsoft.com/office/2006/metadata/properties" xmlns:xsi="http://www.w3.org/2001/XMLSchema-instance" xmlns:pc="http://schemas.microsoft.com/office/infopath/2007/PartnerControls">
+  <documentManagement>
+    <ReferenceId xmlns="ec73edc8-2d4f-4e39-8abc-eda582e5199a" xsi:nil="true"/>
+  </documentManagement>
+</p:properties>
+</file>
+
+<file path=customXml/item3.xml><?xml version="1.0" encoding="utf-8"?>
 <ct:contentTypeSchema xmlns:ct="http://schemas.microsoft.com/office/2006/metadata/contentType" xmlns:ma="http://schemas.microsoft.com/office/2006/metadata/properties/metaAttributes" ct:_="" ma:_="" ma:contentTypeName="Document" ma:contentTypeID="0x010100E54EC30566DCB54694F8F9CC17F3A706" ma:contentTypeVersion="4" ma:contentTypeDescription="Create a new document." ma:contentTypeScope="" ma:versionID="d18be64404d390e04a2a7e2007380828">
   <xsd:schema xmlns:xsd="http://www.w3.org/2001/XMLSchema" xmlns:xs="http://www.w3.org/2001/XMLSchema" xmlns:p="http://schemas.microsoft.com/office/2006/metadata/properties" xmlns:ns2="ec73edc8-2d4f-4e39-8abc-eda582e5199a" targetNamespace="http://schemas.microsoft.com/office/2006/metadata/properties" ma:root="true" ma:fieldsID="4ca9a62922b9aa343c828427d5a323a7" ns2:_="">
     <xsd:import namespace="ec73edc8-2d4f-4e39-8abc-eda582e5199a"/>
@@ -6376,24 +8986,25 @@
 </ct:contentTypeSchema>
 </file>
 
-<file path=customXml/item2.xml><?xml version="1.0" encoding="utf-8"?>
-<p:properties xmlns:p="http://schemas.microsoft.com/office/2006/metadata/properties" xmlns:xsi="http://www.w3.org/2001/XMLSchema-instance" xmlns:pc="http://schemas.microsoft.com/office/infopath/2007/PartnerControls">
-  <documentManagement>
-    <ReferenceId xmlns="ec73edc8-2d4f-4e39-8abc-eda582e5199a" xsi:nil="true"/>
-  </documentManagement>
-</p:properties>
+<file path=customXml/itemProps1.xml><?xml version="1.0" encoding="utf-8"?>
+<ds:datastoreItem xmlns:ds="http://schemas.openxmlformats.org/officeDocument/2006/customXml" ds:itemID="{C538F258-F2E7-4F63-B313-CB4DC9CDBE47}">
+  <ds:schemaRefs>
+    <ds:schemaRef ds:uri="http://schemas.microsoft.com/sharepoint/v3/contenttype/forms"/>
+  </ds:schemaRefs>
+</ds:datastoreItem>
 </file>
 
-<file path=customXml/item3.xml><?xml version="1.0" encoding="utf-8"?>
-<?mso-contentType ?>
-<FormTemplates xmlns="http://schemas.microsoft.com/sharepoint/v3/contenttype/forms">
-  <Display>DocumentLibraryForm</Display>
-  <Edit>DocumentLibraryForm</Edit>
-  <New>DocumentLibraryForm</New>
-</FormTemplates>
+<file path=customXml/itemProps2.xml><?xml version="1.0" encoding="utf-8"?>
+<ds:datastoreItem xmlns:ds="http://schemas.openxmlformats.org/officeDocument/2006/customXml" ds:itemID="{9D4D52D9-D231-4D53-AFB1-6505340128DF}">
+  <ds:schemaRefs>
+    <ds:schemaRef ds:uri="http://schemas.microsoft.com/office/2006/metadata/properties"/>
+    <ds:schemaRef ds:uri="http://schemas.microsoft.com/office/infopath/2007/PartnerControls"/>
+    <ds:schemaRef ds:uri="ec73edc8-2d4f-4e39-8abc-eda582e5199a"/>
+  </ds:schemaRefs>
+</ds:datastoreItem>
 </file>
 
-<file path=customXml/itemProps1.xml><?xml version="1.0" encoding="utf-8"?>
+<file path=customXml/itemProps3.xml><?xml version="1.0" encoding="utf-8"?>
 <ds:datastoreItem xmlns:ds="http://schemas.openxmlformats.org/officeDocument/2006/customXml" ds:itemID="{85EAB83E-775A-4B71-A485-D9A4C9CE73B7}">
   <ds:schemaRefs>
     <ds:schemaRef ds:uri="http://schemas.microsoft.com/office/2006/metadata/contentType"/>
@@ -6409,22 +9020,4 @@
     <ds:schemaRef ds:uri="http://schemas.microsoft.com/internal/obd"/>
   </ds:schemaRefs>
 </ds:datastoreItem>
-</file>
-
-<file path=customXml/itemProps2.xml><?xml version="1.0" encoding="utf-8"?>
-<ds:datastoreItem xmlns:ds="http://schemas.openxmlformats.org/officeDocument/2006/customXml" ds:itemID="{9D4D52D9-D231-4D53-AFB1-6505340128DF}">
-  <ds:schemaRefs>
-    <ds:schemaRef ds:uri="http://schemas.microsoft.com/office/2006/metadata/properties"/>
-    <ds:schemaRef ds:uri="http://schemas.microsoft.com/office/infopath/2007/PartnerControls"/>
-    <ds:schemaRef ds:uri="ec73edc8-2d4f-4e39-8abc-eda582e5199a"/>
-  </ds:schemaRefs>
-</ds:datastoreItem>
-</file>
-
-<file path=customXml/itemProps3.xml><?xml version="1.0" encoding="utf-8"?>
-<ds:datastoreItem xmlns:ds="http://schemas.openxmlformats.org/officeDocument/2006/customXml" ds:itemID="{C538F258-F2E7-4F63-B313-CB4DC9CDBE47}">
-  <ds:schemaRefs>
-    <ds:schemaRef ds:uri="http://schemas.microsoft.com/sharepoint/v3/contenttype/forms"/>
-  </ds:schemaRefs>
-</ds:datastoreItem>
 </file>